--- a/docs/设计者视角.docx
+++ b/docs/设计者视角.docx
@@ -33,7 +33,7 @@
           <w:b/>
           <w:lang w:val="en-US" w:eastAsia="zh-CN"/>
         </w:rPr>
-        <w:t>为什么是这个形状</w:t>
+        <w:t>为什么是现在这个形状</w:t>
       </w:r>
       <w:r>
         <w:rPr>
@@ -52,7 +52,34 @@
           <w:rFonts w:ascii="Microsoft YaHei" w:hAnsi="Microsoft YaHei" w:eastAsia="Microsoft YaHei"/>
           <w:lang w:val="en-US" w:eastAsia="zh-CN"/>
         </w:rPr>
-        <w:t xml:space="preserve">部件与数据流见《架构总览》，每个机制保证什么、边界在哪见《architecture-机制清单》，怎么装怎么配见 </w:t>
+        <w:t>2026-10-21 重写：以</w:t>
+      </w:r>
+      <w:r>
+        <w:rPr>
+          <w:rFonts w:ascii="Microsoft YaHei" w:hAnsi="Microsoft YaHei" w:eastAsia="Microsoft YaHei"/>
+          <w:b/>
+          <w:lang w:val="en-US" w:eastAsia="zh-CN"/>
+        </w:rPr>
+        <w:t>设计目标</w:t>
+      </w:r>
+      <w:r>
+        <w:rPr>
+          <w:rFonts w:ascii="Microsoft YaHei" w:hAnsi="Microsoft YaHei" w:eastAsia="Microsoft YaHei"/>
+          <w:lang w:val="en-US" w:eastAsia="zh-CN"/>
+        </w:rPr>
+        <w:t>为纲，把每个功能放回它服务的那一步，说明它不是随手加的。</w:t>
+      </w:r>
+    </w:p>
+    <w:p>
+      <w:pPr>
+        <w:pStyle w:val="Quote"/>
+      </w:pPr>
+      <w:r>
+        <w:rPr>
+          <w:rFonts w:ascii="Microsoft YaHei" w:hAnsi="Microsoft YaHei" w:eastAsia="Microsoft YaHei"/>
+          <w:lang w:val="en-US" w:eastAsia="zh-CN"/>
+        </w:rPr>
+        <w:t xml:space="preserve">部件与数据流见《架构总览》；每个机制保证什么、边界在哪见《architecture-机制清单》；怎么装怎么配见 </w:t>
       </w:r>
       <w:r>
         <w:rPr>
@@ -81,7 +108,7 @@
           <w:b/>
           <w:lang w:val="en-US" w:eastAsia="zh-CN"/>
         </w:rPr>
-        <w:t>一、起点：思考的那个模块，是可以被换掉的</w:t>
+        <w:t>零、设计目标：让"认知"在换模型、换会话之后仍然成立</w:t>
       </w:r>
     </w:p>
     <w:p>
@@ -90,7 +117,7 @@
           <w:rFonts w:ascii="Microsoft YaHei" w:hAnsi="Microsoft YaHei" w:eastAsia="Microsoft YaHei"/>
           <w:lang w:val="en-US" w:eastAsia="zh-CN"/>
         </w:rPr>
-        <w:t>大多数"给 AI 加记忆"的方案，隐含假设是"模型会一直是这个模型"。</w:t>
+        <w:t>大多数"给 AI 加记忆"的方案，默认模型会一直是同一个模型、上下文会一直在。</w:t>
       </w:r>
     </w:p>
     <w:p>
@@ -99,7 +126,7 @@
           <w:rFonts w:ascii="Microsoft YaHei" w:hAnsi="Microsoft YaHei" w:eastAsia="Microsoft YaHei"/>
           <w:lang w:val="en-US" w:eastAsia="zh-CN"/>
         </w:rPr>
-        <w:t>我的起点相反：</w:t>
+        <w:t>Mnemos 的起点相反：</w:t>
       </w:r>
       <w:r>
         <w:rPr>
@@ -107,7 +134,7 @@
           <w:b/>
           <w:lang w:val="en-US" w:eastAsia="zh-CN"/>
         </w:rPr>
-        <w:t>它会被换掉、会被欺骗、会犯错，而且不一定能发现自己的错误。</w:t>
+        <w:t>模型会被换掉、会话会被折叠、上下文会消失。</w:t>
       </w:r>
     </w:p>
     <w:p>
@@ -116,12 +143,28 @@
           <w:rFonts w:ascii="Microsoft YaHei" w:hAnsi="Microsoft YaHei" w:eastAsia="Microsoft YaHei"/>
           <w:lang w:val="en-US" w:eastAsia="zh-CN"/>
         </w:rPr>
-        <w:t>于是有一条我认为不能让步的分界：</w:t>
+        <w:t>所以它要做的不是"存更多"，而是让</w:t>
+      </w:r>
+      <w:r>
+        <w:rPr>
+          <w:rFonts w:ascii="Microsoft YaHei" w:hAnsi="Microsoft YaHei" w:eastAsia="Microsoft YaHei"/>
+          <w:b/>
+          <w:lang w:val="en-US" w:eastAsia="zh-CN"/>
+        </w:rPr>
+        <w:t>判断在部件更换之后还能被接上</w:t>
+      </w:r>
+      <w:r>
+        <w:rPr>
+          <w:rFonts w:ascii="Microsoft YaHei" w:hAnsi="Microsoft YaHei" w:eastAsia="Microsoft YaHei"/>
+          <w:lang w:val="en-US" w:eastAsia="zh-CN"/>
+        </w:rPr>
+        <w:t>。</w:t>
       </w:r>
     </w:p>
     <w:p>
       <w:pPr>
-        <w:pStyle w:val="Quote"/>
+        <w:pStyle w:val="Heading3"/>
+        <w:jc w:val="left"/>
       </w:pPr>
       <w:r>
         <w:rPr>
@@ -129,41 +172,1225 @@
           <w:b/>
           <w:lang w:val="en-US" w:eastAsia="zh-CN"/>
         </w:rPr>
-        <w:t>判断在模型，身份与记录在文件。</w:t>
+        <w:t>0.1 三层递进</w:t>
       </w:r>
     </w:p>
     <w:p>
       <w:pPr>
-        <w:pStyle w:val="Quote"/>
-      </w:pPr>
-      <w:r>
-        <w:rPr>
-          <w:rFonts w:ascii="Microsoft YaHei" w:hAnsi="Microsoft YaHei" w:eastAsia="Microsoft YaHei"/>
-          <w:lang w:val="en-US" w:eastAsia="zh-CN"/>
-        </w:rPr>
-        <w:t>换掉推理模块，它仍然是同一个它 —— 因为"它是谁、做过哪些决定、为什么这么选"不在模型的权重里。</w:t>
+        <w:spacing w:before="140" w:after="20"/>
+      </w:pPr>
+      <w:r>
+        <w:rPr>
+          <w:rFonts w:ascii="Microsoft YaHei" w:hAnsi="Microsoft YaHei" w:eastAsia="Microsoft YaHei"/>
+          <w:b/>
+          <w:lang w:val="en-US" w:eastAsia="zh-CN"/>
+        </w:rPr>
+        <w:t>① 经验抽取</w:t>
       </w:r>
     </w:p>
     <w:p>
-      <w:r>
-        <w:rPr>
-          <w:rFonts w:ascii="Microsoft YaHei" w:hAnsi="Microsoft YaHei" w:eastAsia="Microsoft YaHei"/>
-          <w:lang w:val="en-US" w:eastAsia="zh-CN"/>
-        </w:rPr>
-        <w:t>这不是修辞。它决定了几处具体设计：记忆必须能被别的模型读懂（纯文本、可 diff）；自传体必须每轮注入；</w:t>
+      <w:pPr>
+        <w:spacing w:after="20"/>
+        <w:ind w:left="280"/>
+      </w:pPr>
+      <w:r>
+        <w:rPr>
+          <w:rFonts w:ascii="Microsoft YaHei" w:hAnsi="Microsoft YaHei" w:eastAsia="Microsoft YaHei"/>
+          <w:b/>
+          <w:lang w:val="en-US" w:eastAsia="zh-CN"/>
+        </w:rPr>
+        <w:t>要解决的问题：</w:t>
+      </w:r>
+      <w:r>
+        <w:rPr>
+          <w:rFonts w:ascii="Microsoft YaHei" w:hAnsi="Microsoft YaHei" w:eastAsia="Microsoft YaHei"/>
+          <w:lang w:val="en-US" w:eastAsia="zh-CN"/>
+        </w:rPr>
+        <w:t>同类任务做过一次，第二次还要从头想</w:t>
       </w:r>
     </w:p>
     <w:p>
-      <w:r>
-        <w:rPr>
-          <w:rFonts w:ascii="Microsoft YaHei" w:hAnsi="Microsoft YaHei" w:eastAsia="Microsoft YaHei"/>
-          <w:lang w:val="en-US" w:eastAsia="zh-CN"/>
-        </w:rPr>
-        <w:t>规则里凡是"能机械判定"的，都不许只写在提示词里。</w:t>
+      <w:pPr>
+        <w:spacing w:after="20"/>
+        <w:ind w:left="280"/>
+      </w:pPr>
+      <w:r>
+        <w:rPr>
+          <w:rFonts w:ascii="Microsoft YaHei" w:hAnsi="Microsoft YaHei" w:eastAsia="Microsoft YaHei"/>
+          <w:b/>
+          <w:lang w:val="en-US" w:eastAsia="zh-CN"/>
+        </w:rPr>
+        <w:t>对应机制：</w:t>
+      </w:r>
+      <w:r>
+        <w:rPr>
+          <w:rFonts w:ascii="Microsoft YaHei" w:hAnsi="Microsoft YaHei" w:eastAsia="Microsoft YaHei"/>
+          <w:lang w:val="en-US" w:eastAsia="zh-CN"/>
+        </w:rPr>
+        <w:t>技能体、学习协议、评审/验证/回归门</w:t>
       </w:r>
     </w:p>
     <w:p>
       <w:pPr>
+        <w:spacing w:after="20"/>
+        <w:ind w:left="280"/>
+      </w:pPr>
+      <w:r>
+        <w:rPr>
+          <w:rFonts w:ascii="Microsoft YaHei" w:hAnsi="Microsoft YaHei" w:eastAsia="Microsoft YaHei"/>
+          <w:b/>
+          <w:lang w:val="en-US" w:eastAsia="zh-CN"/>
+        </w:rPr>
+        <w:t>到了这一层，什么叫"成了"：</w:t>
+      </w:r>
+      <w:r>
+        <w:rPr>
+          <w:rFonts w:ascii="Microsoft YaHei" w:hAnsi="Microsoft YaHei" w:eastAsia="Microsoft YaHei"/>
+          <w:lang w:val="en-US" w:eastAsia="zh-CN"/>
+        </w:rPr>
+        <w:t>做法被编译成可复用技能，不必每次重新推理</w:t>
+      </w:r>
+    </w:p>
+    <w:p>
+      <w:pPr>
+        <w:spacing w:before="140" w:after="20"/>
+      </w:pPr>
+      <w:r>
+        <w:rPr>
+          <w:rFonts w:ascii="Microsoft YaHei" w:hAnsi="Microsoft YaHei" w:eastAsia="Microsoft YaHei"/>
+          <w:b/>
+          <w:lang w:val="en-US" w:eastAsia="zh-CN"/>
+        </w:rPr>
+        <w:t>② 记忆用于工作</w:t>
+      </w:r>
+    </w:p>
+    <w:p>
+      <w:pPr>
+        <w:spacing w:after="20"/>
+        <w:ind w:left="280"/>
+      </w:pPr>
+      <w:r>
+        <w:rPr>
+          <w:rFonts w:ascii="Microsoft YaHei" w:hAnsi="Microsoft YaHei" w:eastAsia="Microsoft YaHei"/>
+          <w:b/>
+          <w:lang w:val="en-US" w:eastAsia="zh-CN"/>
+        </w:rPr>
+        <w:t>要解决的问题：</w:t>
+      </w:r>
+      <w:r>
+        <w:rPr>
+          <w:rFonts w:ascii="Microsoft YaHei" w:hAnsi="Microsoft YaHei" w:eastAsia="Microsoft YaHei"/>
+          <w:lang w:val="en-US" w:eastAsia="zh-CN"/>
+        </w:rPr>
+        <w:t>跨会话/折叠后，不知道做到哪、依据是什么</w:t>
+      </w:r>
+    </w:p>
+    <w:p>
+      <w:pPr>
+        <w:spacing w:after="20"/>
+        <w:ind w:left="280"/>
+      </w:pPr>
+      <w:r>
+        <w:rPr>
+          <w:rFonts w:ascii="Microsoft YaHei" w:hAnsi="Microsoft YaHei" w:eastAsia="Microsoft YaHei"/>
+          <w:b/>
+          <w:lang w:val="en-US" w:eastAsia="zh-CN"/>
+        </w:rPr>
+        <w:t>对应机制：</w:t>
+      </w:r>
+      <w:r>
+        <w:rPr>
+          <w:rFonts w:ascii="Microsoft YaHei" w:hAnsi="Microsoft YaHei" w:eastAsia="Microsoft YaHei"/>
+          <w:lang w:val="en-US" w:eastAsia="zh-CN"/>
+        </w:rPr>
+        <w:t>记忆体、任务图档案、召回、自传体</w:t>
+      </w:r>
+    </w:p>
+    <w:p>
+      <w:pPr>
+        <w:spacing w:after="20"/>
+        <w:ind w:left="280"/>
+      </w:pPr>
+      <w:r>
+        <w:rPr>
+          <w:rFonts w:ascii="Microsoft YaHei" w:hAnsi="Microsoft YaHei" w:eastAsia="Microsoft YaHei"/>
+          <w:b/>
+          <w:lang w:val="en-US" w:eastAsia="zh-CN"/>
+        </w:rPr>
+        <w:t>到了这一层，什么叫"成了"：</w:t>
+      </w:r>
+      <w:r>
+        <w:rPr>
+          <w:rFonts w:ascii="Microsoft YaHei" w:hAnsi="Microsoft YaHei" w:eastAsia="Microsoft YaHei"/>
+          <w:lang w:val="en-US" w:eastAsia="zh-CN"/>
+        </w:rPr>
+        <w:t>换会话后能取回结论、状态与来由，接着做</w:t>
+      </w:r>
+    </w:p>
+    <w:p>
+      <w:pPr>
+        <w:spacing w:before="140" w:after="20"/>
+      </w:pPr>
+      <w:r>
+        <w:rPr>
+          <w:rFonts w:ascii="Microsoft YaHei" w:hAnsi="Microsoft YaHei" w:eastAsia="Microsoft YaHei"/>
+          <w:b/>
+          <w:lang w:val="en-US" w:eastAsia="zh-CN"/>
+        </w:rPr>
+        <w:t>③ 脱离记忆仍正常认知</w:t>
+      </w:r>
+    </w:p>
+    <w:p>
+      <w:pPr>
+        <w:spacing w:after="20"/>
+        <w:ind w:left="280"/>
+      </w:pPr>
+      <w:r>
+        <w:rPr>
+          <w:rFonts w:ascii="Microsoft YaHei" w:hAnsi="Microsoft YaHei" w:eastAsia="Microsoft YaHei"/>
+          <w:b/>
+          <w:lang w:val="en-US" w:eastAsia="zh-CN"/>
+        </w:rPr>
+        <w:t>要解决的问题：</w:t>
+      </w:r>
+      <w:r>
+        <w:rPr>
+          <w:rFonts w:ascii="Microsoft YaHei" w:hAnsi="Microsoft YaHei" w:eastAsia="Microsoft YaHei"/>
+          <w:lang w:val="en-US" w:eastAsia="zh-CN"/>
+        </w:rPr>
+        <w:t>理想状态：同类任务做过一次后，下次不查也能做对</w:t>
+      </w:r>
+    </w:p>
+    <w:p>
+      <w:pPr>
+        <w:spacing w:after="20"/>
+        <w:ind w:left="280"/>
+      </w:pPr>
+      <w:r>
+        <w:rPr>
+          <w:rFonts w:ascii="Microsoft YaHei" w:hAnsi="Microsoft YaHei" w:eastAsia="Microsoft YaHei"/>
+          <w:b/>
+          <w:lang w:val="en-US" w:eastAsia="zh-CN"/>
+        </w:rPr>
+        <w:t>对应机制：</w:t>
+      </w:r>
+      <w:r>
+        <w:rPr>
+          <w:rFonts w:ascii="Microsoft YaHei" w:hAnsi="Microsoft YaHei" w:eastAsia="Microsoft YaHei"/>
+          <w:lang w:val="en-US" w:eastAsia="zh-CN"/>
+        </w:rPr>
+        <w:t>①+② 的长期结果</w:t>
+      </w:r>
+    </w:p>
+    <w:p>
+      <w:pPr>
+        <w:spacing w:after="20"/>
+        <w:ind w:left="280"/>
+      </w:pPr>
+      <w:r>
+        <w:rPr>
+          <w:rFonts w:ascii="Microsoft YaHei" w:hAnsi="Microsoft YaHei" w:eastAsia="Microsoft YaHei"/>
+          <w:b/>
+          <w:lang w:val="en-US" w:eastAsia="zh-CN"/>
+        </w:rPr>
+        <w:t>到了这一层，什么叫"成了"：</w:t>
+      </w:r>
+      <w:r>
+        <w:rPr>
+          <w:rFonts w:ascii="Microsoft YaHei" w:hAnsi="Microsoft YaHei" w:eastAsia="Microsoft YaHei"/>
+          <w:lang w:val="en-US" w:eastAsia="zh-CN"/>
+        </w:rPr>
+        <w:t>需要检索的量下降，而不是检索质量更高</w:t>
+      </w:r>
+    </w:p>
+    <w:p>
+      <w:pPr>
+        <w:pStyle w:val="Heading3"/>
+        <w:jc w:val="left"/>
+      </w:pPr>
+      <w:r>
+        <w:rPr>
+          <w:rFonts w:ascii="Microsoft YaHei" w:hAnsi="Microsoft YaHei" w:eastAsia="Microsoft YaHei"/>
+          <w:b/>
+          <w:lang w:val="en-US" w:eastAsia="zh-CN"/>
+        </w:rPr>
+        <w:t>0.2 一句话差异</w:t>
+      </w:r>
+    </w:p>
+    <w:p>
+      <w:pPr>
+        <w:pStyle w:val="Quote"/>
+      </w:pPr>
+      <w:r>
+        <w:rPr>
+          <w:rFonts w:ascii="Microsoft YaHei" w:hAnsi="Microsoft YaHei" w:eastAsia="Microsoft YaHei"/>
+          <w:b/>
+          <w:lang w:val="en-US" w:eastAsia="zh-CN"/>
+        </w:rPr>
+        <w:t>我们优化的不是"检索得多准"，而是"需要检索的量有多少"。</w:t>
+      </w:r>
+    </w:p>
+    <w:p>
+      <w:pPr>
+        <w:pStyle w:val="Quote"/>
+      </w:pPr>
+      <w:r>
+        <w:rPr>
+          <w:rFonts w:ascii="Microsoft YaHei" w:hAnsi="Microsoft YaHei" w:eastAsia="Microsoft YaHei"/>
+          <w:lang w:val="en-US" w:eastAsia="zh-CN"/>
+        </w:rPr>
+        <w:t>检索再准，每次都要查，认知就没有沉淀；理想状态是：做过一次之后，下一次</w:t>
+      </w:r>
+      <w:r>
+        <w:rPr>
+          <w:rFonts w:ascii="Microsoft YaHei" w:hAnsi="Microsoft YaHei" w:eastAsia="Microsoft YaHei"/>
+          <w:b/>
+          <w:lang w:val="en-US" w:eastAsia="zh-CN"/>
+        </w:rPr>
+        <w:t>不查也对</w:t>
+      </w:r>
+      <w:r>
+        <w:rPr>
+          <w:rFonts w:ascii="Microsoft YaHei" w:hAnsi="Microsoft YaHei" w:eastAsia="Microsoft YaHei"/>
+          <w:lang w:val="en-US" w:eastAsia="zh-CN"/>
+        </w:rPr>
+        <w:t>。</w:t>
+      </w:r>
+    </w:p>
+    <w:p>
+      <w:pPr>
+        <w:pStyle w:val="Heading3"/>
+        <w:jc w:val="left"/>
+      </w:pPr>
+      <w:r>
+        <w:rPr>
+          <w:rFonts w:ascii="Microsoft YaHei" w:hAnsi="Microsoft YaHei" w:eastAsia="Microsoft YaHei"/>
+          <w:b/>
+          <w:lang w:val="en-US" w:eastAsia="zh-CN"/>
+        </w:rPr>
+        <w:t>0.3 三条可观测指标</w:t>
+      </w:r>
+    </w:p>
+    <w:p>
+      <w:pPr>
+        <w:pStyle w:val="ListNumber"/>
+      </w:pPr>
+      <w:r>
+        <w:rPr>
+          <w:rFonts w:ascii="Microsoft YaHei" w:hAnsi="Microsoft YaHei" w:eastAsia="Microsoft YaHei"/>
+          <w:b/>
+          <w:lang w:val="en-US" w:eastAsia="zh-CN"/>
+        </w:rPr>
+        <w:t>recall 次数下降</w:t>
+      </w:r>
+      <w:r>
+        <w:rPr>
+          <w:rFonts w:ascii="Microsoft YaHei" w:hAnsi="Microsoft YaHei" w:eastAsia="Microsoft YaHei"/>
+          <w:lang w:val="en-US" w:eastAsia="zh-CN"/>
+        </w:rPr>
+        <w:t>：同类任务不再反复查同样的东西；</w:t>
+      </w:r>
+    </w:p>
+    <w:p>
+      <w:pPr>
+        <w:pStyle w:val="ListNumber"/>
+      </w:pPr>
+      <w:r>
+        <w:rPr>
+          <w:rFonts w:ascii="Microsoft YaHei" w:hAnsi="Microsoft YaHei" w:eastAsia="Microsoft YaHei"/>
+          <w:b/>
+          <w:lang w:val="en-US" w:eastAsia="zh-CN"/>
+        </w:rPr>
+        <w:t>技能加载/命中上升</w:t>
+      </w:r>
+      <w:r>
+        <w:rPr>
+          <w:rFonts w:ascii="Microsoft YaHei" w:hAnsi="Microsoft YaHei" w:eastAsia="Microsoft YaHei"/>
+          <w:lang w:val="en-US" w:eastAsia="zh-CN"/>
+        </w:rPr>
+        <w:t>：经验被编译、被复用；</w:t>
+      </w:r>
+    </w:p>
+    <w:p>
+      <w:pPr>
+        <w:pStyle w:val="ListNumber"/>
+      </w:pPr>
+      <w:r>
+        <w:rPr>
+          <w:rFonts w:ascii="Microsoft YaHei" w:hAnsi="Microsoft YaHei" w:eastAsia="Microsoft YaHei"/>
+          <w:b/>
+          <w:lang w:val="en-US" w:eastAsia="zh-CN"/>
+        </w:rPr>
+        <w:t>首次不查也做对的比例上升</w:t>
+      </w:r>
+      <w:r>
+        <w:rPr>
+          <w:rFonts w:ascii="Microsoft YaHei" w:hAnsi="Microsoft YaHei" w:eastAsia="Microsoft YaHei"/>
+          <w:lang w:val="en-US" w:eastAsia="zh-CN"/>
+        </w:rPr>
+        <w:t>：这是最终目标，不是"记忆库变大"。</w:t>
+      </w:r>
+    </w:p>
+    <w:p>
+      <w:pPr>
+        <w:pStyle w:val="Heading3"/>
+        <w:jc w:val="left"/>
+      </w:pPr>
+      <w:r>
+        <w:rPr>
+          <w:rFonts w:ascii="Microsoft YaHei" w:hAnsi="Microsoft YaHei" w:eastAsia="Microsoft YaHei"/>
+          <w:b/>
+          <w:lang w:val="en-US" w:eastAsia="zh-CN"/>
+        </w:rPr>
+        <w:t>0.4 设计审查三问（每个新功能先过这三问）</w:t>
+      </w:r>
+    </w:p>
+    <w:p>
+      <w:pPr>
+        <w:pStyle w:val="ListNumber"/>
+      </w:pPr>
+      <w:r>
+        <w:rPr>
+          <w:rFonts w:ascii="Microsoft YaHei" w:hAnsi="Microsoft YaHei" w:eastAsia="Microsoft YaHei"/>
+          <w:b/>
+          <w:lang w:val="en-US" w:eastAsia="zh-CN"/>
+        </w:rPr>
+        <w:t>它减少了哪一次"必须重新检索/重新判断"？</w:t>
+      </w:r>
+      <w:r>
+        <w:rPr>
+          <w:rFonts w:ascii="Microsoft YaHei" w:hAnsi="Microsoft YaHei" w:eastAsia="Microsoft YaHei"/>
+          <w:lang w:val="en-US" w:eastAsia="zh-CN"/>
+        </w:rPr>
+        <w:t xml:space="preserve"> 减不了，就别加。</w:t>
+      </w:r>
+    </w:p>
+    <w:p>
+      <w:pPr>
+        <w:pStyle w:val="ListNumber"/>
+      </w:pPr>
+      <w:r>
+        <w:rPr>
+          <w:rFonts w:ascii="Microsoft YaHei" w:hAnsi="Microsoft YaHei" w:eastAsia="Microsoft YaHei"/>
+          <w:b/>
+          <w:lang w:val="en-US" w:eastAsia="zh-CN"/>
+        </w:rPr>
+        <w:t>它让哪条判断更可审计？</w:t>
+      </w:r>
+      <w:r>
+        <w:rPr>
+          <w:rFonts w:ascii="Microsoft YaHei" w:hAnsi="Microsoft YaHei" w:eastAsia="Microsoft YaHei"/>
+          <w:lang w:val="en-US" w:eastAsia="zh-CN"/>
+        </w:rPr>
+        <w:t xml:space="preserve"> 来由、可推翻、留痕，至少占一条。</w:t>
+      </w:r>
+    </w:p>
+    <w:p>
+      <w:pPr>
+        <w:pStyle w:val="ListNumber"/>
+      </w:pPr>
+      <w:r>
+        <w:rPr>
+          <w:rFonts w:ascii="Microsoft YaHei" w:hAnsi="Microsoft YaHei" w:eastAsia="Microsoft YaHei"/>
+          <w:b/>
+          <w:lang w:val="en-US" w:eastAsia="zh-CN"/>
+        </w:rPr>
+        <w:t>换掉推理模块后，它还剩下什么？</w:t>
+      </w:r>
+      <w:r>
+        <w:rPr>
+          <w:rFonts w:ascii="Microsoft YaHei" w:hAnsi="Microsoft YaHei" w:eastAsia="Microsoft YaHei"/>
+          <w:lang w:val="en-US" w:eastAsia="zh-CN"/>
+        </w:rPr>
+        <w:t xml:space="preserve"> 什么都不剩的，是模型能力，不是 Mnemos 的机制。</w:t>
+      </w:r>
+    </w:p>
+    <w:p>
+      <w:pPr>
+        <w:pStyle w:val="Heading3"/>
+        <w:jc w:val="left"/>
+      </w:pPr>
+      <w:r>
+        <w:rPr>
+          <w:rFonts w:ascii="Microsoft YaHei" w:hAnsi="Microsoft YaHei" w:eastAsia="Microsoft YaHei"/>
+          <w:b/>
+          <w:lang w:val="en-US" w:eastAsia="zh-CN"/>
+        </w:rPr>
+        <w:t>0.5 功能映射</w:t>
+      </w:r>
+    </w:p>
+    <w:p>
+      <w:pPr>
+        <w:spacing w:before="140" w:after="20"/>
+      </w:pPr>
+      <w:r>
+        <w:rPr>
+          <w:rFonts w:ascii="Microsoft YaHei" w:hAnsi="Microsoft YaHei" w:eastAsia="Microsoft YaHei"/>
+          <w:b/>
+          <w:lang w:val="en-US" w:eastAsia="zh-CN"/>
+        </w:rPr>
+        <w:t>记忆体 + 两段式召回</w:t>
+      </w:r>
+    </w:p>
+    <w:p>
+      <w:pPr>
+        <w:spacing w:after="20"/>
+        <w:ind w:left="280"/>
+      </w:pPr>
+      <w:r>
+        <w:rPr>
+          <w:rFonts w:ascii="Microsoft YaHei" w:hAnsi="Microsoft YaHei" w:eastAsia="Microsoft YaHei"/>
+          <w:b/>
+          <w:lang w:val="en-US" w:eastAsia="zh-CN"/>
+        </w:rPr>
+        <w:t>服务哪一层/哪个目标：</w:t>
+      </w:r>
+      <w:r>
+        <w:rPr>
+          <w:rFonts w:ascii="Microsoft YaHei" w:hAnsi="Microsoft YaHei" w:eastAsia="Microsoft YaHei"/>
+          <w:lang w:val="en-US" w:eastAsia="zh-CN"/>
+        </w:rPr>
+        <w:t>②：把结论与来由外置，上下文只留工作集</w:t>
+      </w:r>
+    </w:p>
+    <w:p>
+      <w:pPr>
+        <w:spacing w:after="20"/>
+        <w:ind w:left="280"/>
+      </w:pPr>
+      <w:r>
+        <w:rPr>
+          <w:rFonts w:ascii="Microsoft YaHei" w:hAnsi="Microsoft YaHei" w:eastAsia="Microsoft YaHei"/>
+          <w:b/>
+          <w:lang w:val="en-US" w:eastAsia="zh-CN"/>
+        </w:rPr>
+        <w:t>代价或边界：</w:t>
+      </w:r>
+      <w:r>
+        <w:rPr>
+          <w:rFonts w:ascii="Microsoft YaHei" w:hAnsi="Microsoft YaHei" w:eastAsia="Microsoft YaHei"/>
+          <w:lang w:val="en-US" w:eastAsia="zh-CN"/>
+        </w:rPr>
+        <w:t>关键词匹配会漏召；需要 discipline 写对</w:t>
+      </w:r>
+    </w:p>
+    <w:p>
+      <w:pPr>
+        <w:spacing w:before="140" w:after="20"/>
+      </w:pPr>
+      <w:r>
+        <w:rPr>
+          <w:rFonts w:ascii="Microsoft YaHei" w:hAnsi="Microsoft YaHei" w:eastAsia="Microsoft YaHei"/>
+          <w:b/>
+          <w:lang w:val="en-US" w:eastAsia="zh-CN"/>
+        </w:rPr>
+        <w:t>任务图档案</w:t>
+      </w:r>
+    </w:p>
+    <w:p>
+      <w:pPr>
+        <w:spacing w:after="20"/>
+        <w:ind w:left="280"/>
+      </w:pPr>
+      <w:r>
+        <w:rPr>
+          <w:rFonts w:ascii="Microsoft YaHei" w:hAnsi="Microsoft YaHei" w:eastAsia="Microsoft YaHei"/>
+          <w:b/>
+          <w:lang w:val="en-US" w:eastAsia="zh-CN"/>
+        </w:rPr>
+        <w:t>服务哪一层/哪个目标：</w:t>
+      </w:r>
+      <w:r>
+        <w:rPr>
+          <w:rFonts w:ascii="Microsoft YaHei" w:hAnsi="Microsoft YaHei" w:eastAsia="Microsoft YaHei"/>
+          <w:lang w:val="en-US" w:eastAsia="zh-CN"/>
+        </w:rPr>
+        <w:t>②：跨会话/折叠后的工作地址与依赖</w:t>
+      </w:r>
+    </w:p>
+    <w:p>
+      <w:pPr>
+        <w:spacing w:after="20"/>
+        <w:ind w:left="280"/>
+      </w:pPr>
+      <w:r>
+        <w:rPr>
+          <w:rFonts w:ascii="Microsoft YaHei" w:hAnsi="Microsoft YaHei" w:eastAsia="Microsoft YaHei"/>
+          <w:b/>
+          <w:lang w:val="en-US" w:eastAsia="zh-CN"/>
+        </w:rPr>
+        <w:t>代价或边界：</w:t>
+      </w:r>
+      <w:r>
+        <w:rPr>
+          <w:rFonts w:ascii="Microsoft YaHei" w:hAnsi="Microsoft YaHei" w:eastAsia="Microsoft YaHei"/>
+          <w:lang w:val="en-US" w:eastAsia="zh-CN"/>
+        </w:rPr>
+        <w:t>创建者会话没了只能等超期回收；小事开图是净亏损</w:t>
+      </w:r>
+    </w:p>
+    <w:p>
+      <w:pPr>
+        <w:spacing w:before="140" w:after="20"/>
+      </w:pPr>
+      <w:r>
+        <w:rPr>
+          <w:rFonts w:ascii="Microsoft YaHei" w:hAnsi="Microsoft YaHei" w:eastAsia="Microsoft YaHei"/>
+          <w:b/>
+          <w:lang w:val="en-US" w:eastAsia="zh-CN"/>
+        </w:rPr>
+        <w:t>技能体 + 学习协议</w:t>
+      </w:r>
+    </w:p>
+    <w:p>
+      <w:pPr>
+        <w:spacing w:after="20"/>
+        <w:ind w:left="280"/>
+      </w:pPr>
+      <w:r>
+        <w:rPr>
+          <w:rFonts w:ascii="Microsoft YaHei" w:hAnsi="Microsoft YaHei" w:eastAsia="Microsoft YaHei"/>
+          <w:b/>
+          <w:lang w:val="en-US" w:eastAsia="zh-CN"/>
+        </w:rPr>
+        <w:t>服务哪一层/哪个目标：</w:t>
+      </w:r>
+      <w:r>
+        <w:rPr>
+          <w:rFonts w:ascii="Microsoft YaHei" w:hAnsi="Microsoft YaHei" w:eastAsia="Microsoft YaHei"/>
+          <w:lang w:val="en-US" w:eastAsia="zh-CN"/>
+        </w:rPr>
+        <w:t>①：把经验编译成可复用做法</w:t>
+      </w:r>
+    </w:p>
+    <w:p>
+      <w:pPr>
+        <w:spacing w:after="20"/>
+        <w:ind w:left="280"/>
+      </w:pPr>
+      <w:r>
+        <w:rPr>
+          <w:rFonts w:ascii="Microsoft YaHei" w:hAnsi="Microsoft YaHei" w:eastAsia="Microsoft YaHei"/>
+          <w:b/>
+          <w:lang w:val="en-US" w:eastAsia="zh-CN"/>
+        </w:rPr>
+        <w:t>代价或边界：</w:t>
+      </w:r>
+      <w:r>
+        <w:rPr>
+          <w:rFonts w:ascii="Microsoft YaHei" w:hAnsi="Microsoft YaHei" w:eastAsia="Microsoft YaHei"/>
+          <w:lang w:val="en-US" w:eastAsia="zh-CN"/>
+        </w:rPr>
+        <w:t>验证有成本；弱模型可能不消费</w:t>
+      </w:r>
+    </w:p>
+    <w:p>
+      <w:pPr>
+        <w:spacing w:before="140" w:after="20"/>
+      </w:pPr>
+      <w:r>
+        <w:rPr>
+          <w:rFonts w:ascii="Microsoft YaHei" w:hAnsi="Microsoft YaHei" w:eastAsia="Microsoft YaHei"/>
+          <w:b/>
+          <w:lang w:val="en-US" w:eastAsia="zh-CN"/>
+        </w:rPr>
+        <w:t>折叠快照</w:t>
+      </w:r>
+    </w:p>
+    <w:p>
+      <w:pPr>
+        <w:spacing w:after="20"/>
+        <w:ind w:left="280"/>
+      </w:pPr>
+      <w:r>
+        <w:rPr>
+          <w:rFonts w:ascii="Microsoft YaHei" w:hAnsi="Microsoft YaHei" w:eastAsia="Microsoft YaHei"/>
+          <w:b/>
+          <w:lang w:val="en-US" w:eastAsia="zh-CN"/>
+        </w:rPr>
+        <w:t>服务哪一层/哪个目标：</w:t>
+      </w:r>
+      <w:r>
+        <w:rPr>
+          <w:rFonts w:ascii="Microsoft YaHei" w:hAnsi="Microsoft YaHei" w:eastAsia="Microsoft YaHei"/>
+          <w:lang w:val="en-US" w:eastAsia="zh-CN"/>
+        </w:rPr>
+        <w:t>②的兜底：折叠后短期抢救关键事实</w:t>
+      </w:r>
+    </w:p>
+    <w:p>
+      <w:pPr>
+        <w:spacing w:after="20"/>
+        <w:ind w:left="280"/>
+      </w:pPr>
+      <w:r>
+        <w:rPr>
+          <w:rFonts w:ascii="Microsoft YaHei" w:hAnsi="Microsoft YaHei" w:eastAsia="Microsoft YaHei"/>
+          <w:b/>
+          <w:lang w:val="en-US" w:eastAsia="zh-CN"/>
+        </w:rPr>
+        <w:t>代价或边界：</w:t>
+      </w:r>
+      <w:r>
+        <w:rPr>
+          <w:rFonts w:ascii="Microsoft YaHei" w:hAnsi="Microsoft YaHei" w:eastAsia="Microsoft YaHei"/>
+          <w:lang w:val="en-US" w:eastAsia="zh-CN"/>
+        </w:rPr>
+        <w:t>不保证被 open；只做 7 天短期兜底</w:t>
+      </w:r>
+    </w:p>
+    <w:p>
+      <w:pPr>
+        <w:spacing w:before="140" w:after="20"/>
+      </w:pPr>
+      <w:r>
+        <w:rPr>
+          <w:rFonts w:ascii="Microsoft YaHei" w:hAnsi="Microsoft YaHei" w:eastAsia="Microsoft YaHei"/>
+          <w:b/>
+          <w:lang w:val="en-US" w:eastAsia="zh-CN"/>
+        </w:rPr>
+        <w:t>隔离验证 + 来源标记</w:t>
+      </w:r>
+    </w:p>
+    <w:p>
+      <w:pPr>
+        <w:spacing w:after="20"/>
+        <w:ind w:left="280"/>
+      </w:pPr>
+      <w:r>
+        <w:rPr>
+          <w:rFonts w:ascii="Microsoft YaHei" w:hAnsi="Microsoft YaHei" w:eastAsia="Microsoft YaHei"/>
+          <w:b/>
+          <w:lang w:val="en-US" w:eastAsia="zh-CN"/>
+        </w:rPr>
+        <w:t>服务哪一层/哪个目标：</w:t>
+      </w:r>
+      <w:r>
+        <w:rPr>
+          <w:rFonts w:ascii="Microsoft YaHei" w:hAnsi="Microsoft YaHei" w:eastAsia="Microsoft YaHei"/>
+          <w:lang w:val="en-US" w:eastAsia="zh-CN"/>
+        </w:rPr>
+        <w:t>保护判断不被外部内容污染</w:t>
+      </w:r>
+    </w:p>
+    <w:p>
+      <w:pPr>
+        <w:spacing w:after="20"/>
+        <w:ind w:left="280"/>
+      </w:pPr>
+      <w:r>
+        <w:rPr>
+          <w:rFonts w:ascii="Microsoft YaHei" w:hAnsi="Microsoft YaHei" w:eastAsia="Microsoft YaHei"/>
+          <w:b/>
+          <w:lang w:val="en-US" w:eastAsia="zh-CN"/>
+        </w:rPr>
+        <w:t>代价或边界：</w:t>
+      </w:r>
+      <w:r>
+        <w:rPr>
+          <w:rFonts w:ascii="Microsoft YaHei" w:hAnsi="Microsoft YaHei" w:eastAsia="Microsoft YaHei"/>
+          <w:lang w:val="en-US" w:eastAsia="zh-CN"/>
+        </w:rPr>
+        <w:t>隔离只保证"不能执行"，不保证"说得对"</w:t>
+      </w:r>
+    </w:p>
+    <w:p>
+      <w:pPr>
+        <w:spacing w:before="140" w:after="20"/>
+      </w:pPr>
+      <w:r>
+        <w:rPr>
+          <w:rFonts w:ascii="Microsoft YaHei" w:hAnsi="Microsoft YaHei" w:eastAsia="Microsoft YaHei"/>
+          <w:b/>
+          <w:lang w:val="en-US" w:eastAsia="zh-CN"/>
+        </w:rPr>
+        <w:t>宪法 + 自传体</w:t>
+      </w:r>
+    </w:p>
+    <w:p>
+      <w:pPr>
+        <w:spacing w:after="20"/>
+        <w:ind w:left="280"/>
+      </w:pPr>
+      <w:r>
+        <w:rPr>
+          <w:rFonts w:ascii="Microsoft YaHei" w:hAnsi="Microsoft YaHei" w:eastAsia="Microsoft YaHei"/>
+          <w:b/>
+          <w:lang w:val="en-US" w:eastAsia="zh-CN"/>
+        </w:rPr>
+        <w:t>服务哪一层/哪个目标：</w:t>
+      </w:r>
+      <w:r>
+        <w:rPr>
+          <w:rFonts w:ascii="Microsoft YaHei" w:hAnsi="Microsoft YaHei" w:eastAsia="Microsoft YaHei"/>
+          <w:lang w:val="en-US" w:eastAsia="zh-CN"/>
+        </w:rPr>
+        <w:t>身份连续：换模型仍是同一个它</w:t>
+      </w:r>
+    </w:p>
+    <w:p>
+      <w:pPr>
+        <w:spacing w:after="20"/>
+        <w:ind w:left="280"/>
+      </w:pPr>
+      <w:r>
+        <w:rPr>
+          <w:rFonts w:ascii="Microsoft YaHei" w:hAnsi="Microsoft YaHei" w:eastAsia="Microsoft YaHei"/>
+          <w:b/>
+          <w:lang w:val="en-US" w:eastAsia="zh-CN"/>
+        </w:rPr>
+        <w:t>代价或边界：</w:t>
+      </w:r>
+      <w:r>
+        <w:rPr>
+          <w:rFonts w:ascii="Microsoft YaHei" w:hAnsi="Microsoft YaHei" w:eastAsia="Microsoft YaHei"/>
+          <w:lang w:val="en-US" w:eastAsia="zh-CN"/>
+        </w:rPr>
+        <w:t>宪法只读；自传体有预算</w:t>
+      </w:r>
+    </w:p>
+    <w:p>
+      <w:pPr>
+        <w:spacing w:before="140" w:after="20"/>
+      </w:pPr>
+      <w:r>
+        <w:rPr>
+          <w:rFonts w:ascii="Microsoft YaHei" w:hAnsi="Microsoft YaHei" w:eastAsia="Microsoft YaHei"/>
+          <w:b/>
+          <w:lang w:val="en-US" w:eastAsia="zh-CN"/>
+        </w:rPr>
+        <w:t>心跳维护</w:t>
+      </w:r>
+    </w:p>
+    <w:p>
+      <w:pPr>
+        <w:spacing w:after="20"/>
+        <w:ind w:left="280"/>
+      </w:pPr>
+      <w:r>
+        <w:rPr>
+          <w:rFonts w:ascii="Microsoft YaHei" w:hAnsi="Microsoft YaHei" w:eastAsia="Microsoft YaHei"/>
+          <w:b/>
+          <w:lang w:val="en-US" w:eastAsia="zh-CN"/>
+        </w:rPr>
+        <w:t>服务哪一层/哪个目标：</w:t>
+      </w:r>
+      <w:r>
+        <w:rPr>
+          <w:rFonts w:ascii="Microsoft YaHei" w:hAnsi="Microsoft YaHei" w:eastAsia="Microsoft YaHei"/>
+          <w:lang w:val="en-US" w:eastAsia="zh-CN"/>
+        </w:rPr>
+        <w:t>让记忆库不膨胀、不腐烂</w:t>
+      </w:r>
+    </w:p>
+    <w:p>
+      <w:pPr>
+        <w:spacing w:after="20"/>
+        <w:ind w:left="280"/>
+      </w:pPr>
+      <w:r>
+        <w:rPr>
+          <w:rFonts w:ascii="Microsoft YaHei" w:hAnsi="Microsoft YaHei" w:eastAsia="Microsoft YaHei"/>
+          <w:b/>
+          <w:lang w:val="en-US" w:eastAsia="zh-CN"/>
+        </w:rPr>
+        <w:t>代价或边界：</w:t>
+      </w:r>
+      <w:r>
+        <w:rPr>
+          <w:rFonts w:ascii="Microsoft YaHei" w:hAnsi="Microsoft YaHei" w:eastAsia="Microsoft YaHei"/>
+          <w:lang w:val="en-US" w:eastAsia="zh-CN"/>
+        </w:rPr>
+        <w:t>有 LLM 成本；可关</w:t>
+      </w:r>
+    </w:p>
+    <w:p>
+      <w:pPr>
+        <w:pStyle w:val="Heading3"/>
+        <w:jc w:val="left"/>
+      </w:pPr>
+      <w:r>
+        <w:rPr>
+          <w:rFonts w:ascii="Microsoft YaHei" w:hAnsi="Microsoft YaHei" w:eastAsia="Microsoft YaHei"/>
+          <w:b/>
+          <w:lang w:val="en-US" w:eastAsia="zh-CN"/>
+        </w:rPr>
+        <w:t>0.6 和"记忆插件"不是同一层</w:t>
+      </w:r>
+    </w:p>
+    <w:p>
+      <w:r>
+        <w:rPr>
+          <w:rFonts w:ascii="Microsoft YaHei" w:hAnsi="Microsoft YaHei" w:eastAsia="Microsoft YaHei"/>
+          <w:lang w:val="en-US" w:eastAsia="zh-CN"/>
+        </w:rPr>
+        <w:t>同类方案不按产品名分，按</w:t>
+      </w:r>
+      <w:r>
+        <w:rPr>
+          <w:rFonts w:ascii="Microsoft YaHei" w:hAnsi="Microsoft YaHei" w:eastAsia="Microsoft YaHei"/>
+          <w:b/>
+          <w:lang w:val="en-US" w:eastAsia="zh-CN"/>
+        </w:rPr>
+        <w:t>溯源什么</w:t>
+      </w:r>
+      <w:r>
+        <w:rPr>
+          <w:rFonts w:ascii="Microsoft YaHei" w:hAnsi="Microsoft YaHei" w:eastAsia="Microsoft YaHei"/>
+          <w:lang w:val="en-US" w:eastAsia="zh-CN"/>
+        </w:rPr>
+        <w:t>分：</w:t>
+      </w:r>
+    </w:p>
+    <w:p>
+      <w:pPr>
+        <w:spacing w:before="140" w:after="20"/>
+      </w:pPr>
+      <w:r>
+        <w:rPr>
+          <w:rFonts w:ascii="Microsoft YaHei" w:hAnsi="Microsoft YaHei" w:eastAsia="Microsoft YaHei"/>
+          <w:b/>
+          <w:lang w:val="en-US" w:eastAsia="zh-CN"/>
+        </w:rPr>
+        <w:t>事实引用型</w:t>
+      </w:r>
+    </w:p>
+    <w:p>
+      <w:pPr>
+        <w:spacing w:after="20"/>
+        <w:ind w:left="280"/>
+      </w:pPr>
+      <w:r>
+        <w:rPr>
+          <w:rFonts w:ascii="Microsoft YaHei" w:hAnsi="Microsoft YaHei" w:eastAsia="Microsoft YaHei"/>
+          <w:b/>
+          <w:lang w:val="en-US" w:eastAsia="zh-CN"/>
+        </w:rPr>
+        <w:t>溯源对象：</w:t>
+      </w:r>
+      <w:r>
+        <w:rPr>
+          <w:rFonts w:ascii="Microsoft YaHei" w:hAnsi="Microsoft YaHei" w:eastAsia="Microsoft YaHei"/>
+          <w:lang w:val="en-US" w:eastAsia="zh-CN"/>
+        </w:rPr>
+        <w:t>句子/事实 + 原始事件区间</w:t>
+      </w:r>
+    </w:p>
+    <w:p>
+      <w:pPr>
+        <w:spacing w:after="20"/>
+        <w:ind w:left="280"/>
+      </w:pPr>
+      <w:r>
+        <w:rPr>
+          <w:rFonts w:ascii="Microsoft YaHei" w:hAnsi="Microsoft YaHei" w:eastAsia="Microsoft YaHei"/>
+          <w:b/>
+          <w:lang w:val="en-US" w:eastAsia="zh-CN"/>
+        </w:rPr>
+        <w:t>回答的问题：</w:t>
+      </w:r>
+      <w:r>
+        <w:rPr>
+          <w:rFonts w:ascii="Microsoft YaHei" w:hAnsi="Microsoft YaHei" w:eastAsia="Microsoft YaHei"/>
+          <w:lang w:val="en-US" w:eastAsia="zh-CN"/>
+        </w:rPr>
+        <w:t>这句话从哪来？是不是编的？</w:t>
+      </w:r>
+    </w:p>
+    <w:p>
+      <w:pPr>
+        <w:spacing w:before="140" w:after="20"/>
+      </w:pPr>
+      <w:r>
+        <w:rPr>
+          <w:rFonts w:ascii="Microsoft YaHei" w:hAnsi="Microsoft YaHei" w:eastAsia="Microsoft YaHei"/>
+          <w:b/>
+          <w:lang w:val="en-US" w:eastAsia="zh-CN"/>
+        </w:rPr>
+        <w:t>文件/项目记忆型</w:t>
+      </w:r>
+    </w:p>
+    <w:p>
+      <w:pPr>
+        <w:spacing w:after="20"/>
+        <w:ind w:left="280"/>
+      </w:pPr>
+      <w:r>
+        <w:rPr>
+          <w:rFonts w:ascii="Microsoft YaHei" w:hAnsi="Microsoft YaHei" w:eastAsia="Microsoft YaHei"/>
+          <w:b/>
+          <w:lang w:val="en-US" w:eastAsia="zh-CN"/>
+        </w:rPr>
+        <w:t>溯源对象：</w:t>
+      </w:r>
+      <w:r>
+        <w:rPr>
+          <w:rFonts w:ascii="Microsoft YaHei" w:hAnsi="Microsoft YaHei" w:eastAsia="Microsoft YaHei"/>
+          <w:lang w:val="en-US" w:eastAsia="zh-CN"/>
+        </w:rPr>
+        <w:t>项目结论、笔记</w:t>
+      </w:r>
+    </w:p>
+    <w:p>
+      <w:pPr>
+        <w:spacing w:after="20"/>
+        <w:ind w:left="280"/>
+      </w:pPr>
+      <w:r>
+        <w:rPr>
+          <w:rFonts w:ascii="Microsoft YaHei" w:hAnsi="Microsoft YaHei" w:eastAsia="Microsoft YaHei"/>
+          <w:b/>
+          <w:lang w:val="en-US" w:eastAsia="zh-CN"/>
+        </w:rPr>
+        <w:t>回答的问题：</w:t>
+      </w:r>
+      <w:r>
+        <w:rPr>
+          <w:rFonts w:ascii="Microsoft YaHei" w:hAnsi="Microsoft YaHei" w:eastAsia="Microsoft YaHei"/>
+          <w:lang w:val="en-US" w:eastAsia="zh-CN"/>
+        </w:rPr>
+        <w:t>上次的结论是什么？</w:t>
+      </w:r>
+    </w:p>
+    <w:p>
+      <w:pPr>
+        <w:spacing w:before="140" w:after="20"/>
+      </w:pPr>
+      <w:r>
+        <w:rPr>
+          <w:rFonts w:ascii="Microsoft YaHei" w:hAnsi="Microsoft YaHei" w:eastAsia="Microsoft YaHei"/>
+          <w:b/>
+          <w:lang w:val="en-US" w:eastAsia="zh-CN"/>
+        </w:rPr>
+        <w:t>完整记忆栈/共享型</w:t>
+      </w:r>
+    </w:p>
+    <w:p>
+      <w:pPr>
+        <w:spacing w:after="20"/>
+        <w:ind w:left="280"/>
+      </w:pPr>
+      <w:r>
+        <w:rPr>
+          <w:rFonts w:ascii="Microsoft YaHei" w:hAnsi="Microsoft YaHei" w:eastAsia="Microsoft YaHei"/>
+          <w:b/>
+          <w:lang w:val="en-US" w:eastAsia="zh-CN"/>
+        </w:rPr>
+        <w:t>溯源对象：</w:t>
+      </w:r>
+      <w:r>
+        <w:rPr>
+          <w:rFonts w:ascii="Microsoft YaHei" w:hAnsi="Microsoft YaHei" w:eastAsia="Microsoft YaHei"/>
+          <w:lang w:val="en-US" w:eastAsia="zh-CN"/>
+        </w:rPr>
+        <w:t>运行时记忆、档案、记忆空间</w:t>
+      </w:r>
+    </w:p>
+    <w:p>
+      <w:pPr>
+        <w:spacing w:after="20"/>
+        <w:ind w:left="280"/>
+      </w:pPr>
+      <w:r>
+        <w:rPr>
+          <w:rFonts w:ascii="Microsoft YaHei" w:hAnsi="Microsoft YaHei" w:eastAsia="Microsoft YaHei"/>
+          <w:b/>
+          <w:lang w:val="en-US" w:eastAsia="zh-CN"/>
+        </w:rPr>
+        <w:t>回答的问题：</w:t>
+      </w:r>
+      <w:r>
+        <w:rPr>
+          <w:rFonts w:ascii="Microsoft YaHei" w:hAnsi="Microsoft YaHei" w:eastAsia="Microsoft YaHei"/>
+          <w:lang w:val="en-US" w:eastAsia="zh-CN"/>
+        </w:rPr>
+        <w:t>跨会话、多 agent 怎么共享？</w:t>
+      </w:r>
+    </w:p>
+    <w:p>
+      <w:pPr>
+        <w:spacing w:before="140" w:after="20"/>
+      </w:pPr>
+      <w:r>
+        <w:rPr>
+          <w:rFonts w:ascii="Microsoft YaHei" w:hAnsi="Microsoft YaHei" w:eastAsia="Microsoft YaHei"/>
+          <w:b/>
+          <w:lang w:val="en-US" w:eastAsia="zh-CN"/>
+        </w:rPr>
+        <w:t>协议强制型</w:t>
+      </w:r>
+    </w:p>
+    <w:p>
+      <w:pPr>
+        <w:spacing w:after="20"/>
+        <w:ind w:left="280"/>
+      </w:pPr>
+      <w:r>
+        <w:rPr>
+          <w:rFonts w:ascii="Microsoft YaHei" w:hAnsi="Microsoft YaHei" w:eastAsia="Microsoft YaHei"/>
+          <w:b/>
+          <w:lang w:val="en-US" w:eastAsia="zh-CN"/>
+        </w:rPr>
+        <w:t>溯源对象：</w:t>
+      </w:r>
+      <w:r>
+        <w:rPr>
+          <w:rFonts w:ascii="Microsoft YaHei" w:hAnsi="Microsoft YaHei" w:eastAsia="Microsoft YaHei"/>
+          <w:lang w:val="en-US" w:eastAsia="zh-CN"/>
+        </w:rPr>
+        <w:t>weave / ingest 的动作</w:t>
+      </w:r>
+    </w:p>
+    <w:p>
+      <w:pPr>
+        <w:spacing w:after="20"/>
+        <w:ind w:left="280"/>
+      </w:pPr>
+      <w:r>
+        <w:rPr>
+          <w:rFonts w:ascii="Microsoft YaHei" w:hAnsi="Microsoft YaHei" w:eastAsia="Microsoft YaHei"/>
+          <w:b/>
+          <w:lang w:val="en-US" w:eastAsia="zh-CN"/>
+        </w:rPr>
+        <w:t>回答的问题：</w:t>
+      </w:r>
+      <w:r>
+        <w:rPr>
+          <w:rFonts w:ascii="Microsoft YaHei" w:hAnsi="Microsoft YaHei" w:eastAsia="Microsoft YaHei"/>
+          <w:lang w:val="en-US" w:eastAsia="zh-CN"/>
+        </w:rPr>
+        <w:t>是否先记再干活？</w:t>
+      </w:r>
+    </w:p>
+    <w:p>
+      <w:pPr>
+        <w:spacing w:before="140" w:after="20"/>
+      </w:pPr>
+      <w:r>
+        <w:rPr>
+          <w:rFonts w:ascii="Microsoft YaHei" w:hAnsi="Microsoft YaHei" w:eastAsia="Microsoft YaHei"/>
+          <w:b/>
+          <w:lang w:val="en-US" w:eastAsia="zh-CN"/>
+        </w:rPr>
+        <w:t>判断型（Mnemos）</w:t>
+      </w:r>
+    </w:p>
+    <w:p>
+      <w:pPr>
+        <w:spacing w:after="20"/>
+        <w:ind w:left="280"/>
+      </w:pPr>
+      <w:r>
+        <w:rPr>
+          <w:rFonts w:ascii="Microsoft YaHei" w:hAnsi="Microsoft YaHei" w:eastAsia="Microsoft YaHei"/>
+          <w:b/>
+          <w:lang w:val="en-US" w:eastAsia="zh-CN"/>
+        </w:rPr>
+        <w:t>溯源对象：</w:t>
+      </w:r>
+      <w:r>
+        <w:rPr>
+          <w:rFonts w:ascii="Microsoft YaHei" w:hAnsi="Microsoft YaHei" w:eastAsia="Microsoft YaHei"/>
+          <w:lang w:val="en-US" w:eastAsia="zh-CN"/>
+        </w:rPr>
+        <w:t>判断、规则、任务状态</w:t>
+      </w:r>
+    </w:p>
+    <w:p>
+      <w:pPr>
+        <w:spacing w:after="20"/>
+        <w:ind w:left="280"/>
+      </w:pPr>
+      <w:r>
+        <w:rPr>
+          <w:rFonts w:ascii="Microsoft YaHei" w:hAnsi="Microsoft YaHei" w:eastAsia="Microsoft YaHei"/>
+          <w:b/>
+          <w:lang w:val="en-US" w:eastAsia="zh-CN"/>
+        </w:rPr>
+        <w:t>回答的问题：</w:t>
+      </w:r>
+      <w:r>
+        <w:rPr>
+          <w:rFonts w:ascii="Microsoft YaHei" w:hAnsi="Microsoft YaHei" w:eastAsia="Microsoft YaHei"/>
+          <w:lang w:val="en-US" w:eastAsia="zh-CN"/>
+        </w:rPr>
+        <w:t>为什么信/做？谁授权？何时失效？被什么取代？</w:t>
+      </w:r>
+    </w:p>
+    <w:p>
+      <w:r>
+        <w:rPr>
+          <w:rFonts w:ascii="Microsoft YaHei" w:hAnsi="Microsoft YaHei" w:eastAsia="Microsoft YaHei"/>
+          <w:lang w:val="en-US" w:eastAsia="zh-CN"/>
+        </w:rPr>
+        <w:t>这不是"第五种记忆库"，而是</w:t>
+      </w:r>
+      <w:r>
+        <w:rPr>
+          <w:rFonts w:ascii="Microsoft YaHei" w:hAnsi="Microsoft YaHei" w:eastAsia="Microsoft YaHei"/>
+          <w:b/>
+          <w:lang w:val="en-US" w:eastAsia="zh-CN"/>
+        </w:rPr>
+        <w:t>判断层</w:t>
+      </w:r>
+      <w:r>
+        <w:rPr>
+          <w:rFonts w:ascii="Microsoft YaHei" w:hAnsi="Microsoft YaHei" w:eastAsia="Microsoft YaHei"/>
+          <w:lang w:val="en-US" w:eastAsia="zh-CN"/>
+        </w:rPr>
+        <w:t>：记忆是底座，产品是判断可延续、可审计。</w:t>
+      </w:r>
+    </w:p>
+    <w:p>
+      <w:r>
+        <w:rPr>
+          <w:rFonts w:ascii="Microsoft YaHei" w:hAnsi="Microsoft YaHei" w:eastAsia="Microsoft YaHei"/>
+          <w:lang w:val="en-US" w:eastAsia="zh-CN"/>
+        </w:rPr>
+        <w:t>我们不如事实引用型的地方：</w:t>
+      </w:r>
+      <w:r>
+        <w:rPr>
+          <w:rFonts w:ascii="Microsoft YaHei" w:hAnsi="Microsoft YaHei" w:eastAsia="Microsoft YaHei"/>
+          <w:b/>
+          <w:lang w:val="en-US" w:eastAsia="zh-CN"/>
+        </w:rPr>
+        <w:t>普通记忆没有逐条日志引用</w:t>
+      </w:r>
+      <w:r>
+        <w:rPr>
+          <w:rFonts w:ascii="Microsoft YaHei" w:hAnsi="Microsoft YaHei" w:eastAsia="Microsoft YaHei"/>
+          <w:lang w:val="en-US" w:eastAsia="zh-CN"/>
+        </w:rPr>
+        <w:t>；事实级"点回原文"不是我们的强项。</w:t>
+      </w:r>
+    </w:p>
+    <w:p>
+      <w:r>
+        <w:rPr>
+          <w:rFonts w:ascii="Microsoft YaHei" w:hAnsi="Microsoft YaHei" w:eastAsia="Microsoft YaHei"/>
+          <w:lang w:val="en-US" w:eastAsia="zh-CN"/>
+        </w:rPr>
+        <w:t xml:space="preserve">可以借鉴的是：给事实类记忆加可选 citation；但 citation 不能替代 </w:t>
+      </w:r>
+      <w:r>
+        <w:rPr>
+          <w:rFonts w:ascii="Consolas" w:hAnsi="Consolas" w:eastAsia="Microsoft YaHei"/>
+          <w:sz w:val="19"/>
+          <w:lang w:val="en-US" w:eastAsia="zh-CN"/>
+        </w:rPr>
+        <w:t>why / verifiedBy / supersedes / uses / links / regression</w:t>
+      </w:r>
+      <w:r>
+        <w:rPr>
+          <w:rFonts w:ascii="Microsoft YaHei" w:hAnsi="Microsoft YaHei" w:eastAsia="Microsoft YaHei"/>
+          <w:lang w:val="en-US" w:eastAsia="zh-CN"/>
+        </w:rPr>
+        <w:t xml:space="preserve"> 这些判断结构。</w:t>
+      </w:r>
+    </w:p>
+    <w:p>
+      <w:pPr>
         <w:pStyle w:val="Heading2"/>
         <w:jc w:val="left"/>
       </w:pPr>
@@ -173,7 +1400,7 @@
           <w:b/>
           <w:lang w:val="en-US" w:eastAsia="zh-CN"/>
         </w:rPr>
-        <w:t>二、判断的身份：为什么记忆不是"越多越好"</w:t>
+        <w:t>一、起点：推理模块可替换，身份不可替换</w:t>
       </w:r>
     </w:p>
     <w:p>
@@ -182,67 +1409,38 @@
           <w:rFonts w:ascii="Microsoft YaHei" w:hAnsi="Microsoft YaHei" w:eastAsia="Microsoft YaHei"/>
           <w:lang w:val="en-US" w:eastAsia="zh-CN"/>
         </w:rPr>
-        <w:t>存下来不难，难的是</w:t>
-      </w:r>
-      <w:r>
-        <w:rPr>
-          <w:rFonts w:ascii="Microsoft YaHei" w:hAnsi="Microsoft YaHei" w:eastAsia="Microsoft YaHei"/>
-          <w:b/>
-          <w:lang w:val="en-US" w:eastAsia="zh-CN"/>
-        </w:rPr>
-        <w:t>留下来的东西以什么身份存在</w:t>
-      </w:r>
-      <w:r>
-        <w:rPr>
-          <w:rFonts w:ascii="Microsoft YaHei" w:hAnsi="Microsoft YaHei" w:eastAsia="Microsoft YaHei"/>
-          <w:lang w:val="en-US" w:eastAsia="zh-CN"/>
-        </w:rPr>
-        <w:t>。三个要求：</w:t>
+        <w:t>"给 AI 加记忆"最常见的隐含假设是"模型会一直是这个模型"。</w:t>
       </w:r>
     </w:p>
     <w:p>
-      <w:pPr>
-        <w:pStyle w:val="ListNumber"/>
-      </w:pPr>
+      <w:r>
+        <w:rPr>
+          <w:rFonts w:ascii="Microsoft YaHei" w:hAnsi="Microsoft YaHei" w:eastAsia="Microsoft YaHei"/>
+          <w:lang w:val="en-US" w:eastAsia="zh-CN"/>
+        </w:rPr>
+        <w:t>我的起点相反：</w:t>
+      </w:r>
       <w:r>
         <w:rPr>
           <w:rFonts w:ascii="Microsoft YaHei" w:hAnsi="Microsoft YaHei" w:eastAsia="Microsoft YaHei"/>
           <w:b/>
           <w:lang w:val="en-US" w:eastAsia="zh-CN"/>
         </w:rPr>
-        <w:t>说来由</w:t>
-      </w:r>
-      <w:r>
-        <w:rPr>
-          <w:rFonts w:ascii="Microsoft YaHei" w:hAnsi="Microsoft YaHei" w:eastAsia="Microsoft YaHei"/>
-          <w:lang w:val="en-US" w:eastAsia="zh-CN"/>
-        </w:rPr>
-        <w:t>：这条结论是哪次失败换来的、当时的错误是什么；</w:t>
+        <w:t>它会被换掉、会犯错，而且不一定能发现自己的错误。</w:t>
       </w:r>
     </w:p>
     <w:p>
-      <w:pPr>
-        <w:pStyle w:val="ListNumber"/>
-      </w:pPr>
-      <w:r>
-        <w:rPr>
-          <w:rFonts w:ascii="Microsoft YaHei" w:hAnsi="Microsoft YaHei" w:eastAsia="Microsoft YaHei"/>
-          <w:b/>
-          <w:lang w:val="en-US" w:eastAsia="zh-CN"/>
-        </w:rPr>
-        <w:t>可推翻</w:t>
-      </w:r>
-      <w:r>
-        <w:rPr>
-          <w:rFonts w:ascii="Microsoft YaHei" w:hAnsi="Microsoft YaHei" w:eastAsia="Microsoft YaHei"/>
-          <w:lang w:val="en-US" w:eastAsia="zh-CN"/>
-        </w:rPr>
-        <w:t>：新证据能一次完成"写纠正 + 作废旧条"，而不是两条并列、让下次召回随机撞；</w:t>
+      <w:r>
+        <w:rPr>
+          <w:rFonts w:ascii="Microsoft YaHei" w:hAnsi="Microsoft YaHei" w:eastAsia="Microsoft YaHei"/>
+          <w:lang w:val="en-US" w:eastAsia="zh-CN"/>
+        </w:rPr>
+        <w:t>于是有一条不能让步的分界：</w:t>
       </w:r>
     </w:p>
     <w:p>
       <w:pPr>
-        <w:pStyle w:val="ListNumber"/>
+        <w:pStyle w:val="Quote"/>
       </w:pPr>
       <w:r>
         <w:rPr>
@@ -250,43 +1448,231 @@
           <w:b/>
           <w:lang w:val="en-US" w:eastAsia="zh-CN"/>
         </w:rPr>
-        <w:t>推翻也留痕</w:t>
-      </w:r>
-      <w:r>
-        <w:rPr>
-          <w:rFonts w:ascii="Microsoft YaHei" w:hAnsi="Microsoft YaHei" w:eastAsia="Microsoft YaHei"/>
-          <w:lang w:val="en-US" w:eastAsia="zh-CN"/>
-        </w:rPr>
-        <w:t>：旧条不删、只标作废 —— 审计要能看见"我们曾经信过什么"。</w:t>
+        <w:t>判断在模型，身份与记录在文件。</w:t>
       </w:r>
     </w:p>
     <w:p>
-      <w:r>
-        <w:rPr>
-          <w:rFonts w:ascii="Microsoft YaHei" w:hAnsi="Microsoft YaHei" w:eastAsia="Microsoft YaHei"/>
-          <w:lang w:val="en-US" w:eastAsia="zh-CN"/>
-        </w:rPr>
-        <w:t>对照最常见的形态 —— 规则文件（</w:t>
-      </w:r>
+      <w:pPr>
+        <w:pStyle w:val="Quote"/>
+      </w:pPr>
+      <w:r>
+        <w:rPr>
+          <w:rFonts w:ascii="Microsoft YaHei" w:hAnsi="Microsoft YaHei" w:eastAsia="Microsoft YaHei"/>
+          <w:lang w:val="en-US" w:eastAsia="zh-CN"/>
+        </w:rPr>
+        <w:t>换掉推理模块，它仍然是同一个它——因为"它是谁、做过哪些决定、为什么这么选"不在模型的权重里。</w:t>
+      </w:r>
+    </w:p>
+    <w:p>
+      <w:r>
+        <w:rPr>
+          <w:rFonts w:ascii="Microsoft YaHei" w:hAnsi="Microsoft YaHei" w:eastAsia="Microsoft YaHei"/>
+          <w:lang w:val="en-US" w:eastAsia="zh-CN"/>
+        </w:rPr>
+        <w:t>这不是修辞，它决定了具体设计：</w:t>
+      </w:r>
+    </w:p>
+    <w:p>
+      <w:pPr>
+        <w:pStyle w:val="ListBullet"/>
+      </w:pPr>
+      <w:r>
+        <w:rPr>
+          <w:rFonts w:ascii="Microsoft YaHei" w:hAnsi="Microsoft YaHei" w:eastAsia="Microsoft YaHei"/>
+          <w:lang w:val="en-US" w:eastAsia="zh-CN"/>
+        </w:rPr>
+        <w:t>记忆必须是</w:t>
+      </w:r>
+      <w:r>
+        <w:rPr>
+          <w:rFonts w:ascii="Microsoft YaHei" w:hAnsi="Microsoft YaHei" w:eastAsia="Microsoft YaHei"/>
+          <w:b/>
+          <w:lang w:val="en-US" w:eastAsia="zh-CN"/>
+        </w:rPr>
+        <w:t>纯文本、可读、可 diff、可备份</w:t>
+      </w:r>
+      <w:r>
+        <w:rPr>
+          <w:rFonts w:ascii="Microsoft YaHei" w:hAnsi="Microsoft YaHei" w:eastAsia="Microsoft YaHei"/>
+          <w:lang w:val="en-US" w:eastAsia="zh-CN"/>
+        </w:rPr>
+        <w:t>，换一个模型也能读懂；</w:t>
+      </w:r>
+    </w:p>
+    <w:p>
+      <w:pPr>
+        <w:pStyle w:val="ListBullet"/>
+      </w:pPr>
+      <w:r>
+        <w:rPr>
+          <w:rFonts w:ascii="Microsoft YaHei" w:hAnsi="Microsoft YaHei" w:eastAsia="Microsoft YaHei"/>
+          <w:lang w:val="en-US" w:eastAsia="zh-CN"/>
+        </w:rPr>
+        <w:t>自传体必须</w:t>
+      </w:r>
+      <w:r>
+        <w:rPr>
+          <w:rFonts w:ascii="Microsoft YaHei" w:hAnsi="Microsoft YaHei" w:eastAsia="Microsoft YaHei"/>
+          <w:b/>
+          <w:lang w:val="en-US" w:eastAsia="zh-CN"/>
+        </w:rPr>
+        <w:t>每轮注入</w:t>
+      </w:r>
+      <w:r>
+        <w:rPr>
+          <w:rFonts w:ascii="Microsoft YaHei" w:hAnsi="Microsoft YaHei" w:eastAsia="Microsoft YaHei"/>
+          <w:lang w:val="en-US" w:eastAsia="zh-CN"/>
+        </w:rPr>
+        <w:t>，否则换会话后"我是谁"就断了；</w:t>
+      </w:r>
+    </w:p>
+    <w:p>
+      <w:pPr>
+        <w:pStyle w:val="ListBullet"/>
+      </w:pPr>
+      <w:r>
+        <w:rPr>
+          <w:rFonts w:ascii="Microsoft YaHei" w:hAnsi="Microsoft YaHei" w:eastAsia="Microsoft YaHei"/>
+          <w:lang w:val="en-US" w:eastAsia="zh-CN"/>
+        </w:rPr>
+        <w:t>凡是"能机械判定"的规则，都不许只写在提示词里；</w:t>
+      </w:r>
+    </w:p>
+    <w:p>
+      <w:pPr>
+        <w:pStyle w:val="ListBullet"/>
+      </w:pPr>
+      <w:r>
+        <w:rPr>
+          <w:rFonts w:ascii="Microsoft YaHei" w:hAnsi="Microsoft YaHei" w:eastAsia="Microsoft YaHei"/>
+          <w:lang w:val="en-US" w:eastAsia="zh-CN"/>
+        </w:rPr>
+        <w:t>推理模块只是部件，</w:t>
+      </w:r>
+      <w:r>
+        <w:rPr>
+          <w:rFonts w:ascii="Microsoft YaHei" w:hAnsi="Microsoft YaHei" w:eastAsia="Microsoft YaHei"/>
+          <w:b/>
+          <w:lang w:val="en-US" w:eastAsia="zh-CN"/>
+        </w:rPr>
+        <w:t>身份 = 推理模块 + 记忆 + 技能 + 规则</w:t>
+      </w:r>
+      <w:r>
+        <w:rPr>
+          <w:rFonts w:ascii="Microsoft YaHei" w:hAnsi="Microsoft YaHei" w:eastAsia="Microsoft YaHei"/>
+          <w:lang w:val="en-US" w:eastAsia="zh-CN"/>
+        </w:rPr>
+        <w:t>。</w:t>
+      </w:r>
+    </w:p>
+    <w:p>
+      <w:r>
+        <w:rPr>
+          <w:rFonts w:ascii="Microsoft YaHei" w:hAnsi="Microsoft YaHei" w:eastAsia="Microsoft YaHei"/>
+          <w:lang w:val="en-US" w:eastAsia="zh-CN"/>
+        </w:rPr>
+        <w:t>这也解释了为什么"记忆"和"技能"不是附属功能：它们是身份与经验的持久层，模型只是这一次的推理者。</w:t>
+      </w:r>
+    </w:p>
+    <w:p>
+      <w:pPr>
+        <w:pStyle w:val="Heading2"/>
+        <w:jc w:val="left"/>
+      </w:pPr>
+      <w:r>
+        <w:rPr>
+          <w:rFonts w:ascii="Microsoft YaHei" w:hAnsi="Microsoft YaHei" w:eastAsia="Microsoft YaHei"/>
+          <w:b/>
+          <w:lang w:val="en-US" w:eastAsia="zh-CN"/>
+        </w:rPr>
+        <w:t>二、记忆是外部存储，不是上下文</w:t>
+      </w:r>
+    </w:p>
+    <w:p>
+      <w:pPr>
+        <w:pStyle w:val="Heading3"/>
+        <w:jc w:val="left"/>
+      </w:pPr>
+      <w:r>
+        <w:rPr>
+          <w:rFonts w:ascii="Microsoft YaHei" w:hAnsi="Microsoft YaHei" w:eastAsia="Microsoft YaHei"/>
+          <w:b/>
+          <w:lang w:val="en-US" w:eastAsia="zh-CN"/>
+        </w:rPr>
+        <w:t>2.1 上下文是工作集，不是仓库</w:t>
+      </w:r>
+    </w:p>
+    <w:p>
+      <w:r>
+        <w:rPr>
+          <w:rFonts w:ascii="Microsoft YaHei" w:hAnsi="Microsoft YaHei" w:eastAsia="Microsoft YaHei"/>
+          <w:lang w:val="en-US" w:eastAsia="zh-CN"/>
+        </w:rPr>
+        <w:t>把长文、旧结论、历史决策全塞进上下文，有三个后果：贵、稀释注意力、折叠后照样丢。</w:t>
+      </w:r>
+    </w:p>
+    <w:p>
+      <w:r>
+        <w:rPr>
+          <w:rFonts w:ascii="Microsoft YaHei" w:hAnsi="Microsoft YaHei" w:eastAsia="Microsoft YaHei"/>
+          <w:lang w:val="en-US" w:eastAsia="zh-CN"/>
+        </w:rPr>
+        <w:t>所以这里把记忆放在</w:t>
+      </w:r>
+      <w:r>
+        <w:rPr>
+          <w:rFonts w:ascii="Microsoft YaHei" w:hAnsi="Microsoft YaHei" w:eastAsia="Microsoft YaHei"/>
+          <w:b/>
+          <w:lang w:val="en-US" w:eastAsia="zh-CN"/>
+        </w:rPr>
+        <w:t>外部文件</w:t>
+      </w:r>
+      <w:r>
+        <w:rPr>
+          <w:rFonts w:ascii="Microsoft YaHei" w:hAnsi="Microsoft YaHei" w:eastAsia="Microsoft YaHei"/>
+          <w:lang w:val="en-US" w:eastAsia="zh-CN"/>
+        </w:rPr>
+        <w:t>里，上下文只保留"当前工作集"；需要时用两段式召回：</w:t>
+      </w:r>
+    </w:p>
+    <w:p>
+      <w:pPr>
+        <w:pStyle w:val="ListNumber"/>
+      </w:pPr>
       <w:r>
         <w:rPr>
           <w:rFonts w:ascii="Consolas" w:hAnsi="Consolas" w:eastAsia="Microsoft YaHei"/>
           <w:sz w:val="19"/>
           <w:lang w:val="en-US" w:eastAsia="zh-CN"/>
         </w:rPr>
-        <w:t>CLAUDE.md</w:t>
-      </w:r>
-      <w:r>
-        <w:rPr>
-          <w:rFonts w:ascii="Microsoft YaHei" w:hAnsi="Microsoft YaHei" w:eastAsia="Microsoft YaHei"/>
-          <w:lang w:val="en-US" w:eastAsia="zh-CN"/>
-        </w:rPr>
-        <w:t xml:space="preserve"> / rules）里的一条规则：</w:t>
+        <w:t>recall</w:t>
+      </w:r>
+      <w:r>
+        <w:rPr>
+          <w:rFonts w:ascii="Microsoft YaHei" w:hAnsi="Microsoft YaHei" w:eastAsia="Microsoft YaHei"/>
+          <w:lang w:val="en-US" w:eastAsia="zh-CN"/>
+        </w:rPr>
+        <w:t xml:space="preserve"> 先拿</w:t>
+      </w:r>
+      <w:r>
+        <w:rPr>
+          <w:rFonts w:ascii="Microsoft YaHei" w:hAnsi="Microsoft YaHei" w:eastAsia="Microsoft YaHei"/>
+          <w:b/>
+          <w:lang w:val="en-US" w:eastAsia="zh-CN"/>
+        </w:rPr>
+        <w:t>摘要</w:t>
+      </w:r>
+      <w:r>
+        <w:rPr>
+          <w:rFonts w:ascii="Microsoft YaHei" w:hAnsi="Microsoft YaHei" w:eastAsia="Microsoft YaHei"/>
+          <w:lang w:val="en-US" w:eastAsia="zh-CN"/>
+        </w:rPr>
+        <w:t>，判断哪几条相关；</w:t>
       </w:r>
     </w:p>
     <w:p>
       <w:pPr>
-        <w:spacing w:after="0"/>
+        <w:pStyle w:val="ListNumber"/>
       </w:pPr>
       <w:r>
         <w:rPr>
@@ -294,12 +1680,90 @@
           <w:sz w:val="19"/>
           <w:lang w:val="en-US" w:eastAsia="zh-CN"/>
         </w:rPr>
-        <w:t>规则文件里的那条：没有来由（哪次失败、怎么错的），不能作废，不会被推翻，也不随证据更新。</w:t>
+        <w:t>open</w:t>
+      </w:r>
+      <w:r>
+        <w:rPr>
+          <w:rFonts w:ascii="Microsoft YaHei" w:hAnsi="Microsoft YaHei" w:eastAsia="Microsoft YaHei"/>
+          <w:lang w:val="en-US" w:eastAsia="zh-CN"/>
+        </w:rPr>
+        <w:t xml:space="preserve"> 再取</w:t>
+      </w:r>
+      <w:r>
+        <w:rPr>
+          <w:rFonts w:ascii="Microsoft YaHei" w:hAnsi="Microsoft YaHei" w:eastAsia="Microsoft YaHei"/>
+          <w:b/>
+          <w:lang w:val="en-US" w:eastAsia="zh-CN"/>
+        </w:rPr>
+        <w:t>详情</w:t>
+      </w:r>
+      <w:r>
+        <w:rPr>
+          <w:rFonts w:ascii="Microsoft YaHei" w:hAnsi="Microsoft YaHei" w:eastAsia="Microsoft YaHei"/>
+          <w:lang w:val="en-US" w:eastAsia="zh-CN"/>
+        </w:rPr>
+        <w:t>，只把真正要用的拉进上下文。</w:t>
       </w:r>
     </w:p>
     <w:p>
-      <w:pPr>
-        <w:spacing w:after="0"/>
+      <w:r>
+        <w:rPr>
+          <w:rFonts w:ascii="Microsoft YaHei" w:hAnsi="Microsoft YaHei" w:eastAsia="Microsoft YaHei"/>
+          <w:lang w:val="en-US" w:eastAsia="zh-CN"/>
+        </w:rPr>
+        <w:t>这不是"记忆插件"的常规做法，而是设计目标决定的：</w:t>
+      </w:r>
+      <w:r>
+        <w:rPr>
+          <w:rFonts w:ascii="Microsoft YaHei" w:hAnsi="Microsoft YaHei" w:eastAsia="Microsoft YaHei"/>
+          <w:b/>
+          <w:lang w:val="en-US" w:eastAsia="zh-CN"/>
+        </w:rPr>
+        <w:t>优化的对象是"需要检索的量"</w:t>
+      </w:r>
+      <w:r>
+        <w:rPr>
+          <w:rFonts w:ascii="Microsoft YaHei" w:hAnsi="Microsoft YaHei" w:eastAsia="Microsoft YaHei"/>
+          <w:lang w:val="en-US" w:eastAsia="zh-CN"/>
+        </w:rPr>
+        <w:t>。</w:t>
+      </w:r>
+    </w:p>
+    <w:p>
+      <w:r>
+        <w:rPr>
+          <w:rFonts w:ascii="Microsoft YaHei" w:hAnsi="Microsoft YaHei" w:eastAsia="Microsoft YaHei"/>
+          <w:lang w:val="en-US" w:eastAsia="zh-CN"/>
+        </w:rPr>
+        <w:t>如果每次都要把整库拉进来，记忆越大越慢，认知没有变轻。</w:t>
+      </w:r>
+    </w:p>
+    <w:p>
+      <w:pPr>
+        <w:pStyle w:val="Heading3"/>
+        <w:jc w:val="left"/>
+      </w:pPr>
+      <w:r>
+        <w:rPr>
+          <w:rFonts w:ascii="Microsoft YaHei" w:hAnsi="Microsoft YaHei" w:eastAsia="Microsoft YaHei"/>
+          <w:b/>
+          <w:lang w:val="en-US" w:eastAsia="zh-CN"/>
+        </w:rPr>
+        <w:t>2.2 记忆的形状：结论 + 来由 + 可推翻</w:t>
+      </w:r>
+    </w:p>
+    <w:p>
+      <w:r>
+        <w:rPr>
+          <w:rFonts w:ascii="Microsoft YaHei" w:hAnsi="Microsoft YaHei" w:eastAsia="Microsoft YaHei"/>
+          <w:lang w:val="en-US" w:eastAsia="zh-CN"/>
+        </w:rPr>
+        <w:t>一条记忆不只是"一句话结论"，它至少要有：</w:t>
+      </w:r>
+    </w:p>
+    <w:p>
+      <w:pPr>
+        <w:pStyle w:val="ListBullet"/>
       </w:pPr>
       <w:r>
         <w:rPr>
@@ -307,28 +1771,356 @@
           <w:sz w:val="19"/>
           <w:lang w:val="en-US" w:eastAsia="zh-CN"/>
         </w:rPr>
-        <w:t>这里的每一条  ：来由在案、可被质疑、可被推翻；走完验证后还沉淀成了检查。</w:t>
+        <w:t>summary</w:t>
+      </w:r>
+      <w:r>
+        <w:rPr>
+          <w:rFonts w:ascii="Microsoft YaHei" w:hAnsi="Microsoft YaHei" w:eastAsia="Microsoft YaHei"/>
+          <w:lang w:val="en-US" w:eastAsia="zh-CN"/>
+        </w:rPr>
+        <w:t>：脱离上下文也能看懂的一句话；</w:t>
       </w:r>
     </w:p>
     <w:p>
-      <w:r>
-        <w:rPr>
-          <w:rFonts w:ascii="Microsoft YaHei" w:hAnsi="Microsoft YaHei" w:eastAsia="Microsoft YaHei"/>
-          <w:b/>
-          <w:lang w:val="en-US" w:eastAsia="zh-CN"/>
-        </w:rPr>
-        <w:t>规则文件里的规则不需要为它自己辩护；这里的判断必须能说清来由。</w:t>
-      </w:r>
-      <w:r>
-        <w:rPr>
-          <w:rFonts w:ascii="Microsoft YaHei" w:hAnsi="Microsoft YaHei" w:eastAsia="Microsoft YaHei"/>
-          <w:lang w:val="en-US" w:eastAsia="zh-CN"/>
-        </w:rPr>
-        <w:t xml:space="preserve"> 这就是全部差别的来源。</w:t>
+      <w:pPr>
+        <w:pStyle w:val="ListBullet"/>
+      </w:pPr>
+      <w:r>
+        <w:rPr>
+          <w:rFonts w:ascii="Consolas" w:hAnsi="Consolas" w:eastAsia="Microsoft YaHei"/>
+          <w:sz w:val="19"/>
+          <w:lang w:val="en-US" w:eastAsia="zh-CN"/>
+        </w:rPr>
+        <w:t>detail</w:t>
+      </w:r>
+      <w:r>
+        <w:rPr>
+          <w:rFonts w:ascii="Microsoft YaHei" w:hAnsi="Microsoft YaHei" w:eastAsia="Microsoft YaHei"/>
+          <w:lang w:val="en-US" w:eastAsia="zh-CN"/>
+        </w:rPr>
+        <w:t>：能恢复任务状态的细节；</w:t>
       </w:r>
     </w:p>
     <w:p>
       <w:pPr>
+        <w:pStyle w:val="ListBullet"/>
+      </w:pPr>
+      <w:r>
+        <w:rPr>
+          <w:rFonts w:ascii="Consolas" w:hAnsi="Consolas" w:eastAsia="Microsoft YaHei"/>
+          <w:sz w:val="19"/>
+          <w:lang w:val="en-US" w:eastAsia="zh-CN"/>
+        </w:rPr>
+        <w:t>tags</w:t>
+      </w:r>
+      <w:r>
+        <w:rPr>
+          <w:rFonts w:ascii="Microsoft YaHei" w:hAnsi="Microsoft YaHei" w:eastAsia="Microsoft YaHei"/>
+          <w:lang w:val="en-US" w:eastAsia="zh-CN"/>
+        </w:rPr>
+        <w:t>：日后能分类召回；</w:t>
+      </w:r>
+    </w:p>
+    <w:p>
+      <w:pPr>
+        <w:pStyle w:val="ListBullet"/>
+      </w:pPr>
+      <w:r>
+        <w:rPr>
+          <w:rFonts w:ascii="Consolas" w:hAnsi="Consolas" w:eastAsia="Microsoft YaHei"/>
+          <w:sz w:val="19"/>
+          <w:lang w:val="en-US" w:eastAsia="zh-CN"/>
+        </w:rPr>
+        <w:t>source</w:t>
+      </w:r>
+      <w:r>
+        <w:rPr>
+          <w:rFonts w:ascii="Microsoft YaHei" w:hAnsi="Microsoft YaHei" w:eastAsia="Microsoft YaHei"/>
+          <w:lang w:val="en-US" w:eastAsia="zh-CN"/>
+        </w:rPr>
+        <w:t>：内部/外部/自传体/验证——外部信息永久留痕；</w:t>
+      </w:r>
+    </w:p>
+    <w:p>
+      <w:pPr>
+        <w:pStyle w:val="ListBullet"/>
+      </w:pPr>
+      <w:r>
+        <w:rPr>
+          <w:rFonts w:ascii="Consolas" w:hAnsi="Consolas" w:eastAsia="Microsoft YaHei"/>
+          <w:sz w:val="19"/>
+          <w:lang w:val="en-US" w:eastAsia="zh-CN"/>
+        </w:rPr>
+        <w:t>salience</w:t>
+      </w:r>
+      <w:r>
+        <w:rPr>
+          <w:rFonts w:ascii="Microsoft YaHei" w:hAnsi="Microsoft YaHei" w:eastAsia="Microsoft YaHei"/>
+          <w:lang w:val="en-US" w:eastAsia="zh-CN"/>
+        </w:rPr>
+        <w:t>：重要结论/红线不轻易降级；</w:t>
+      </w:r>
+    </w:p>
+    <w:p>
+      <w:pPr>
+        <w:pStyle w:val="ListBullet"/>
+      </w:pPr>
+      <w:r>
+        <w:rPr>
+          <w:rFonts w:ascii="Microsoft YaHei" w:hAnsi="Microsoft YaHei" w:eastAsia="Microsoft YaHei"/>
+          <w:lang w:val="en-US" w:eastAsia="zh-CN"/>
+        </w:rPr>
+        <w:t>分层：</w:t>
+      </w:r>
+      <w:r>
+        <w:rPr>
+          <w:rFonts w:ascii="Consolas" w:hAnsi="Consolas" w:eastAsia="Microsoft YaHei"/>
+          <w:sz w:val="19"/>
+          <w:lang w:val="en-US" w:eastAsia="zh-CN"/>
+        </w:rPr>
+        <w:t>short</w:t>
+      </w:r>
+      <w:r>
+        <w:rPr>
+          <w:rFonts w:ascii="Microsoft YaHei" w:hAnsi="Microsoft YaHei" w:eastAsia="Microsoft YaHei"/>
+          <w:lang w:val="en-US" w:eastAsia="zh-CN"/>
+        </w:rPr>
+        <w:t xml:space="preserve"> / </w:t>
+      </w:r>
+      <w:r>
+        <w:rPr>
+          <w:rFonts w:ascii="Consolas" w:hAnsi="Consolas" w:eastAsia="Microsoft YaHei"/>
+          <w:sz w:val="19"/>
+          <w:lang w:val="en-US" w:eastAsia="zh-CN"/>
+        </w:rPr>
+        <w:t>hot</w:t>
+      </w:r>
+      <w:r>
+        <w:rPr>
+          <w:rFonts w:ascii="Microsoft YaHei" w:hAnsi="Microsoft YaHei" w:eastAsia="Microsoft YaHei"/>
+          <w:lang w:val="en-US" w:eastAsia="zh-CN"/>
+        </w:rPr>
+        <w:t xml:space="preserve"> / </w:t>
+      </w:r>
+      <w:r>
+        <w:rPr>
+          <w:rFonts w:ascii="Consolas" w:hAnsi="Consolas" w:eastAsia="Microsoft YaHei"/>
+          <w:sz w:val="19"/>
+          <w:lang w:val="en-US" w:eastAsia="zh-CN"/>
+        </w:rPr>
+        <w:t>cold</w:t>
+      </w:r>
+      <w:r>
+        <w:rPr>
+          <w:rFonts w:ascii="Microsoft YaHei" w:hAnsi="Microsoft YaHei" w:eastAsia="Microsoft YaHei"/>
+          <w:lang w:val="en-US" w:eastAsia="zh-CN"/>
+        </w:rPr>
+        <w:t>，以及归档、作废、墓碑。</w:t>
+      </w:r>
+    </w:p>
+    <w:p>
+      <w:r>
+        <w:rPr>
+          <w:rFonts w:ascii="Microsoft YaHei" w:hAnsi="Microsoft YaHei" w:eastAsia="Microsoft YaHei"/>
+          <w:lang w:val="en-US" w:eastAsia="zh-CN"/>
+        </w:rPr>
+        <w:t>其中最重要的是</w:t>
+      </w:r>
+      <w:r>
+        <w:rPr>
+          <w:rFonts w:ascii="Microsoft YaHei" w:hAnsi="Microsoft YaHei" w:eastAsia="Microsoft YaHei"/>
+          <w:b/>
+          <w:lang w:val="en-US" w:eastAsia="zh-CN"/>
+        </w:rPr>
+        <w:t>可推翻</w:t>
+      </w:r>
+      <w:r>
+        <w:rPr>
+          <w:rFonts w:ascii="Microsoft YaHei" w:hAnsi="Microsoft YaHei" w:eastAsia="Microsoft YaHei"/>
+          <w:lang w:val="en-US" w:eastAsia="zh-CN"/>
+        </w:rPr>
+        <w:t>：</w:t>
+      </w:r>
+    </w:p>
+    <w:p>
+      <w:r>
+        <w:rPr>
+          <w:rFonts w:ascii="Microsoft YaHei" w:hAnsi="Microsoft YaHei" w:eastAsia="Microsoft YaHei"/>
+          <w:lang w:val="en-US" w:eastAsia="zh-CN"/>
+        </w:rPr>
+        <w:t xml:space="preserve">新证据出现时，用 </w:t>
+      </w:r>
+      <w:r>
+        <w:rPr>
+          <w:rFonts w:ascii="Consolas" w:hAnsi="Consolas" w:eastAsia="Microsoft YaHei"/>
+          <w:sz w:val="19"/>
+          <w:lang w:val="en-US" w:eastAsia="zh-CN"/>
+        </w:rPr>
+        <w:t>supersedes</w:t>
+      </w:r>
+      <w:r>
+        <w:rPr>
+          <w:rFonts w:ascii="Microsoft YaHei" w:hAnsi="Microsoft YaHei" w:eastAsia="Microsoft YaHei"/>
+          <w:lang w:val="en-US" w:eastAsia="zh-CN"/>
+        </w:rPr>
+        <w:t xml:space="preserve"> 一次完成"写纠正 + 作废旧条"；只作废不写新结论用 </w:t>
+      </w:r>
+      <w:r>
+        <w:rPr>
+          <w:rFonts w:ascii="Consolas" w:hAnsi="Consolas" w:eastAsia="Microsoft YaHei"/>
+          <w:sz w:val="19"/>
+          <w:lang w:val="en-US" w:eastAsia="zh-CN"/>
+        </w:rPr>
+        <w:t>deprecate</w:t>
+      </w:r>
+      <w:r>
+        <w:rPr>
+          <w:rFonts w:ascii="Microsoft YaHei" w:hAnsi="Microsoft YaHei" w:eastAsia="Microsoft YaHei"/>
+          <w:lang w:val="en-US" w:eastAsia="zh-CN"/>
+        </w:rPr>
+        <w:t>；</w:t>
+      </w:r>
+    </w:p>
+    <w:p>
+      <w:r>
+        <w:rPr>
+          <w:rFonts w:ascii="Microsoft YaHei" w:hAnsi="Microsoft YaHei" w:eastAsia="Microsoft YaHei"/>
+          <w:lang w:val="en-US" w:eastAsia="zh-CN"/>
+        </w:rPr>
+        <w:t xml:space="preserve">硬删除走 </w:t>
+      </w:r>
+      <w:r>
+        <w:rPr>
+          <w:rFonts w:ascii="Consolas" w:hAnsi="Consolas" w:eastAsia="Microsoft YaHei"/>
+          <w:sz w:val="19"/>
+          <w:lang w:val="en-US" w:eastAsia="zh-CN"/>
+        </w:rPr>
+        <w:t>delete</w:t>
+      </w:r>
+      <w:r>
+        <w:rPr>
+          <w:rFonts w:ascii="Microsoft YaHei" w:hAnsi="Microsoft YaHei" w:eastAsia="Microsoft YaHei"/>
+          <w:lang w:val="en-US" w:eastAsia="zh-CN"/>
+        </w:rPr>
+        <w:t xml:space="preserve"> 并留墓碑，防止旧副本复活。</w:t>
+      </w:r>
+    </w:p>
+    <w:p>
+      <w:r>
+        <w:rPr>
+          <w:rFonts w:ascii="Microsoft YaHei" w:hAnsi="Microsoft YaHei" w:eastAsia="Microsoft YaHei"/>
+          <w:b/>
+          <w:lang w:val="en-US" w:eastAsia="zh-CN"/>
+        </w:rPr>
+        <w:t>审计要能看见"我们曾经信过什么"，而不只是"现在信什么"。</w:t>
+      </w:r>
+    </w:p>
+    <w:p>
+      <w:pPr>
+        <w:pStyle w:val="Heading3"/>
+        <w:jc w:val="left"/>
+      </w:pPr>
+      <w:r>
+        <w:rPr>
+          <w:rFonts w:ascii="Microsoft YaHei" w:hAnsi="Microsoft YaHei" w:eastAsia="Microsoft YaHei"/>
+          <w:b/>
+          <w:lang w:val="en-US" w:eastAsia="zh-CN"/>
+        </w:rPr>
+        <w:t>2.3 为什么不用向量库、知识图谱</w:t>
+      </w:r>
+    </w:p>
+    <w:p>
+      <w:pPr>
+        <w:pStyle w:val="ListBullet"/>
+      </w:pPr>
+      <w:r>
+        <w:rPr>
+          <w:rFonts w:ascii="Microsoft YaHei" w:hAnsi="Microsoft YaHei" w:eastAsia="Microsoft YaHei"/>
+          <w:b/>
+          <w:lang w:val="en-US" w:eastAsia="zh-CN"/>
+        </w:rPr>
+        <w:t>向量库</w:t>
+      </w:r>
+      <w:r>
+        <w:rPr>
+          <w:rFonts w:ascii="Microsoft YaHei" w:hAnsi="Microsoft YaHei" w:eastAsia="Microsoft YaHei"/>
+          <w:lang w:val="en-US" w:eastAsia="zh-CN"/>
+        </w:rPr>
+        <w:t>：召回率更高，但不透明、难审计、依赖重。这个阶段要的是"可读、可备份、能 diff、零依赖"。</w:t>
+      </w:r>
+    </w:p>
+    <w:p>
+      <w:r>
+        <w:rPr>
+          <w:rFonts w:ascii="Microsoft YaHei" w:hAnsi="Microsoft YaHei" w:eastAsia="Microsoft YaHei"/>
+          <w:lang w:val="en-US" w:eastAsia="zh-CN"/>
+        </w:rPr>
+        <w:t>代价是关键词匹配会漏召——认这个代价，并写进"尚未验证"。</w:t>
+      </w:r>
+    </w:p>
+    <w:p>
+      <w:pPr>
+        <w:pStyle w:val="ListBullet"/>
+      </w:pPr>
+      <w:r>
+        <w:rPr>
+          <w:rFonts w:ascii="Microsoft YaHei" w:hAnsi="Microsoft YaHei" w:eastAsia="Microsoft YaHei"/>
+          <w:b/>
+          <w:lang w:val="en-US" w:eastAsia="zh-CN"/>
+        </w:rPr>
+        <w:t>知识图谱</w:t>
+      </w:r>
+      <w:r>
+        <w:rPr>
+          <w:rFonts w:ascii="Microsoft YaHei" w:hAnsi="Microsoft YaHei" w:eastAsia="Microsoft YaHei"/>
+          <w:lang w:val="en-US" w:eastAsia="zh-CN"/>
+        </w:rPr>
+        <w:t>：那边有更正式的事实失效语义；但这里管的是"</w:t>
+      </w:r>
+      <w:r>
+        <w:rPr>
+          <w:rFonts w:ascii="Microsoft YaHei" w:hAnsi="Microsoft YaHei" w:eastAsia="Microsoft YaHei"/>
+          <w:b/>
+          <w:lang w:val="en-US" w:eastAsia="zh-CN"/>
+        </w:rPr>
+        <w:t>判断的来由</w:t>
+      </w:r>
+      <w:r>
+        <w:rPr>
+          <w:rFonts w:ascii="Microsoft YaHei" w:hAnsi="Microsoft YaHei" w:eastAsia="Microsoft YaHei"/>
+          <w:lang w:val="en-US" w:eastAsia="zh-CN"/>
+        </w:rPr>
+        <w:t>"，更接近审计，不是数据建模。</w:t>
+      </w:r>
+    </w:p>
+    <w:p>
+      <w:r>
+        <w:rPr>
+          <w:rFonts w:ascii="Microsoft YaHei" w:hAnsi="Microsoft YaHei" w:eastAsia="Microsoft YaHei"/>
+          <w:lang w:val="en-US" w:eastAsia="zh-CN"/>
+        </w:rPr>
+        <w:t>一句话：</w:t>
+      </w:r>
+      <w:r>
+        <w:rPr>
+          <w:rFonts w:ascii="Microsoft YaHei" w:hAnsi="Microsoft YaHei" w:eastAsia="Microsoft YaHei"/>
+          <w:b/>
+          <w:lang w:val="en-US" w:eastAsia="zh-CN"/>
+        </w:rPr>
+        <w:t>这是有意取舍，不是能力不足。</w:t>
+      </w:r>
+    </w:p>
+    <w:p>
+      <w:r>
+        <w:rPr>
+          <w:rFonts w:ascii="Microsoft YaHei" w:hAnsi="Microsoft YaHei" w:eastAsia="Microsoft YaHei"/>
+          <w:lang w:val="en-US" w:eastAsia="zh-CN"/>
+        </w:rPr>
+        <w:t>如果将来引入向量检索，它也只能是召回层的一个可选通道，不能替代"结论 + 来由 + 可推翻"的形状。</w:t>
+      </w:r>
+    </w:p>
+    <w:p>
+      <w:pPr>
         <w:pStyle w:val="Heading2"/>
         <w:jc w:val="left"/>
       </w:pPr>
@@ -338,7 +2130,7 @@
           <w:b/>
           <w:lang w:val="en-US" w:eastAsia="zh-CN"/>
         </w:rPr>
-        <w:t>三、四层放置：同一个意思只准写一遍</w:t>
+        <w:t>三、判断必须可审计：为什么每条记忆要带来由</w:t>
       </w:r>
     </w:p>
     <w:p>
@@ -347,39 +2139,279 @@
           <w:rFonts w:ascii="Microsoft YaHei" w:hAnsi="Microsoft YaHei" w:eastAsia="Microsoft YaHei"/>
           <w:lang w:val="en-US" w:eastAsia="zh-CN"/>
         </w:rPr>
-        <w:t>这套东西有四类文本，各自回答不同问题，</w:t>
-      </w:r>
-      <w:r>
-        <w:rPr>
-          <w:rFonts w:ascii="Microsoft YaHei" w:hAnsi="Microsoft YaHei" w:eastAsia="Microsoft YaHei"/>
-          <w:b/>
-          <w:lang w:val="en-US" w:eastAsia="zh-CN"/>
-        </w:rPr>
-        <w:t>禁止互相复述</w:t>
-      </w:r>
-      <w:r>
-        <w:rPr>
-          <w:rFonts w:ascii="Microsoft YaHei" w:hAnsi="Microsoft YaHei" w:eastAsia="Microsoft YaHei"/>
-          <w:lang w:val="en-US" w:eastAsia="zh-CN"/>
-        </w:rPr>
-        <w:t>（复述就会漂成两个版本）：</w:t>
+        <w:t>对照最常见的形态——规则文件（</w:t>
+      </w:r>
+      <w:r>
+        <w:rPr>
+          <w:rFonts w:ascii="Consolas" w:hAnsi="Consolas" w:eastAsia="Microsoft YaHei"/>
+          <w:sz w:val="19"/>
+          <w:lang w:val="en-US" w:eastAsia="zh-CN"/>
+        </w:rPr>
+        <w:t>CLAUDE.md</w:t>
+      </w:r>
+      <w:r>
+        <w:rPr>
+          <w:rFonts w:ascii="Microsoft YaHei" w:hAnsi="Microsoft YaHei" w:eastAsia="Microsoft YaHei"/>
+          <w:lang w:val="en-US" w:eastAsia="zh-CN"/>
+        </w:rPr>
+        <w:t xml:space="preserve"> / rules）里的一条规则：</w:t>
       </w:r>
     </w:p>
     <w:p>
       <w:pPr>
-        <w:spacing w:before="140" w:after="20"/>
-      </w:pPr>
-      <w:r>
-        <w:rPr>
-          <w:rFonts w:ascii="Microsoft YaHei" w:hAnsi="Microsoft YaHei" w:eastAsia="Microsoft YaHei"/>
-          <w:b/>
-          <w:lang w:val="en-US" w:eastAsia="zh-CN"/>
-        </w:rPr>
-        <w:t>宪法（只读）</w:t>
+        <w:spacing w:after="0"/>
+      </w:pPr>
+      <w:r>
+        <w:rPr>
+          <w:rFonts w:ascii="Consolas" w:hAnsi="Consolas" w:eastAsia="Microsoft YaHei"/>
+          <w:sz w:val="19"/>
+          <w:lang w:val="en-US" w:eastAsia="zh-CN"/>
+        </w:rPr>
+        <w:t>规则文件里的那条：没有来由（哪次失败、怎么错的），不能作废，不会被推翻，也不随证据更新。</w:t>
       </w:r>
     </w:p>
     <w:p>
       <w:pPr>
+        <w:spacing w:after="0"/>
+      </w:pPr>
+      <w:r>
+        <w:rPr>
+          <w:rFonts w:ascii="Consolas" w:hAnsi="Consolas" w:eastAsia="Microsoft YaHei"/>
+          <w:sz w:val="19"/>
+          <w:lang w:val="en-US" w:eastAsia="zh-CN"/>
+        </w:rPr>
+        <w:t>这里的每一条  ：来由在案、可被质疑、可被推翻；走完验证后还沉淀成了检查。</w:t>
+      </w:r>
+    </w:p>
+    <w:p>
+      <w:r>
+        <w:rPr>
+          <w:rFonts w:ascii="Microsoft YaHei" w:hAnsi="Microsoft YaHei" w:eastAsia="Microsoft YaHei"/>
+          <w:b/>
+          <w:lang w:val="en-US" w:eastAsia="zh-CN"/>
+        </w:rPr>
+        <w:t>规则文件里的规则不需要为它自己辩护；这里的判断必须能说清来由。</w:t>
+      </w:r>
+    </w:p>
+    <w:p>
+      <w:r>
+        <w:rPr>
+          <w:rFonts w:ascii="Microsoft YaHei" w:hAnsi="Microsoft YaHei" w:eastAsia="Microsoft YaHei"/>
+          <w:lang w:val="en-US" w:eastAsia="zh-CN"/>
+        </w:rPr>
+        <w:t>这是"记忆"与"日志"的区别，也是为什么：</w:t>
+      </w:r>
+    </w:p>
+    <w:p>
+      <w:pPr>
+        <w:pStyle w:val="ListBullet"/>
+      </w:pPr>
+      <w:r>
+        <w:rPr>
+          <w:rFonts w:ascii="Microsoft YaHei" w:hAnsi="Microsoft YaHei" w:eastAsia="Microsoft YaHei"/>
+          <w:lang w:val="en-US" w:eastAsia="zh-CN"/>
+        </w:rPr>
+        <w:t xml:space="preserve">外部信息必须标 </w:t>
+      </w:r>
+      <w:r>
+        <w:rPr>
+          <w:rFonts w:ascii="Consolas" w:hAnsi="Consolas" w:eastAsia="Microsoft YaHei"/>
+          <w:sz w:val="19"/>
+          <w:lang w:val="en-US" w:eastAsia="zh-CN"/>
+        </w:rPr>
+        <w:t>source=external</w:t>
+      </w:r>
+      <w:r>
+        <w:rPr>
+          <w:rFonts w:ascii="Microsoft YaHei" w:hAnsi="Microsoft YaHei" w:eastAsia="Microsoft YaHei"/>
+          <w:lang w:val="en-US" w:eastAsia="zh-CN"/>
+        </w:rPr>
+        <w:t>，采信前还要隔离验证 + 交叉验证；</w:t>
+      </w:r>
+    </w:p>
+    <w:p>
+      <w:pPr>
+        <w:pStyle w:val="ListBullet"/>
+      </w:pPr>
+      <w:r>
+        <w:rPr>
+          <w:rFonts w:ascii="Microsoft YaHei" w:hAnsi="Microsoft YaHei" w:eastAsia="Microsoft YaHei"/>
+          <w:lang w:val="en-US" w:eastAsia="zh-CN"/>
+        </w:rPr>
+        <w:t xml:space="preserve">重要结论标 </w:t>
+      </w:r>
+      <w:r>
+        <w:rPr>
+          <w:rFonts w:ascii="Consolas" w:hAnsi="Consolas" w:eastAsia="Microsoft YaHei"/>
+          <w:sz w:val="19"/>
+          <w:lang w:val="en-US" w:eastAsia="zh-CN"/>
+        </w:rPr>
+        <w:t>salience=high</w:t>
+      </w:r>
+      <w:r>
+        <w:rPr>
+          <w:rFonts w:ascii="Microsoft YaHei" w:hAnsi="Microsoft YaHei" w:eastAsia="Microsoft YaHei"/>
+          <w:lang w:val="en-US" w:eastAsia="zh-CN"/>
+        </w:rPr>
+        <w:t>，不被日常衰减轻易降级；</w:t>
+      </w:r>
+    </w:p>
+    <w:p>
+      <w:pPr>
+        <w:pStyle w:val="ListBullet"/>
+      </w:pPr>
+      <w:r>
+        <w:rPr>
+          <w:rFonts w:ascii="Microsoft YaHei" w:hAnsi="Microsoft YaHei" w:eastAsia="Microsoft YaHei"/>
+          <w:lang w:val="en-US" w:eastAsia="zh-CN"/>
+        </w:rPr>
+        <w:t>归档不是删除：冷存保留、需要时还能取回；</w:t>
+      </w:r>
+    </w:p>
+    <w:p>
+      <w:pPr>
+        <w:pStyle w:val="ListBullet"/>
+      </w:pPr>
+      <w:r>
+        <w:rPr>
+          <w:rFonts w:ascii="Microsoft YaHei" w:hAnsi="Microsoft YaHei" w:eastAsia="Microsoft YaHei"/>
+          <w:lang w:val="en-US" w:eastAsia="zh-CN"/>
+        </w:rPr>
+        <w:t>自传体单独进永久层，按 decision/ability/event 分类，避免被预算挤掉。</w:t>
+      </w:r>
+    </w:p>
+    <w:p>
+      <w:pPr>
+        <w:pStyle w:val="Heading2"/>
+        <w:jc w:val="left"/>
+      </w:pPr>
+      <w:r>
+        <w:rPr>
+          <w:rFonts w:ascii="Microsoft YaHei" w:hAnsi="Microsoft YaHei" w:eastAsia="Microsoft YaHei"/>
+          <w:b/>
+          <w:lang w:val="en-US" w:eastAsia="zh-CN"/>
+        </w:rPr>
+        <w:t>四、经验必须能编译：技能体是第①层</w:t>
+      </w:r>
+    </w:p>
+    <w:p>
+      <w:pPr>
+        <w:pStyle w:val="Heading3"/>
+        <w:jc w:val="left"/>
+      </w:pPr>
+      <w:r>
+        <w:rPr>
+          <w:rFonts w:ascii="Microsoft YaHei" w:hAnsi="Microsoft YaHei" w:eastAsia="Microsoft YaHei"/>
+          <w:b/>
+          <w:lang w:val="en-US" w:eastAsia="zh-CN"/>
+        </w:rPr>
+        <w:t>4.1 技能的定位</w:t>
+      </w:r>
+    </w:p>
+    <w:p>
+      <w:r>
+        <w:rPr>
+          <w:rFonts w:ascii="Microsoft YaHei" w:hAnsi="Microsoft YaHei" w:eastAsia="Microsoft YaHei"/>
+          <w:lang w:val="en-US" w:eastAsia="zh-CN"/>
+        </w:rPr>
+        <w:t>记忆解决"这次能查到"，技能解决"下次不用查"。</w:t>
+      </w:r>
+    </w:p>
+    <w:p>
+      <w:r>
+        <w:rPr>
+          <w:rFonts w:ascii="Microsoft YaHei" w:hAnsi="Microsoft YaHei" w:eastAsia="Microsoft YaHei"/>
+          <w:lang w:val="en-US" w:eastAsia="zh-CN"/>
+        </w:rPr>
+        <w:t>所以技能不是"更长的记忆"，而是</w:t>
+      </w:r>
+      <w:r>
+        <w:rPr>
+          <w:rFonts w:ascii="Microsoft YaHei" w:hAnsi="Microsoft YaHei" w:eastAsia="Microsoft YaHei"/>
+          <w:b/>
+          <w:lang w:val="en-US" w:eastAsia="zh-CN"/>
+        </w:rPr>
+        <w:t>把一类任务的做法编译成可复用规则</w:t>
+      </w:r>
+      <w:r>
+        <w:rPr>
+          <w:rFonts w:ascii="Microsoft YaHei" w:hAnsi="Microsoft YaHei" w:eastAsia="Microsoft YaHei"/>
+          <w:lang w:val="en-US" w:eastAsia="zh-CN"/>
+        </w:rPr>
+        <w:t>——它直接服务 0.1 的第①层。</w:t>
+      </w:r>
+    </w:p>
+    <w:p>
+      <w:r>
+        <w:rPr>
+          <w:rFonts w:ascii="Microsoft YaHei" w:hAnsi="Microsoft YaHei" w:eastAsia="Microsoft YaHei"/>
+          <w:lang w:val="en-US" w:eastAsia="zh-CN"/>
+        </w:rPr>
+        <w:t>技能体空转，意味着</w:t>
+      </w:r>
+      <w:r>
+        <w:rPr>
+          <w:rFonts w:ascii="Microsoft YaHei" w:hAnsi="Microsoft YaHei" w:eastAsia="Microsoft YaHei"/>
+          <w:b/>
+          <w:lang w:val="en-US" w:eastAsia="zh-CN"/>
+        </w:rPr>
+        <w:t>编译器没有跑</w:t>
+      </w:r>
+      <w:r>
+        <w:rPr>
+          <w:rFonts w:ascii="Microsoft YaHei" w:hAnsi="Microsoft YaHei" w:eastAsia="Microsoft YaHei"/>
+          <w:lang w:val="en-US" w:eastAsia="zh-CN"/>
+        </w:rPr>
+        <w:t>：做过的事没有变成可复用的做法，下次还要从头推理。</w:t>
+      </w:r>
+    </w:p>
+    <w:p>
+      <w:r>
+        <w:rPr>
+          <w:rFonts w:ascii="Microsoft YaHei" w:hAnsi="Microsoft YaHei" w:eastAsia="Microsoft YaHei"/>
+          <w:lang w:val="en-US" w:eastAsia="zh-CN"/>
+        </w:rPr>
+        <w:t>这就是为什么 V6-05/06 要把"什么时候该生成技能"写进系统提示 + 工具描述 + 学习协议，而不是只靠一个"失败→修好"的钩子。</w:t>
+      </w:r>
+    </w:p>
+    <w:p>
+      <w:pPr>
+        <w:pStyle w:val="Heading3"/>
+        <w:jc w:val="left"/>
+      </w:pPr>
+      <w:r>
+        <w:rPr>
+          <w:rFonts w:ascii="Microsoft YaHei" w:hAnsi="Microsoft YaHei" w:eastAsia="Microsoft YaHei"/>
+          <w:b/>
+          <w:lang w:val="en-US" w:eastAsia="zh-CN"/>
+        </w:rPr>
+        <w:t>4.2 技能从哪来</w:t>
+      </w:r>
+    </w:p>
+    <w:p>
+      <w:r>
+        <w:rPr>
+          <w:rFonts w:ascii="Microsoft YaHei" w:hAnsi="Microsoft YaHei" w:eastAsia="Microsoft YaHei"/>
+          <w:lang w:val="en-US" w:eastAsia="zh-CN"/>
+        </w:rPr>
+        <w:t>当前允许三种来源，门槛不同：</w:t>
+      </w:r>
+    </w:p>
+    <w:p>
+      <w:pPr>
+        <w:spacing w:before="140" w:after="20"/>
+      </w:pPr>
+      <w:r>
+        <w:rPr>
+          <w:rFonts w:ascii="Microsoft YaHei" w:hAnsi="Microsoft YaHei" w:eastAsia="Microsoft YaHei"/>
+          <w:b/>
+          <w:lang w:val="en-US" w:eastAsia="zh-CN"/>
+        </w:rPr>
+        <w:t>failure-fixed（默认）</w:t>
+      </w:r>
+    </w:p>
+    <w:p>
+      <w:pPr>
         <w:spacing w:after="20"/>
         <w:ind w:left="280"/>
       </w:pPr>
@@ -389,14 +2421,14 @@
           <w:b/>
           <w:lang w:val="en-US" w:eastAsia="zh-CN"/>
         </w:rPr>
-        <w:t>回答的问题：</w:t>
-      </w:r>
-      <w:r>
-        <w:rPr>
-          <w:rFonts w:ascii="Microsoft YaHei" w:hAnsi="Microsoft YaHei" w:eastAsia="Microsoft YaHei"/>
-          <w:lang w:val="en-US" w:eastAsia="zh-CN"/>
-        </w:rPr>
-        <w:t>我是谁、红线是什么</w:t>
+        <w:t>证据要求：</w:t>
+      </w:r>
+      <w:r>
+        <w:rPr>
+          <w:rFonts w:ascii="Microsoft YaHei" w:hAnsi="Microsoft YaHei" w:eastAsia="Microsoft YaHei"/>
+          <w:lang w:val="en-US" w:eastAsia="zh-CN"/>
+        </w:rPr>
+        <w:t>反例 + 正例；反例可追溯到真实失败</w:t>
       </w:r>
     </w:p>
     <w:p>
@@ -410,14 +2442,14 @@
           <w:b/>
           <w:lang w:val="en-US" w:eastAsia="zh-CN"/>
         </w:rPr>
-        <w:t>例子：</w:t>
-      </w:r>
-      <w:r>
-        <w:rPr>
-          <w:rFonts w:ascii="Microsoft YaHei" w:hAnsi="Microsoft YaHei" w:eastAsia="Microsoft YaHei"/>
-          <w:lang w:val="en-US" w:eastAsia="zh-CN"/>
-        </w:rPr>
-        <w:t>不撒谎、不助害、不泄密、不轻信外部</w:t>
+        <w:t>写回：</w:t>
+      </w:r>
+      <w:r>
+        <w:rPr>
+          <w:rFonts w:ascii="Microsoft YaHei" w:hAnsi="Microsoft YaHei" w:eastAsia="Microsoft YaHei"/>
+          <w:lang w:val="en-US" w:eastAsia="zh-CN"/>
+        </w:rPr>
+        <w:t>按配置</w:t>
       </w:r>
     </w:p>
     <w:p>
@@ -430,7 +2462,7 @@
           <w:b/>
           <w:lang w:val="en-US" w:eastAsia="zh-CN"/>
         </w:rPr>
-        <w:t>系统提示（纪律）</w:t>
+        <w:t>memory-recurring</w:t>
       </w:r>
     </w:p>
     <w:p>
@@ -444,14 +2476,14 @@
           <w:b/>
           <w:lang w:val="en-US" w:eastAsia="zh-CN"/>
         </w:rPr>
-        <w:t>回答的问题：</w:t>
-      </w:r>
-      <w:r>
-        <w:rPr>
-          <w:rFonts w:ascii="Microsoft YaHei" w:hAnsi="Microsoft YaHei" w:eastAsia="Microsoft YaHei"/>
-          <w:lang w:val="en-US" w:eastAsia="zh-CN"/>
-        </w:rPr>
-        <w:t>什么时候该做什么、不该做什么</w:t>
+        <w:t>证据要求：</w:t>
+      </w:r>
+      <w:r>
+        <w:rPr>
+          <w:rFonts w:ascii="Microsoft YaHei" w:hAnsi="Microsoft YaHei" w:eastAsia="Microsoft YaHei"/>
+          <w:lang w:val="en-US" w:eastAsia="zh-CN"/>
+        </w:rPr>
+        <w:t>≥3 个真实记忆事件、跨 ≥2 会话；反例/正例至少一种</w:t>
       </w:r>
     </w:p>
     <w:p>
@@ -465,14 +2497,14 @@
           <w:b/>
           <w:lang w:val="en-US" w:eastAsia="zh-CN"/>
         </w:rPr>
-        <w:t>例子：</w:t>
-      </w:r>
-      <w:r>
-        <w:rPr>
-          <w:rFonts w:ascii="Microsoft YaHei" w:hAnsi="Microsoft YaHei" w:eastAsia="Microsoft YaHei"/>
-          <w:lang w:val="en-US" w:eastAsia="zh-CN"/>
-        </w:rPr>
-        <w:t>何时写记忆、怎么标记、什么不该委托</w:t>
+        <w:t>写回：</w:t>
+      </w:r>
+      <w:r>
+        <w:rPr>
+          <w:rFonts w:ascii="Microsoft YaHei" w:hAnsi="Microsoft YaHei" w:eastAsia="Microsoft YaHei"/>
+          <w:lang w:val="en-US" w:eastAsia="zh-CN"/>
+        </w:rPr>
+        <w:t>按配置</w:t>
       </w:r>
     </w:p>
     <w:p>
@@ -485,7 +2517,7 @@
           <w:b/>
           <w:lang w:val="en-US" w:eastAsia="zh-CN"/>
         </w:rPr>
-        <w:t>工具描述</w:t>
+        <w:t>external-rewrite</w:t>
       </w:r>
     </w:p>
     <w:p>
@@ -499,14 +2531,14 @@
           <w:b/>
           <w:lang w:val="en-US" w:eastAsia="zh-CN"/>
         </w:rPr>
-        <w:t>回答的问题：</w:t>
-      </w:r>
-      <w:r>
-        <w:rPr>
-          <w:rFonts w:ascii="Microsoft YaHei" w:hAnsi="Microsoft YaHei" w:eastAsia="Microsoft YaHei"/>
-          <w:lang w:val="en-US" w:eastAsia="zh-CN"/>
-        </w:rPr>
-        <w:t>怎么调用、参数是什么意思、填错会怎样</w:t>
+        <w:t>证据要求：</w:t>
+      </w:r>
+      <w:r>
+        <w:rPr>
+          <w:rFonts w:ascii="Microsoft YaHei" w:hAnsi="Microsoft YaHei" w:eastAsia="Microsoft YaHei"/>
+          <w:lang w:val="en-US" w:eastAsia="zh-CN"/>
+        </w:rPr>
+        <w:t>外部来源记录（自己搜到/用户提供）；不要求本地反例</w:t>
       </w:r>
     </w:p>
     <w:p>
@@ -520,30 +2552,1501 @@
           <w:b/>
           <w:lang w:val="en-US" w:eastAsia="zh-CN"/>
         </w:rPr>
-        <w:t>例子：</w:t>
-      </w:r>
-      <w:r>
-        <w:rPr>
-          <w:rFonts w:ascii="Microsoft YaHei" w:hAnsi="Microsoft YaHei" w:eastAsia="Microsoft YaHei"/>
-          <w:lang w:val="en-US" w:eastAsia="zh-CN"/>
-        </w:rPr>
-        <w:t>参数语义、返回值形状、默认行为</w:t>
+        <w:t>写回：</w:t>
+      </w:r>
+      <w:r>
+        <w:rPr>
+          <w:rFonts w:ascii="Microsoft YaHei" w:hAnsi="Microsoft YaHei" w:eastAsia="Microsoft YaHei"/>
+          <w:lang w:val="en-US" w:eastAsia="zh-CN"/>
+        </w:rPr>
+        <w:t>默认只暂存，保留需用户同意</w:t>
       </w:r>
     </w:p>
     <w:p>
-      <w:pPr>
-        <w:spacing w:before="140" w:after="20"/>
-      </w:pPr>
+      <w:r>
+        <w:rPr>
+          <w:rFonts w:ascii="Microsoft YaHei" w:hAnsi="Microsoft YaHei" w:eastAsia="Microsoft YaHei"/>
+          <w:lang w:val="en-US" w:eastAsia="zh-CN"/>
+        </w:rPr>
+        <w:t>这不是为了"多收技能"，而是为了让</w:t>
+      </w:r>
       <w:r>
         <w:rPr>
           <w:rFonts w:ascii="Microsoft YaHei" w:hAnsi="Microsoft YaHei" w:eastAsia="Microsoft YaHei"/>
           <w:b/>
           <w:lang w:val="en-US" w:eastAsia="zh-CN"/>
         </w:rPr>
-        <w:t>记忆</w:t>
+        <w:t>经验进入可验证的形态</w:t>
+      </w:r>
+      <w:r>
+        <w:rPr>
+          <w:rFonts w:ascii="Microsoft YaHei" w:hAnsi="Microsoft YaHei" w:eastAsia="Microsoft YaHei"/>
+          <w:lang w:val="en-US" w:eastAsia="zh-CN"/>
+        </w:rPr>
+        <w:t>：</w:t>
       </w:r>
     </w:p>
     <w:p>
+      <w:r>
+        <w:rPr>
+          <w:rFonts w:ascii="Microsoft YaHei" w:hAnsi="Microsoft YaHei" w:eastAsia="Microsoft YaHei"/>
+          <w:lang w:val="en-US" w:eastAsia="zh-CN"/>
+        </w:rPr>
+        <w:t>反例说明"没有它会做错"，正例说明"有了它仍要做对"，独立验证者看不到修改理由，回归门兜住退化。</w:t>
+      </w:r>
+    </w:p>
+    <w:p>
+      <w:pPr>
+        <w:pStyle w:val="Heading3"/>
+        <w:jc w:val="left"/>
+      </w:pPr>
+      <w:r>
+        <w:rPr>
+          <w:rFonts w:ascii="Microsoft YaHei" w:hAnsi="Microsoft YaHei" w:eastAsia="Microsoft YaHei"/>
+          <w:b/>
+          <w:lang w:val="en-US" w:eastAsia="zh-CN"/>
+        </w:rPr>
+        <w:t>4.3 为什么学习必须受控</w:t>
+      </w:r>
+    </w:p>
+    <w:p>
+      <w:r>
+        <w:rPr>
+          <w:rFonts w:ascii="Microsoft YaHei" w:hAnsi="Microsoft YaHei" w:eastAsia="Microsoft YaHei"/>
+          <w:lang w:val="en-US" w:eastAsia="zh-CN"/>
+        </w:rPr>
+        <w:t>技能修改是</w:t>
+      </w:r>
+      <w:r>
+        <w:rPr>
+          <w:rFonts w:ascii="Microsoft YaHei" w:hAnsi="Microsoft YaHei" w:eastAsia="Microsoft YaHei"/>
+          <w:b/>
+          <w:lang w:val="en-US" w:eastAsia="zh-CN"/>
+        </w:rPr>
+        <w:t>行为变化</w:t>
+      </w:r>
+      <w:r>
+        <w:rPr>
+          <w:rFonts w:ascii="Microsoft YaHei" w:hAnsi="Microsoft YaHei" w:eastAsia="Microsoft YaHei"/>
+          <w:lang w:val="en-US" w:eastAsia="zh-CN"/>
+        </w:rPr>
+        <w:t>，比写一条记忆风险高得多。所以：</w:t>
+      </w:r>
+    </w:p>
+    <w:p>
+      <w:pPr>
+        <w:pStyle w:val="ListBullet"/>
+      </w:pPr>
+      <w:r>
+        <w:rPr>
+          <w:rFonts w:ascii="Microsoft YaHei" w:hAnsi="Microsoft YaHei" w:eastAsia="Microsoft YaHei"/>
+          <w:lang w:val="en-US" w:eastAsia="zh-CN"/>
+        </w:rPr>
+        <w:t>验证者与修订者分开，验证者拿不到"我觉得这样更好"的理由；</w:t>
+      </w:r>
+    </w:p>
+    <w:p>
+      <w:pPr>
+        <w:pStyle w:val="ListBullet"/>
+      </w:pPr>
+      <w:r>
+        <w:rPr>
+          <w:rFonts w:ascii="Microsoft YaHei" w:hAnsi="Microsoft YaHei" w:eastAsia="Microsoft YaHei"/>
+          <w:lang w:val="en-US" w:eastAsia="zh-CN"/>
+        </w:rPr>
+        <w:t>旧版全文先存档，写回可回滚；</w:t>
+      </w:r>
+    </w:p>
+    <w:p>
+      <w:pPr>
+        <w:pStyle w:val="ListBullet"/>
+      </w:pPr>
+      <w:r>
+        <w:rPr>
+          <w:rFonts w:ascii="Microsoft YaHei" w:hAnsi="Microsoft YaHei" w:eastAsia="Microsoft YaHei"/>
+          <w:lang w:val="en-US" w:eastAsia="zh-CN"/>
+        </w:rPr>
+        <w:t>回归门用反例/规则点覆盖兜底；</w:t>
+      </w:r>
+    </w:p>
+    <w:p>
+      <w:pPr>
+        <w:pStyle w:val="ListBullet"/>
+      </w:pPr>
+      <w:r>
+        <w:rPr>
+          <w:rFonts w:ascii="Microsoft YaHei" w:hAnsi="Microsoft YaHei" w:eastAsia="Microsoft YaHei"/>
+          <w:lang w:val="en-US" w:eastAsia="zh-CN"/>
+        </w:rPr>
+        <w:t>外部来源默认只暂存，保留要用户确认；</w:t>
+      </w:r>
+    </w:p>
+    <w:p>
+      <w:pPr>
+        <w:pStyle w:val="ListBullet"/>
+      </w:pPr>
+      <w:r>
+        <w:rPr>
+          <w:rFonts w:ascii="Microsoft YaHei" w:hAnsi="Microsoft YaHei" w:eastAsia="Microsoft YaHei"/>
+          <w:lang w:val="en-US" w:eastAsia="zh-CN"/>
+        </w:rPr>
+        <w:t>学习协议本身</w:t>
+      </w:r>
+      <w:r>
+        <w:rPr>
+          <w:rFonts w:ascii="Microsoft YaHei" w:hAnsi="Microsoft YaHei" w:eastAsia="Microsoft YaHei"/>
+          <w:b/>
+          <w:lang w:val="en-US" w:eastAsia="zh-CN"/>
+        </w:rPr>
+        <w:t>禁止自动修改</w:t>
+      </w:r>
+      <w:r>
+        <w:rPr>
+          <w:rFonts w:ascii="Microsoft YaHei" w:hAnsi="Microsoft YaHei" w:eastAsia="Microsoft YaHei"/>
+          <w:lang w:val="en-US" w:eastAsia="zh-CN"/>
+        </w:rPr>
+        <w:t>——它是这套学习系统的宪法。</w:t>
+      </w:r>
+    </w:p>
+    <w:p>
+      <w:r>
+        <w:rPr>
+          <w:rFonts w:ascii="Microsoft YaHei" w:hAnsi="Microsoft YaHei" w:eastAsia="Microsoft YaHei"/>
+          <w:b/>
+          <w:lang w:val="en-US" w:eastAsia="zh-CN"/>
+        </w:rPr>
+        <w:t>技能体是第①层，不是装饰。</w:t>
+      </w:r>
+      <w:r>
+        <w:rPr>
+          <w:rFonts w:ascii="Microsoft YaHei" w:hAnsi="Microsoft YaHei" w:eastAsia="Microsoft YaHei"/>
+          <w:lang w:val="en-US" w:eastAsia="zh-CN"/>
+        </w:rPr>
+        <w:t xml:space="preserve"> 它空转，整套"减少检索量"的目标就只剩第②层。</w:t>
+      </w:r>
+    </w:p>
+    <w:p>
+      <w:pPr>
+        <w:pStyle w:val="Heading2"/>
+        <w:jc w:val="left"/>
+      </w:pPr>
+      <w:r>
+        <w:rPr>
+          <w:rFonts w:ascii="Microsoft YaHei" w:hAnsi="Microsoft YaHei" w:eastAsia="Microsoft YaHei"/>
+          <w:b/>
+          <w:lang w:val="en-US" w:eastAsia="zh-CN"/>
+        </w:rPr>
+        <w:t>五、工作必须有地址：任务图是档案，不是待办</w:t>
+      </w:r>
+    </w:p>
+    <w:p>
+      <w:pPr>
+        <w:pStyle w:val="Heading3"/>
+        <w:jc w:val="left"/>
+      </w:pPr>
+      <w:r>
+        <w:rPr>
+          <w:rFonts w:ascii="Microsoft YaHei" w:hAnsi="Microsoft YaHei" w:eastAsia="Microsoft YaHei"/>
+          <w:b/>
+          <w:lang w:val="en-US" w:eastAsia="zh-CN"/>
+        </w:rPr>
+        <w:t>5.1 为什么把图放进记忆</w:t>
+      </w:r>
+    </w:p>
+    <w:p>
+      <w:r>
+        <w:rPr>
+          <w:rFonts w:ascii="Microsoft YaHei" w:hAnsi="Microsoft YaHei" w:eastAsia="Microsoft YaHei"/>
+          <w:lang w:val="en-US" w:eastAsia="zh-CN"/>
+        </w:rPr>
+        <w:t>长任务会跨会话、被折叠，甚至换模型。把任务拆解写进 prompt 会有三个问题：</w:t>
+      </w:r>
+    </w:p>
+    <w:p>
+      <w:r>
+        <w:rPr>
+          <w:rFonts w:ascii="Microsoft YaHei" w:hAnsi="Microsoft YaHei" w:eastAsia="Microsoft YaHei"/>
+          <w:lang w:val="en-US" w:eastAsia="zh-CN"/>
+        </w:rPr>
+        <w:t>prompt 越来越长（贵）、子代理拿到的是"当时的快照"（会漂）、谁改过状态没人知道（并发覆盖）。</w:t>
+      </w:r>
+    </w:p>
+    <w:p>
+      <w:r>
+        <w:rPr>
+          <w:rFonts w:ascii="Microsoft YaHei" w:hAnsi="Microsoft YaHei" w:eastAsia="Microsoft YaHei"/>
+          <w:lang w:val="en-US" w:eastAsia="zh-CN"/>
+        </w:rPr>
+        <w:t>所以换了个放法：</w:t>
+      </w:r>
+      <w:r>
+        <w:rPr>
+          <w:rFonts w:ascii="Microsoft YaHei" w:hAnsi="Microsoft YaHei" w:eastAsia="Microsoft YaHei"/>
+          <w:b/>
+          <w:lang w:val="en-US" w:eastAsia="zh-CN"/>
+        </w:rPr>
+        <w:t>任务图作为一条记忆存在</w:t>
+      </w:r>
+      <w:r>
+        <w:rPr>
+          <w:rFonts w:ascii="Microsoft YaHei" w:hAnsi="Microsoft YaHei" w:eastAsia="Microsoft YaHei"/>
+          <w:lang w:val="en-US" w:eastAsia="zh-CN"/>
+        </w:rPr>
+        <w:t>，派活只给它的 id。这样：</w:t>
+      </w:r>
+    </w:p>
+    <w:p>
+      <w:pPr>
+        <w:pStyle w:val="ListBullet"/>
+      </w:pPr>
+      <w:r>
+        <w:rPr>
+          <w:rFonts w:ascii="Microsoft YaHei" w:hAnsi="Microsoft YaHei" w:eastAsia="Microsoft YaHei"/>
+          <w:lang w:val="en-US" w:eastAsia="zh-CN"/>
+        </w:rPr>
+        <w:t>子代理按需去读，拿到的是</w:t>
+      </w:r>
+      <w:r>
+        <w:rPr>
+          <w:rFonts w:ascii="Microsoft YaHei" w:hAnsi="Microsoft YaHei" w:eastAsia="Microsoft YaHei"/>
+          <w:b/>
+          <w:lang w:val="en-US" w:eastAsia="zh-CN"/>
+        </w:rPr>
+        <w:t>当前</w:t>
+      </w:r>
+      <w:r>
+        <w:rPr>
+          <w:rFonts w:ascii="Microsoft YaHei" w:hAnsi="Microsoft YaHei" w:eastAsia="Microsoft YaHei"/>
+          <w:lang w:val="en-US" w:eastAsia="zh-CN"/>
+        </w:rPr>
+        <w:t>的图，不是快照；</w:t>
+      </w:r>
+    </w:p>
+    <w:p>
+      <w:pPr>
+        <w:pStyle w:val="ListBullet"/>
+      </w:pPr>
+      <w:r>
+        <w:rPr>
+          <w:rFonts w:ascii="Microsoft YaHei" w:hAnsi="Microsoft YaHei" w:eastAsia="Microsoft YaHei"/>
+          <w:lang w:val="en-US" w:eastAsia="zh-CN"/>
+        </w:rPr>
+        <w:t>图与状态</w:t>
+      </w:r>
+      <w:r>
+        <w:rPr>
+          <w:rFonts w:ascii="Microsoft YaHei" w:hAnsi="Microsoft YaHei" w:eastAsia="Microsoft YaHei"/>
+          <w:b/>
+          <w:lang w:val="en-US" w:eastAsia="zh-CN"/>
+        </w:rPr>
+        <w:t>只有一个写者</w:t>
+      </w:r>
+      <w:r>
+        <w:rPr>
+          <w:rFonts w:ascii="Microsoft YaHei" w:hAnsi="Microsoft YaHei" w:eastAsia="Microsoft YaHei"/>
+          <w:lang w:val="en-US" w:eastAsia="zh-CN"/>
+        </w:rPr>
+        <w:t>（创建它的会话），从根上避免并发覆盖；</w:t>
+      </w:r>
+    </w:p>
+    <w:p>
+      <w:pPr>
+        <w:pStyle w:val="ListBullet"/>
+      </w:pPr>
+      <w:r>
+        <w:rPr>
+          <w:rFonts w:ascii="Microsoft YaHei" w:hAnsi="Microsoft YaHei" w:eastAsia="Microsoft YaHei"/>
+          <w:lang w:val="en-US" w:eastAsia="zh-CN"/>
+        </w:rPr>
+        <w:t>记录带"任务 + 分工"标签，事后按任务 id 能一次取全——</w:t>
+      </w:r>
+      <w:r>
+        <w:rPr>
+          <w:rFonts w:ascii="Microsoft YaHei" w:hAnsi="Microsoft YaHei" w:eastAsia="Microsoft YaHei"/>
+          <w:b/>
+          <w:lang w:val="en-US" w:eastAsia="zh-CN"/>
+        </w:rPr>
+        <w:t>可审计</w:t>
+      </w:r>
+      <w:r>
+        <w:rPr>
+          <w:rFonts w:ascii="Microsoft YaHei" w:hAnsi="Microsoft YaHei" w:eastAsia="Microsoft YaHei"/>
+          <w:lang w:val="en-US" w:eastAsia="zh-CN"/>
+        </w:rPr>
+        <w:t>；</w:t>
+      </w:r>
+    </w:p>
+    <w:p>
+      <w:pPr>
+        <w:pStyle w:val="ListBullet"/>
+      </w:pPr>
+      <w:r>
+        <w:rPr>
+          <w:rFonts w:ascii="Microsoft YaHei" w:hAnsi="Microsoft YaHei" w:eastAsia="Microsoft YaHei"/>
+          <w:lang w:val="en-US" w:eastAsia="zh-CN"/>
+        </w:rPr>
+        <w:t>未收尾前这批记录</w:t>
+      </w:r>
+      <w:r>
+        <w:rPr>
+          <w:rFonts w:ascii="Microsoft YaHei" w:hAnsi="Microsoft YaHei" w:eastAsia="Microsoft YaHei"/>
+          <w:b/>
+          <w:lang w:val="en-US" w:eastAsia="zh-CN"/>
+        </w:rPr>
+        <w:t>不许被归档</w:t>
+      </w:r>
+      <w:r>
+        <w:rPr>
+          <w:rFonts w:ascii="Microsoft YaHei" w:hAnsi="Microsoft YaHei" w:eastAsia="Microsoft YaHei"/>
+          <w:lang w:val="en-US" w:eastAsia="zh-CN"/>
+        </w:rPr>
+        <w:t>：进行中的工作不该被后台维护吃掉。</w:t>
+      </w:r>
+    </w:p>
+    <w:p>
+      <w:pPr>
+        <w:pStyle w:val="Heading3"/>
+        <w:jc w:val="left"/>
+      </w:pPr>
+      <w:r>
+        <w:rPr>
+          <w:rFonts w:ascii="Microsoft YaHei" w:hAnsi="Microsoft YaHei" w:eastAsia="Microsoft YaHei"/>
+          <w:b/>
+          <w:lang w:val="en-US" w:eastAsia="zh-CN"/>
+        </w:rPr>
+        <w:t>5.2 图是档案/寻址空间，不是待办清单</w:t>
+      </w:r>
+    </w:p>
+    <w:p>
+      <w:r>
+        <w:rPr>
+          <w:rFonts w:ascii="Microsoft YaHei" w:hAnsi="Microsoft YaHei" w:eastAsia="Microsoft YaHei"/>
+          <w:lang w:val="en-US" w:eastAsia="zh-CN"/>
+        </w:rPr>
+        <w:t>更准确地说：</w:t>
+      </w:r>
+      <w:r>
+        <w:rPr>
+          <w:rFonts w:ascii="Microsoft YaHei" w:hAnsi="Microsoft YaHei" w:eastAsia="Microsoft YaHei"/>
+          <w:b/>
+          <w:lang w:val="en-US" w:eastAsia="zh-CN"/>
+        </w:rPr>
+        <w:t>它存的是地址，不是原文</w:t>
+      </w:r>
+      <w:r>
+        <w:rPr>
+          <w:rFonts w:ascii="Microsoft YaHei" w:hAnsi="Microsoft YaHei" w:eastAsia="Microsoft YaHei"/>
+          <w:lang w:val="en-US" w:eastAsia="zh-CN"/>
+        </w:rPr>
+        <w:t>——所有条目只放 id + 一句 why/摘要投影；正文留在被引用的记忆里，删了原记忆，图里那条也随之消失。</w:t>
+      </w:r>
+    </w:p>
+    <w:p>
+      <w:r>
+        <w:rPr>
+          <w:rFonts w:ascii="Microsoft YaHei" w:hAnsi="Microsoft YaHei" w:eastAsia="Microsoft YaHei"/>
+          <w:lang w:val="en-US" w:eastAsia="zh-CN"/>
+        </w:rPr>
+        <w:t>任务图记的是：</w:t>
+      </w:r>
+    </w:p>
+    <w:p>
+      <w:pPr>
+        <w:pStyle w:val="ListBullet"/>
+      </w:pPr>
+      <w:r>
+        <w:rPr>
+          <w:rFonts w:ascii="Microsoft YaHei" w:hAnsi="Microsoft YaHei" w:eastAsia="Microsoft YaHei"/>
+          <w:b/>
+          <w:lang w:val="en-US" w:eastAsia="zh-CN"/>
+        </w:rPr>
+        <w:t>已完成里程碑</w:t>
+      </w:r>
+      <w:r>
+        <w:rPr>
+          <w:rFonts w:ascii="Microsoft YaHei" w:hAnsi="Microsoft YaHei" w:eastAsia="Microsoft YaHei"/>
+          <w:lang w:val="en-US" w:eastAsia="zh-CN"/>
+        </w:rPr>
+        <w:t>（done）；</w:t>
+      </w:r>
+    </w:p>
+    <w:p>
+      <w:pPr>
+        <w:pStyle w:val="ListBullet"/>
+      </w:pPr>
+      <w:r>
+        <w:rPr>
+          <w:rFonts w:ascii="Microsoft YaHei" w:hAnsi="Microsoft YaHei" w:eastAsia="Microsoft YaHei"/>
+          <w:b/>
+          <w:lang w:val="en-US" w:eastAsia="zh-CN"/>
+        </w:rPr>
+        <w:t>依赖</w:t>
+      </w:r>
+      <w:r>
+        <w:rPr>
+          <w:rFonts w:ascii="Microsoft YaHei" w:hAnsi="Microsoft YaHei" w:eastAsia="Microsoft YaHei"/>
+          <w:lang w:val="en-US" w:eastAsia="zh-CN"/>
+        </w:rPr>
+        <w:t>（uses：用了哪些既有结论/外部输入）；</w:t>
+      </w:r>
+    </w:p>
+    <w:p>
+      <w:pPr>
+        <w:pStyle w:val="ListBullet"/>
+      </w:pPr>
+      <w:r>
+        <w:rPr>
+          <w:rFonts w:ascii="Microsoft YaHei" w:hAnsi="Microsoft YaHei" w:eastAsia="Microsoft YaHei"/>
+          <w:b/>
+          <w:lang w:val="en-US" w:eastAsia="zh-CN"/>
+        </w:rPr>
+        <w:t>前序图</w:t>
+      </w:r>
+      <w:r>
+        <w:rPr>
+          <w:rFonts w:ascii="Microsoft YaHei" w:hAnsi="Microsoft YaHei" w:eastAsia="Microsoft YaHei"/>
+          <w:lang w:val="en-US" w:eastAsia="zh-CN"/>
+        </w:rPr>
+        <w:t>（links：为什么接上它）；</w:t>
+      </w:r>
+    </w:p>
+    <w:p>
+      <w:pPr>
+        <w:pStyle w:val="ListBullet"/>
+      </w:pPr>
+      <w:r>
+        <w:rPr>
+          <w:rFonts w:ascii="Microsoft YaHei" w:hAnsi="Microsoft YaHei" w:eastAsia="Microsoft YaHei"/>
+          <w:b/>
+          <w:lang w:val="en-US" w:eastAsia="zh-CN"/>
+        </w:rPr>
+        <w:t>重要结论的 id</w:t>
+      </w:r>
+      <w:r>
+        <w:rPr>
+          <w:rFonts w:ascii="Microsoft YaHei" w:hAnsi="Microsoft YaHei" w:eastAsia="Microsoft YaHei"/>
+          <w:lang w:val="en-US" w:eastAsia="zh-CN"/>
+        </w:rPr>
+        <w:t>（</w:t>
+      </w:r>
+      <w:r>
+        <w:rPr>
+          <w:rFonts w:ascii="Consolas" w:hAnsi="Consolas" w:eastAsia="Microsoft YaHei"/>
+          <w:sz w:val="19"/>
+          <w:lang w:val="en-US" w:eastAsia="zh-CN"/>
+        </w:rPr>
+        <w:t>conclusion</w:t>
+      </w:r>
+      <w:r>
+        <w:rPr>
+          <w:rFonts w:ascii="Microsoft YaHei" w:hAnsi="Microsoft YaHei" w:eastAsia="Microsoft YaHei"/>
+          <w:lang w:val="en-US" w:eastAsia="zh-CN"/>
+        </w:rPr>
+        <w:t xml:space="preserve"> 标签，读时投影，不复制正文）。</w:t>
+      </w:r>
+    </w:p>
+    <w:p>
+      <w:r>
+        <w:rPr>
+          <w:rFonts w:ascii="Microsoft YaHei" w:hAnsi="Microsoft YaHei" w:eastAsia="Microsoft YaHei"/>
+          <w:lang w:val="en-US" w:eastAsia="zh-CN"/>
+        </w:rPr>
+        <w:t>未完成的步骤仍然用宿主 todo。两者不要互为镜像：图是"做过什么、依据什么、结论在哪"，todo 是"下一步做什么"。</w:t>
+      </w:r>
+    </w:p>
+    <w:p>
+      <w:pPr>
+        <w:pStyle w:val="Heading3"/>
+        <w:jc w:val="left"/>
+      </w:pPr>
+      <w:r>
+        <w:rPr>
+          <w:rFonts w:ascii="Microsoft YaHei" w:hAnsi="Microsoft YaHei" w:eastAsia="Microsoft YaHei"/>
+          <w:b/>
+          <w:lang w:val="en-US" w:eastAsia="zh-CN"/>
+        </w:rPr>
+        <w:t>5.3 自己的任务也可以开图</w:t>
+      </w:r>
+    </w:p>
+    <w:p>
+      <w:r>
+        <w:rPr>
+          <w:rFonts w:ascii="Microsoft YaHei" w:hAnsi="Microsoft YaHei" w:eastAsia="Microsoft YaHei"/>
+          <w:lang w:val="en-US" w:eastAsia="zh-CN"/>
+        </w:rPr>
+        <w:t>图不是"多 agent 专用"。自己的任务满足以下任一条件就值得开：</w:t>
+      </w:r>
+    </w:p>
+    <w:p>
+      <w:pPr>
+        <w:pStyle w:val="ListBullet"/>
+      </w:pPr>
+      <w:r>
+        <w:rPr>
+          <w:rFonts w:ascii="Microsoft YaHei" w:hAnsi="Microsoft YaHei" w:eastAsia="Microsoft YaHei"/>
+          <w:lang w:val="en-US" w:eastAsia="zh-CN"/>
+        </w:rPr>
+        <w:t>会跨会话，或被折叠后还要接着做；</w:t>
+      </w:r>
+    </w:p>
+    <w:p>
+      <w:pPr>
+        <w:pStyle w:val="ListBullet"/>
+      </w:pPr>
+      <w:r>
+        <w:rPr>
+          <w:rFonts w:ascii="Microsoft YaHei" w:hAnsi="Microsoft YaHei" w:eastAsia="Microsoft YaHei"/>
+          <w:lang w:val="en-US" w:eastAsia="zh-CN"/>
+        </w:rPr>
+        <w:t>会产出多条以后要找的记忆（结论/证据/产物）；</w:t>
+      </w:r>
+    </w:p>
+    <w:p>
+      <w:pPr>
+        <w:pStyle w:val="ListBullet"/>
+      </w:pPr>
+      <w:r>
+        <w:rPr>
+          <w:rFonts w:ascii="Microsoft YaHei" w:hAnsi="Microsoft YaHei" w:eastAsia="Microsoft YaHei"/>
+          <w:lang w:val="en-US" w:eastAsia="zh-CN"/>
+        </w:rPr>
+        <w:t>需要说清"哪块做完、用了什么、结论在哪"。</w:t>
+      </w:r>
+    </w:p>
+    <w:p>
+      <w:r>
+        <w:rPr>
+          <w:rFonts w:ascii="Microsoft YaHei" w:hAnsi="Microsoft YaHei" w:eastAsia="Microsoft YaHei"/>
+          <w:lang w:val="en-US" w:eastAsia="zh-CN"/>
+        </w:rPr>
+        <w:t xml:space="preserve">单步小事直接 </w:t>
+      </w:r>
+      <w:r>
+        <w:rPr>
+          <w:rFonts w:ascii="Consolas" w:hAnsi="Consolas" w:eastAsia="Microsoft YaHei"/>
+          <w:sz w:val="19"/>
+          <w:lang w:val="en-US" w:eastAsia="zh-CN"/>
+        </w:rPr>
+        <w:t>remember</w:t>
+      </w:r>
+      <w:r>
+        <w:rPr>
+          <w:rFonts w:ascii="Microsoft YaHei" w:hAnsi="Microsoft YaHei" w:eastAsia="Microsoft YaHei"/>
+          <w:lang w:val="en-US" w:eastAsia="zh-CN"/>
+        </w:rPr>
+        <w:t>，别开；否则只是给自己加仪式。</w:t>
+      </w:r>
+    </w:p>
+    <w:p>
+      <w:r>
+        <w:rPr>
+          <w:rFonts w:ascii="Microsoft YaHei" w:hAnsi="Microsoft YaHei" w:eastAsia="Microsoft YaHei"/>
+          <w:lang w:val="en-US" w:eastAsia="zh-CN"/>
+        </w:rPr>
+        <w:t>派活只是图的一种用法：开图后只给子代理图 id，不给上下文。</w:t>
+      </w:r>
+    </w:p>
+    <w:p>
+      <w:r>
+        <w:rPr>
+          <w:rFonts w:ascii="Microsoft YaHei" w:hAnsi="Microsoft YaHei" w:eastAsia="Microsoft YaHei"/>
+          <w:lang w:val="en-US" w:eastAsia="zh-CN"/>
+        </w:rPr>
+        <w:t>代价也明确：创建者会话没了，图只能等超期回收（会被强制归档并标注"超时未收尾"）。</w:t>
+      </w:r>
+    </w:p>
+    <w:p>
+      <w:pPr>
+        <w:pStyle w:val="Heading2"/>
+        <w:jc w:val="left"/>
+      </w:pPr>
+      <w:r>
+        <w:rPr>
+          <w:rFonts w:ascii="Microsoft YaHei" w:hAnsi="Microsoft YaHei" w:eastAsia="Microsoft YaHei"/>
+          <w:b/>
+          <w:lang w:val="en-US" w:eastAsia="zh-CN"/>
+        </w:rPr>
+        <w:t>六、上下文一定会丢：折叠快照只是短期兜底</w:t>
+      </w:r>
+    </w:p>
+    <w:p>
+      <w:r>
+        <w:rPr>
+          <w:rFonts w:ascii="Microsoft YaHei" w:hAnsi="Microsoft YaHei" w:eastAsia="Microsoft YaHei"/>
+          <w:lang w:val="en-US" w:eastAsia="zh-CN"/>
+        </w:rPr>
+        <w:t>宿主折叠是</w:t>
+      </w:r>
+      <w:r>
+        <w:rPr>
+          <w:rFonts w:ascii="Microsoft YaHei" w:hAnsi="Microsoft YaHei" w:eastAsia="Microsoft YaHei"/>
+          <w:b/>
+          <w:lang w:val="en-US" w:eastAsia="zh-CN"/>
+        </w:rPr>
+        <w:t>按位置</w:t>
+      </w:r>
+      <w:r>
+        <w:rPr>
+          <w:rFonts w:ascii="Microsoft YaHei" w:hAnsi="Microsoft YaHei" w:eastAsia="Microsoft YaHei"/>
+          <w:lang w:val="en-US" w:eastAsia="zh-CN"/>
+        </w:rPr>
+        <w:t>丢最旧一段，它读不到"这段重要"。</w:t>
+      </w:r>
+    </w:p>
+    <w:p>
+      <w:r>
+        <w:rPr>
+          <w:rFonts w:ascii="Microsoft YaHei" w:hAnsi="Microsoft YaHei" w:eastAsia="Microsoft YaHei"/>
+          <w:lang w:val="en-US" w:eastAsia="zh-CN"/>
+        </w:rPr>
+        <w:t>所以折叠快照要解决的是"折叠后还能不能找回关键事实"，不是"保证不丢"。</w:t>
+      </w:r>
+    </w:p>
+    <w:p>
+      <w:r>
+        <w:rPr>
+          <w:rFonts w:ascii="Microsoft YaHei" w:hAnsi="Microsoft YaHei" w:eastAsia="Microsoft YaHei"/>
+          <w:lang w:val="en-US" w:eastAsia="zh-CN"/>
+        </w:rPr>
+        <w:t>现在的做法：</w:t>
+      </w:r>
+    </w:p>
+    <w:p>
+      <w:pPr>
+        <w:pStyle w:val="ListBullet"/>
+      </w:pPr>
+      <w:r>
+        <w:rPr>
+          <w:rFonts w:ascii="Microsoft YaHei" w:hAnsi="Microsoft YaHei" w:eastAsia="Microsoft YaHei"/>
+          <w:lang w:val="en-US" w:eastAsia="zh-CN"/>
+        </w:rPr>
+        <w:t>从被遮蔽区域抽三类硬事实（工具失败 / 用户原话 / 负面结论）；</w:t>
+      </w:r>
+    </w:p>
+    <w:p>
+      <w:pPr>
+        <w:pStyle w:val="ListBullet"/>
+      </w:pPr>
+      <w:r>
+        <w:rPr>
+          <w:rFonts w:ascii="Microsoft YaHei" w:hAnsi="Microsoft YaHei" w:eastAsia="Microsoft YaHei"/>
+          <w:b/>
+          <w:lang w:val="en-US" w:eastAsia="zh-CN"/>
+        </w:rPr>
+        <w:t>只存事实卡</w:t>
+      </w:r>
+      <w:r>
+        <w:rPr>
+          <w:rFonts w:ascii="Microsoft YaHei" w:hAnsi="Microsoft YaHei" w:eastAsia="Microsoft YaHei"/>
+          <w:lang w:val="en-US" w:eastAsia="zh-CN"/>
+        </w:rPr>
+        <w:t>，不存 4K 保底原文（原文仍在会话日志）；</w:t>
+      </w:r>
+    </w:p>
+    <w:p>
+      <w:pPr>
+        <w:pStyle w:val="ListBullet"/>
+      </w:pPr>
+      <w:r>
+        <w:rPr>
+          <w:rFonts w:ascii="Microsoft YaHei" w:hAnsi="Microsoft YaHei" w:eastAsia="Microsoft YaHei"/>
+          <w:lang w:val="en-US" w:eastAsia="zh-CN"/>
+        </w:rPr>
+        <w:t>注入提醒：</w:t>
+      </w:r>
+      <w:r>
+        <w:rPr>
+          <w:rFonts w:ascii="Microsoft YaHei" w:hAnsi="Microsoft YaHei" w:eastAsia="Microsoft YaHei"/>
+          <w:b/>
+          <w:lang w:val="en-US" w:eastAsia="zh-CN"/>
+        </w:rPr>
+        <w:t>直接带最多 3 条负面结论 / 3 条工具失败</w:t>
+      </w:r>
+      <w:r>
+        <w:rPr>
+          <w:rFonts w:ascii="Microsoft YaHei" w:hAnsi="Microsoft YaHei" w:eastAsia="Microsoft YaHei"/>
+          <w:lang w:val="en-US" w:eastAsia="zh-CN"/>
+        </w:rPr>
+        <w:t>，再给记忆 id；</w:t>
+      </w:r>
+    </w:p>
+    <w:p>
+      <w:pPr>
+        <w:pStyle w:val="ListBullet"/>
+      </w:pPr>
+      <w:r>
+        <w:rPr>
+          <w:rFonts w:ascii="Microsoft YaHei" w:hAnsi="Microsoft YaHei" w:eastAsia="Microsoft YaHei"/>
+          <w:lang w:val="en-US" w:eastAsia="zh-CN"/>
+        </w:rPr>
+        <w:t>没有硬事实就不写记忆，只注入"没抽到硬事实"；</w:t>
+      </w:r>
+    </w:p>
+    <w:p>
+      <w:pPr>
+        <w:pStyle w:val="ListBullet"/>
+      </w:pPr>
+      <w:r>
+        <w:rPr>
+          <w:rFonts w:ascii="Microsoft YaHei" w:hAnsi="Microsoft YaHei" w:eastAsia="Microsoft YaHei"/>
+          <w:b/>
+          <w:lang w:val="en-US" w:eastAsia="zh-CN"/>
+        </w:rPr>
+        <w:t>7 天 TTL</w:t>
+      </w:r>
+      <w:r>
+        <w:rPr>
+          <w:rFonts w:ascii="Microsoft YaHei" w:hAnsi="Microsoft YaHei" w:eastAsia="Microsoft YaHei"/>
+          <w:lang w:val="en-US" w:eastAsia="zh-CN"/>
+        </w:rPr>
+        <w:t>，到期自动清理；不再当长期记忆。</w:t>
+      </w:r>
+    </w:p>
+    <w:p>
+      <w:pPr>
+        <w:pStyle w:val="Heading3"/>
+        <w:jc w:val="left"/>
+      </w:pPr>
+      <w:r>
+        <w:rPr>
+          <w:rFonts w:ascii="Microsoft YaHei" w:hAnsi="Microsoft YaHei" w:eastAsia="Microsoft YaHei"/>
+          <w:b/>
+          <w:lang w:val="en-US" w:eastAsia="zh-CN"/>
+        </w:rPr>
+        <w:t>6.1 为什么不做长期存储</w:t>
+      </w:r>
+    </w:p>
+    <w:p>
+      <w:r>
+        <w:rPr>
+          <w:rFonts w:ascii="Microsoft YaHei" w:hAnsi="Microsoft YaHei" w:eastAsia="Microsoft YaHei"/>
+          <w:lang w:val="en-US" w:eastAsia="zh-CN"/>
+        </w:rPr>
+        <w:t>两个原因都是结构性的：</w:t>
+      </w:r>
+    </w:p>
+    <w:p>
+      <w:pPr>
+        <w:pStyle w:val="ListNumber"/>
+      </w:pPr>
+      <w:r>
+        <w:rPr>
+          <w:rFonts w:ascii="Microsoft YaHei" w:hAnsi="Microsoft YaHei" w:eastAsia="Microsoft YaHei"/>
+          <w:b/>
+          <w:lang w:val="en-US" w:eastAsia="zh-CN"/>
+        </w:rPr>
+        <w:t>模型可能不消费提供的机制</w:t>
+      </w:r>
+      <w:r>
+        <w:rPr>
+          <w:rFonts w:ascii="Microsoft YaHei" w:hAnsi="Microsoft YaHei" w:eastAsia="Microsoft YaHei"/>
+          <w:lang w:val="en-US" w:eastAsia="zh-CN"/>
+        </w:rPr>
+        <w:t>——任何"提醒它去 open"的设计都会以同样方式失败；</w:t>
+      </w:r>
+    </w:p>
+    <w:p>
+      <w:pPr>
+        <w:pStyle w:val="ListNumber"/>
+      </w:pPr>
+      <w:r>
+        <w:rPr>
+          <w:rFonts w:ascii="Microsoft YaHei" w:hAnsi="Microsoft YaHei" w:eastAsia="Microsoft YaHei"/>
+          <w:b/>
+          <w:lang w:val="en-US" w:eastAsia="zh-CN"/>
+        </w:rPr>
+        <w:t>模型可能判断自己已经完整</w:t>
+      </w:r>
+      <w:r>
+        <w:rPr>
+          <w:rFonts w:ascii="Microsoft YaHei" w:hAnsi="Microsoft YaHei" w:eastAsia="Microsoft YaHei"/>
+          <w:lang w:val="en-US" w:eastAsia="zh-CN"/>
+        </w:rPr>
+        <w:t>（有任务图时更明显）——这是理性的，不是 bug。</w:t>
+      </w:r>
+    </w:p>
+    <w:p>
+      <w:r>
+        <w:rPr>
+          <w:rFonts w:ascii="Microsoft YaHei" w:hAnsi="Microsoft YaHei" w:eastAsia="Microsoft YaHei"/>
+          <w:lang w:val="en-US" w:eastAsia="zh-CN"/>
+        </w:rPr>
+        <w:t>所以长期存快照是在为一个不会发生的召回付成本。</w:t>
+      </w:r>
+      <w:r>
+        <w:rPr>
+          <w:rFonts w:ascii="Microsoft YaHei" w:hAnsi="Microsoft YaHei" w:eastAsia="Microsoft YaHei"/>
+          <w:b/>
+          <w:lang w:val="en-US" w:eastAsia="zh-CN"/>
+        </w:rPr>
+        <w:t>提醒是唯一能保证被看到的通道；记忆只是第二机会。</w:t>
+      </w:r>
+    </w:p>
+    <w:p>
+      <w:r>
+        <w:rPr>
+          <w:rFonts w:ascii="Microsoft YaHei" w:hAnsi="Microsoft YaHei" w:eastAsia="Microsoft YaHei"/>
+          <w:lang w:val="en-US" w:eastAsia="zh-CN"/>
+        </w:rPr>
+        <w:t>这不是"解决方案"，是</w:t>
+      </w:r>
+      <w:r>
+        <w:rPr>
+          <w:rFonts w:ascii="Microsoft YaHei" w:hAnsi="Microsoft YaHei" w:eastAsia="Microsoft YaHei"/>
+          <w:b/>
+          <w:lang w:val="en-US" w:eastAsia="zh-CN"/>
+        </w:rPr>
+        <w:t>承认边界后的兜底</w:t>
+      </w:r>
+      <w:r>
+        <w:rPr>
+          <w:rFonts w:ascii="Microsoft YaHei" w:hAnsi="Microsoft YaHei" w:eastAsia="Microsoft YaHei"/>
+          <w:lang w:val="en-US" w:eastAsia="zh-CN"/>
+        </w:rPr>
+        <w:t>。</w:t>
+      </w:r>
+    </w:p>
+    <w:p>
+      <w:pPr>
+        <w:pStyle w:val="Heading2"/>
+        <w:jc w:val="left"/>
+      </w:pPr>
+      <w:r>
+        <w:rPr>
+          <w:rFonts w:ascii="Microsoft YaHei" w:hAnsi="Microsoft YaHei" w:eastAsia="Microsoft YaHei"/>
+          <w:b/>
+          <w:lang w:val="en-US" w:eastAsia="zh-CN"/>
+        </w:rPr>
+        <w:t>七、外部信息：隔离间，而不是提醒小心</w:t>
+      </w:r>
+    </w:p>
+    <w:p>
+      <w:r>
+        <w:rPr>
+          <w:rFonts w:ascii="Microsoft YaHei" w:hAnsi="Microsoft YaHei" w:eastAsia="Microsoft YaHei"/>
+          <w:lang w:val="en-US" w:eastAsia="zh-CN"/>
+        </w:rPr>
+        <w:t>"不要相信外来内容"是所有人都知道的一句话，但它在提示词里几乎没有约束力——因为</w:t>
+      </w:r>
+      <w:r>
+        <w:rPr>
+          <w:rFonts w:ascii="Microsoft YaHei" w:hAnsi="Microsoft YaHei" w:eastAsia="Microsoft YaHei"/>
+          <w:b/>
+          <w:lang w:val="en-US" w:eastAsia="zh-CN"/>
+        </w:rPr>
+        <w:t>执行动作的工具就在手上</w:t>
+      </w:r>
+      <w:r>
+        <w:rPr>
+          <w:rFonts w:ascii="Microsoft YaHei" w:hAnsi="Microsoft YaHei" w:eastAsia="Microsoft YaHei"/>
+          <w:lang w:val="en-US" w:eastAsia="zh-CN"/>
+        </w:rPr>
+        <w:t>。</w:t>
+      </w:r>
+    </w:p>
+    <w:p>
+      <w:r>
+        <w:rPr>
+          <w:rFonts w:ascii="Microsoft YaHei" w:hAnsi="Microsoft YaHei" w:eastAsia="Microsoft YaHei"/>
+          <w:lang w:val="en-US" w:eastAsia="zh-CN"/>
+        </w:rPr>
+        <w:t>所以这里换了一条路：</w:t>
+      </w:r>
+      <w:r>
+        <w:rPr>
+          <w:rFonts w:ascii="Microsoft YaHei" w:hAnsi="Microsoft YaHei" w:eastAsia="Microsoft YaHei"/>
+          <w:b/>
+          <w:lang w:val="en-US" w:eastAsia="zh-CN"/>
+        </w:rPr>
+        <w:t>让读外部信息的那个执行者，只有"写入记忆"一个工具。</w:t>
+      </w:r>
+    </w:p>
+    <w:p>
+      <w:r>
+        <w:rPr>
+          <w:rFonts w:ascii="Microsoft YaHei" w:hAnsi="Microsoft YaHei" w:eastAsia="Microsoft YaHei"/>
+          <w:lang w:val="en-US" w:eastAsia="zh-CN"/>
+        </w:rPr>
+        <w:t>它想删文件、想跑命令、想改配置，</w:t>
+      </w:r>
+      <w:r>
+        <w:rPr>
+          <w:rFonts w:ascii="Microsoft YaHei" w:hAnsi="Microsoft YaHei" w:eastAsia="Microsoft YaHei"/>
+          <w:b/>
+          <w:lang w:val="en-US" w:eastAsia="zh-CN"/>
+        </w:rPr>
+        <w:t>能力上做不到</w:t>
+      </w:r>
+      <w:r>
+        <w:rPr>
+          <w:rFonts w:ascii="Microsoft YaHei" w:hAnsi="Microsoft YaHei" w:eastAsia="Microsoft YaHei"/>
+          <w:lang w:val="en-US" w:eastAsia="zh-CN"/>
+        </w:rPr>
+        <w:t>。这不是更严格的提醒，是把路堵上。</w:t>
+      </w:r>
+    </w:p>
+    <w:p>
+      <w:r>
+        <w:rPr>
+          <w:rFonts w:ascii="Microsoft YaHei" w:hAnsi="Microsoft YaHei" w:eastAsia="Microsoft YaHei"/>
+          <w:lang w:val="en-US" w:eastAsia="zh-CN"/>
+        </w:rPr>
+        <w:t>配套还有两件事，缺一条这条路就不完整：</w:t>
+      </w:r>
+    </w:p>
+    <w:p>
+      <w:pPr>
+        <w:pStyle w:val="ListBullet"/>
+      </w:pPr>
+      <w:r>
+        <w:rPr>
+          <w:rFonts w:ascii="Microsoft YaHei" w:hAnsi="Microsoft YaHei" w:eastAsia="Microsoft YaHei"/>
+          <w:lang w:val="en-US" w:eastAsia="zh-CN"/>
+        </w:rPr>
+        <w:t>验证结论</w:t>
+      </w:r>
+      <w:r>
+        <w:rPr>
+          <w:rFonts w:ascii="Microsoft YaHei" w:hAnsi="Microsoft YaHei" w:eastAsia="Microsoft YaHei"/>
+          <w:b/>
+          <w:lang w:val="en-US" w:eastAsia="zh-CN"/>
+        </w:rPr>
+        <w:t>只进短时层</w:t>
+      </w:r>
+      <w:r>
+        <w:rPr>
+          <w:rFonts w:ascii="Microsoft YaHei" w:hAnsi="Microsoft YaHei" w:eastAsia="Microsoft YaHei"/>
+          <w:lang w:val="en-US" w:eastAsia="zh-CN"/>
+        </w:rPr>
+        <w:t>（有闸门挡着不转长期），超窗销毁——否则"审过的东西"会变成新的长期污染；</w:t>
+      </w:r>
+    </w:p>
+    <w:p>
+      <w:pPr>
+        <w:pStyle w:val="ListBullet"/>
+      </w:pPr>
+      <w:r>
+        <w:rPr>
+          <w:rFonts w:ascii="Microsoft YaHei" w:hAnsi="Microsoft YaHei" w:eastAsia="Microsoft YaHei"/>
+          <w:lang w:val="en-US" w:eastAsia="zh-CN"/>
+        </w:rPr>
+        <w:t>采信前要与</w:t>
+      </w:r>
+      <w:r>
+        <w:rPr>
+          <w:rFonts w:ascii="Microsoft YaHei" w:hAnsi="Microsoft YaHei" w:eastAsia="Microsoft YaHei"/>
+          <w:b/>
+          <w:lang w:val="en-US" w:eastAsia="zh-CN"/>
+        </w:rPr>
+        <w:t>内部记忆交叉验证</w:t>
+      </w:r>
+      <w:r>
+        <w:rPr>
+          <w:rFonts w:ascii="Microsoft YaHei" w:hAnsi="Microsoft YaHei" w:eastAsia="Microsoft YaHei"/>
+          <w:lang w:val="en-US" w:eastAsia="zh-CN"/>
+        </w:rPr>
+        <w:t>——隔离只解决"它能不能执行"，不解决"它说的对不对"。</w:t>
+      </w:r>
+    </w:p>
+    <w:p>
+      <w:pPr>
+        <w:pStyle w:val="Heading2"/>
+        <w:jc w:val="left"/>
+      </w:pPr>
+      <w:r>
+        <w:rPr>
+          <w:rFonts w:ascii="Microsoft YaHei" w:hAnsi="Microsoft YaHei" w:eastAsia="Microsoft YaHei"/>
+          <w:b/>
+          <w:lang w:val="en-US" w:eastAsia="zh-CN"/>
+        </w:rPr>
+        <w:t>八、可靠性下沉：机制 &gt; 断言 &gt; 提醒</w:t>
+      </w:r>
+    </w:p>
+    <w:p>
+      <w:r>
+        <w:rPr>
+          <w:rFonts w:ascii="Microsoft YaHei" w:hAnsi="Microsoft YaHei" w:eastAsia="Microsoft YaHei"/>
+          <w:lang w:val="en-US" w:eastAsia="zh-CN"/>
+        </w:rPr>
+        <w:t>同一个要求可以放在三个高度：</w:t>
+      </w:r>
+    </w:p>
+    <w:p>
+      <w:pPr>
+        <w:spacing w:after="0"/>
+      </w:pPr>
+      <w:r>
+        <w:rPr>
+          <w:rFonts w:ascii="Consolas" w:hAnsi="Consolas" w:eastAsia="Microsoft YaHei"/>
+          <w:sz w:val="19"/>
+          <w:lang w:val="en-US" w:eastAsia="zh-CN"/>
+        </w:rPr>
+        <w:t>提醒（写在提示词里："请注意……"）        ← 最容易写，最容易被忽略</w:t>
+      </w:r>
+    </w:p>
+    <w:p>
+      <w:pPr>
+        <w:spacing w:after="0"/>
+      </w:pPr>
+      <w:r>
+        <w:rPr>
+          <w:rFonts w:ascii="Consolas" w:hAnsi="Consolas" w:eastAsia="Microsoft YaHei"/>
+          <w:sz w:val="19"/>
+          <w:lang w:val="en-US" w:eastAsia="zh-CN"/>
+        </w:rPr>
+        <w:t>断言（测试里的一条，失败会红）           ← 靠得住，但只在测试时生效</w:t>
+      </w:r>
+    </w:p>
+    <w:p>
+      <w:pPr>
+        <w:spacing w:after="0"/>
+      </w:pPr>
+      <w:r>
+        <w:rPr>
+          <w:rFonts w:ascii="Consolas" w:hAnsi="Consolas" w:eastAsia="Microsoft YaHei"/>
+          <w:sz w:val="19"/>
+          <w:lang w:val="en-US" w:eastAsia="zh-CN"/>
+        </w:rPr>
+        <w:t>机制（代码里绕不过去，比如闸门/形状校验）  ← 最贵，但不会忘</w:t>
+      </w:r>
+    </w:p>
+    <w:p>
+      <w:r>
+        <w:rPr>
+          <w:rFonts w:ascii="Microsoft YaHei" w:hAnsi="Microsoft YaHei" w:eastAsia="Microsoft YaHei"/>
+          <w:lang w:val="en-US" w:eastAsia="zh-CN"/>
+        </w:rPr>
+        <w:t>原则：</w:t>
+      </w:r>
+      <w:r>
+        <w:rPr>
+          <w:rFonts w:ascii="Microsoft YaHei" w:hAnsi="Microsoft YaHei" w:eastAsia="Microsoft YaHei"/>
+          <w:b/>
+          <w:lang w:val="en-US" w:eastAsia="zh-CN"/>
+        </w:rPr>
+        <w:t>凡是"会不会发生"能被机械判定的，就别停在提醒。</w:t>
+      </w:r>
+    </w:p>
+    <w:p>
+      <w:r>
+        <w:rPr>
+          <w:rFonts w:ascii="Microsoft YaHei" w:hAnsi="Microsoft YaHei" w:eastAsia="Microsoft YaHei"/>
+          <w:lang w:val="en-US" w:eastAsia="zh-CN"/>
+        </w:rPr>
+        <w:t>几个真实例子：</w:t>
+      </w:r>
+    </w:p>
+    <w:p>
+      <w:pPr>
+        <w:pStyle w:val="ListBullet"/>
+      </w:pPr>
+      <w:r>
+        <w:rPr>
+          <w:rFonts w:ascii="Microsoft YaHei" w:hAnsi="Microsoft YaHei" w:eastAsia="Microsoft YaHei"/>
+          <w:lang w:val="en-US" w:eastAsia="zh-CN"/>
+        </w:rPr>
+        <w:t>"未收尾的任务记录不许归档"——不是靠说，靠归档闸门；</w:t>
+      </w:r>
+    </w:p>
+    <w:p>
+      <w:pPr>
+        <w:pStyle w:val="ListBullet"/>
+      </w:pPr>
+      <w:r>
+        <w:rPr>
+          <w:rFonts w:ascii="Microsoft YaHei" w:hAnsi="Microsoft YaHei" w:eastAsia="Microsoft YaHei"/>
+          <w:lang w:val="en-US" w:eastAsia="zh-CN"/>
+        </w:rPr>
+        <w:t>"工具返回值必须是宿主读得懂的形状"——声明与实现共用一份形状定义 + 统一出口检查；</w:t>
+      </w:r>
+    </w:p>
+    <w:p>
+      <w:pPr>
+        <w:pStyle w:val="ListBullet"/>
+      </w:pPr>
+      <w:r>
+        <w:rPr>
+          <w:rFonts w:ascii="Microsoft YaHei" w:hAnsi="Microsoft YaHei" w:eastAsia="Microsoft YaHei"/>
+          <w:lang w:val="en-US" w:eastAsia="zh-CN"/>
+        </w:rPr>
+        <w:t>"删掉的记录不能被旧副本复活"——墓碑；</w:t>
+      </w:r>
+    </w:p>
+    <w:p>
+      <w:pPr>
+        <w:pStyle w:val="ListBullet"/>
+      </w:pPr>
+      <w:r>
+        <w:rPr>
+          <w:rFonts w:ascii="Microsoft YaHei" w:hAnsi="Microsoft YaHei" w:eastAsia="Microsoft YaHei"/>
+          <w:lang w:val="en-US" w:eastAsia="zh-CN"/>
+        </w:rPr>
+        <w:t>"外部技能保留要用户同意"——默认只暂存，不自动入目录。</w:t>
+      </w:r>
+    </w:p>
+    <w:p>
+      <w:r>
+        <w:rPr>
+          <w:rFonts w:ascii="Microsoft YaHei" w:hAnsi="Microsoft YaHei" w:eastAsia="Microsoft YaHei"/>
+          <w:lang w:val="en-US" w:eastAsia="zh-CN"/>
+        </w:rPr>
+        <w:t>反过来说，也有</w:t>
+      </w:r>
+      <w:r>
+        <w:rPr>
+          <w:rFonts w:ascii="Microsoft YaHei" w:hAnsi="Microsoft YaHei" w:eastAsia="Microsoft YaHei"/>
+          <w:b/>
+          <w:lang w:val="en-US" w:eastAsia="zh-CN"/>
+        </w:rPr>
+        <w:t>故意不下沉</w:t>
+      </w:r>
+      <w:r>
+        <w:rPr>
+          <w:rFonts w:ascii="Microsoft YaHei" w:hAnsi="Microsoft YaHei" w:eastAsia="Microsoft YaHei"/>
+          <w:lang w:val="en-US" w:eastAsia="zh-CN"/>
+        </w:rPr>
+        <w:t>的部分：哪些经验值得留、什么时候召回、怎么处置外部指令。</w:t>
+      </w:r>
+    </w:p>
+    <w:p>
+      <w:r>
+        <w:rPr>
+          <w:rFonts w:ascii="Microsoft YaHei" w:hAnsi="Microsoft YaHei" w:eastAsia="Microsoft YaHei"/>
+          <w:lang w:val="en-US" w:eastAsia="zh-CN"/>
+        </w:rPr>
+        <w:t>这些需要判断；把判断写成硬规则，只会得到一套看起来更安全、实际更僵的东西。</w:t>
+      </w:r>
+    </w:p>
+    <w:p>
+      <w:r>
+        <w:rPr>
+          <w:rFonts w:ascii="Microsoft YaHei" w:hAnsi="Microsoft YaHei" w:eastAsia="Microsoft YaHei"/>
+          <w:lang w:val="en-US" w:eastAsia="zh-CN"/>
+        </w:rPr>
+        <w:t>代价是：</w:t>
+      </w:r>
+      <w:r>
+        <w:rPr>
+          <w:rFonts w:ascii="Microsoft YaHei" w:hAnsi="Microsoft YaHei" w:eastAsia="Microsoft YaHei"/>
+          <w:b/>
+          <w:lang w:val="en-US" w:eastAsia="zh-CN"/>
+        </w:rPr>
+        <w:t>留自由度，就意味着一部分可靠性不在代码手里。</w:t>
+      </w:r>
+    </w:p>
+    <w:p>
+      <w:pPr>
+        <w:pStyle w:val="Heading2"/>
+        <w:jc w:val="left"/>
+      </w:pPr>
+      <w:r>
+        <w:rPr>
+          <w:rFonts w:ascii="Microsoft YaHei" w:hAnsi="Microsoft YaHei" w:eastAsia="Microsoft YaHei"/>
+          <w:b/>
+          <w:lang w:val="en-US" w:eastAsia="zh-CN"/>
+        </w:rPr>
+        <w:t>九、验证必须与生成分开</w:t>
+      </w:r>
+    </w:p>
+    <w:p>
+      <w:r>
+        <w:rPr>
+          <w:rFonts w:ascii="Microsoft YaHei" w:hAnsi="Microsoft YaHei" w:eastAsia="Microsoft YaHei"/>
+          <w:lang w:val="en-US" w:eastAsia="zh-CN"/>
+        </w:rPr>
+        <w:t>技能怎么变好，最容易做错的地方是"让它自己检查自己"。这里做了三件事：</w:t>
+      </w:r>
+    </w:p>
+    <w:p>
+      <w:pPr>
+        <w:pStyle w:val="ListNumber"/>
+      </w:pPr>
+      <w:r>
+        <w:rPr>
+          <w:rFonts w:ascii="Microsoft YaHei" w:hAnsi="Microsoft YaHei" w:eastAsia="Microsoft YaHei"/>
+          <w:b/>
+          <w:lang w:val="en-US" w:eastAsia="zh-CN"/>
+        </w:rPr>
+        <w:t>验证者看不到修改理由</w:t>
+      </w:r>
+      <w:r>
+        <w:rPr>
+          <w:rFonts w:ascii="Microsoft YaHei" w:hAnsi="Microsoft YaHei" w:eastAsia="Microsoft YaHei"/>
+          <w:lang w:val="en-US" w:eastAsia="zh-CN"/>
+        </w:rPr>
+        <w:t>——只拿"改前 / 改后 / 反例"，不给"我觉得这样更好"；</w:t>
+      </w:r>
+    </w:p>
+    <w:p>
+      <w:pPr>
+        <w:pStyle w:val="ListNumber"/>
+      </w:pPr>
+      <w:r>
+        <w:rPr>
+          <w:rFonts w:ascii="Microsoft YaHei" w:hAnsi="Microsoft YaHei" w:eastAsia="Microsoft YaHei"/>
+          <w:b/>
+          <w:lang w:val="en-US" w:eastAsia="zh-CN"/>
+        </w:rPr>
+        <w:t>反例必须可溯源</w:t>
+      </w:r>
+      <w:r>
+        <w:rPr>
+          <w:rFonts w:ascii="Microsoft YaHei" w:hAnsi="Microsoft YaHei" w:eastAsia="Microsoft YaHei"/>
+          <w:lang w:val="en-US" w:eastAsia="zh-CN"/>
+        </w:rPr>
+        <w:t>——说不出是哪次失败、哪条记录，直接拒；</w:t>
+      </w:r>
+    </w:p>
+    <w:p>
+      <w:pPr>
+        <w:pStyle w:val="ListNumber"/>
+      </w:pPr>
+      <w:r>
+        <w:rPr>
+          <w:rFonts w:ascii="Microsoft YaHei" w:hAnsi="Microsoft YaHei" w:eastAsia="Microsoft YaHei"/>
+          <w:b/>
+          <w:lang w:val="en-US" w:eastAsia="zh-CN"/>
+        </w:rPr>
+        <w:t>改的是已被使用过的东西</w:t>
+      </w:r>
+      <w:r>
+        <w:rPr>
+          <w:rFonts w:ascii="Microsoft YaHei" w:hAnsi="Microsoft YaHei" w:eastAsia="Microsoft YaHei"/>
+          <w:lang w:val="en-US" w:eastAsia="zh-CN"/>
+        </w:rPr>
+        <w:t>——旧版先存档，默认可回滚。</w:t>
+      </w:r>
+    </w:p>
+    <w:p>
+      <w:r>
+        <w:rPr>
+          <w:rFonts w:ascii="Microsoft YaHei" w:hAnsi="Microsoft YaHei" w:eastAsia="Microsoft YaHei"/>
+          <w:lang w:val="en-US" w:eastAsia="zh-CN"/>
+        </w:rPr>
+        <w:t>仍然存在的漏洞：</w:t>
+      </w:r>
+      <w:r>
+        <w:rPr>
+          <w:rFonts w:ascii="Microsoft YaHei" w:hAnsi="Microsoft YaHei" w:eastAsia="Microsoft YaHei"/>
+          <w:b/>
+          <w:lang w:val="en-US" w:eastAsia="zh-CN"/>
+        </w:rPr>
+        <w:t>验证者可能与提议者是同一个模型</w:t>
+      </w:r>
+      <w:r>
+        <w:rPr>
+          <w:rFonts w:ascii="Microsoft YaHei" w:hAnsi="Microsoft YaHei" w:eastAsia="Microsoft YaHei"/>
+          <w:lang w:val="en-US" w:eastAsia="zh-CN"/>
+        </w:rPr>
+        <w:t>。这是当前阶段的能力限制，不是"已经解决"。</w:t>
+      </w:r>
+    </w:p>
+    <w:p>
+      <w:pPr>
+        <w:pStyle w:val="Heading2"/>
+        <w:jc w:val="left"/>
+      </w:pPr>
+      <w:r>
+        <w:rPr>
+          <w:rFonts w:ascii="Microsoft YaHei" w:hAnsi="Microsoft YaHei" w:eastAsia="Microsoft YaHei"/>
+          <w:b/>
+          <w:lang w:val="en-US" w:eastAsia="zh-CN"/>
+        </w:rPr>
+        <w:t>十、模型能力的边界：同一个 Mnemos，对两类模型是两种东西</w:t>
+      </w:r>
+    </w:p>
+    <w:p>
+      <w:r>
+        <w:rPr>
+          <w:rFonts w:ascii="Microsoft YaHei" w:hAnsi="Microsoft YaHei" w:eastAsia="Microsoft YaHei"/>
+          <w:lang w:val="en-US" w:eastAsia="zh-CN"/>
+        </w:rPr>
+        <w:t>第一节说"推理模块可以被换掉"，但</w:t>
+      </w:r>
+      <w:r>
+        <w:rPr>
+          <w:rFonts w:ascii="Microsoft YaHei" w:hAnsi="Microsoft YaHei" w:eastAsia="Microsoft YaHei"/>
+          <w:b/>
+          <w:lang w:val="en-US" w:eastAsia="zh-CN"/>
+        </w:rPr>
+        <w:t>可以被换掉，不等于换谁都一样</w:t>
+      </w:r>
+      <w:r>
+        <w:rPr>
+          <w:rFonts w:ascii="Microsoft YaHei" w:hAnsi="Microsoft YaHei" w:eastAsia="Microsoft YaHei"/>
+          <w:lang w:val="en-US" w:eastAsia="zh-CN"/>
+        </w:rPr>
+        <w:t>。</w:t>
+      </w:r>
+    </w:p>
+    <w:p>
+      <w:r>
+        <w:rPr>
+          <w:rFonts w:ascii="Microsoft YaHei" w:hAnsi="Microsoft YaHei" w:eastAsia="Microsoft YaHei"/>
+          <w:lang w:val="en-US" w:eastAsia="zh-CN"/>
+        </w:rPr>
+        <w:t>2026-10-18 有一次真实任务把这条边界照了出来：让一个免费模型独立做一支八分钟介绍视频。</w:t>
+      </w:r>
+    </w:p>
+    <w:p>
+      <w:r>
+        <w:rPr>
+          <w:rFonts w:ascii="Microsoft YaHei" w:hAnsi="Microsoft YaHei" w:eastAsia="Microsoft YaHei"/>
+          <w:lang w:val="en-US" w:eastAsia="zh-CN"/>
+        </w:rPr>
+        <w:t xml:space="preserve">它确实做出来了，但 359 次工具调用里约 </w:t>
+      </w:r>
+      <w:r>
+        <w:rPr>
+          <w:rFonts w:ascii="Microsoft YaHei" w:hAnsi="Microsoft YaHei" w:eastAsia="Microsoft YaHei"/>
+          <w:b/>
+          <w:lang w:val="en-US" w:eastAsia="zh-CN"/>
+        </w:rPr>
+        <w:t>64%</w:t>
+      </w:r>
+      <w:r>
+        <w:rPr>
+          <w:rFonts w:ascii="Microsoft YaHei" w:hAnsi="Microsoft YaHei" w:eastAsia="Microsoft YaHei"/>
+          <w:lang w:val="en-US" w:eastAsia="zh-CN"/>
+        </w:rPr>
+        <w:t xml:space="preserve"> 花在重复踩环境死路上，成品有画面缺陷、渲染被中断、文件还坏了一次。</w:t>
+      </w:r>
+    </w:p>
+    <w:p>
+      <w:r>
+        <w:rPr>
+          <w:rFonts w:ascii="Microsoft YaHei" w:hAnsi="Microsoft YaHei" w:eastAsia="Microsoft YaHei"/>
+          <w:lang w:val="en-US" w:eastAsia="zh-CN"/>
+        </w:rPr>
+        <w:t>同一台机器、同一套工具，换 deepseek / qwen 做同类事，不会这样。差别不在"聪不聪明"，而在</w:t>
+      </w:r>
+      <w:r>
+        <w:rPr>
+          <w:rFonts w:ascii="Microsoft YaHei" w:hAnsi="Microsoft YaHei" w:eastAsia="Microsoft YaHei"/>
+          <w:b/>
+          <w:lang w:val="en-US" w:eastAsia="zh-CN"/>
+        </w:rPr>
+        <w:t>它怎么使用手里的系统</w:t>
+      </w:r>
+      <w:r>
+        <w:rPr>
+          <w:rFonts w:ascii="Microsoft YaHei" w:hAnsi="Microsoft YaHei" w:eastAsia="Microsoft YaHei"/>
+          <w:lang w:val="en-US" w:eastAsia="zh-CN"/>
+        </w:rPr>
+        <w:t>。</w:t>
+      </w:r>
+    </w:p>
+    <w:p>
+      <w:pPr>
+        <w:pStyle w:val="Heading3"/>
+        <w:jc w:val="left"/>
+      </w:pPr>
+      <w:r>
+        <w:rPr>
+          <w:rFonts w:ascii="Microsoft YaHei" w:hAnsi="Microsoft YaHei" w:eastAsia="Microsoft YaHei"/>
+          <w:b/>
+          <w:lang w:val="en-US" w:eastAsia="zh-CN"/>
+        </w:rPr>
+        <w:t>10.1 一个不用人评分的判据</w:t>
+      </w:r>
+    </w:p>
+    <w:p>
+      <w:pPr>
+        <w:pStyle w:val="Quote"/>
+      </w:pPr>
+      <w:r>
+        <w:rPr>
+          <w:rFonts w:ascii="Microsoft YaHei" w:hAnsi="Microsoft YaHei" w:eastAsia="Microsoft YaHei"/>
+          <w:lang w:val="en-US" w:eastAsia="zh-CN"/>
+        </w:rPr>
+        <w:t>给一个开放任务，看它是"规划、分工、调用手上各种工具"，还是"自己一步步往下做、工具也只用必须的"。</w:t>
+      </w:r>
+    </w:p>
+    <w:p>
+      <w:r>
+        <w:rPr>
+          <w:rFonts w:ascii="Microsoft YaHei" w:hAnsi="Microsoft YaHei" w:eastAsia="Microsoft YaHei"/>
+          <w:lang w:val="en-US" w:eastAsia="zh-CN"/>
+        </w:rPr>
+        <w:t>可复算的信号：</w:t>
+      </w:r>
+      <w:r>
+        <w:rPr>
+          <w:rFonts w:ascii="Microsoft YaHei" w:hAnsi="Microsoft YaHei" w:eastAsia="Microsoft YaHei"/>
+          <w:b/>
+          <w:lang w:val="en-US" w:eastAsia="zh-CN"/>
+        </w:rPr>
+        <w:t>工具宽度</w:t>
+      </w:r>
+      <w:r>
+        <w:rPr>
+          <w:rFonts w:ascii="Microsoft YaHei" w:hAnsi="Microsoft YaHei" w:eastAsia="Microsoft YaHei"/>
+          <w:lang w:val="en-US" w:eastAsia="zh-CN"/>
+        </w:rPr>
+        <w:t>（用到的工具种数 ÷ 可用种数）和</w:t>
+      </w:r>
+      <w:r>
+        <w:rPr>
+          <w:rFonts w:ascii="Microsoft YaHei" w:hAnsi="Microsoft YaHei" w:eastAsia="Microsoft YaHei"/>
+          <w:b/>
+          <w:lang w:val="en-US" w:eastAsia="zh-CN"/>
+        </w:rPr>
+        <w:t>元工具命中</w:t>
+      </w:r>
+      <w:r>
+        <w:rPr>
+          <w:rFonts w:ascii="Microsoft YaHei" w:hAnsi="Microsoft YaHei" w:eastAsia="Microsoft YaHei"/>
+          <w:lang w:val="en-US" w:eastAsia="zh-CN"/>
+        </w:rPr>
+        <w:t>（recall / task_open / subagent / workflow / skill / present）。</w:t>
+      </w:r>
+    </w:p>
+    <w:p>
+      <w:r>
+        <w:rPr>
+          <w:rFonts w:ascii="Microsoft YaHei" w:hAnsi="Microsoft YaHei" w:eastAsia="Microsoft YaHei"/>
+          <w:lang w:val="en-US" w:eastAsia="zh-CN"/>
+        </w:rPr>
+        <w:t>当时两个真实会话（宿主暴露 51 个工具）：开发会话 27/51 = 53%，视频会话 9/51 = 18%。</w:t>
+      </w:r>
+    </w:p>
+    <w:p>
+      <w:r>
+        <w:rPr>
+          <w:rFonts w:ascii="Microsoft YaHei" w:hAnsi="Microsoft YaHei" w:eastAsia="Microsoft YaHei"/>
+          <w:lang w:val="en-US" w:eastAsia="zh-CN"/>
+        </w:rPr>
+        <w:t>n=1，不是榜单，只说明这条判据可观测、可复算、可用来试镜。</w:t>
+      </w:r>
+    </w:p>
+    <w:p>
+      <w:pPr>
+        <w:pStyle w:val="Heading3"/>
+        <w:jc w:val="left"/>
+      </w:pPr>
+      <w:r>
+        <w:rPr>
+          <w:rFonts w:ascii="Microsoft YaHei" w:hAnsi="Microsoft YaHei" w:eastAsia="Microsoft YaHei"/>
+          <w:b/>
+          <w:lang w:val="en-US" w:eastAsia="zh-CN"/>
+        </w:rPr>
+        <w:t>10.2 哪些能靠提示词，哪些不能</w:t>
+      </w:r>
+    </w:p>
+    <w:p>
+      <w:pPr>
+        <w:spacing w:before="140" w:after="20"/>
+      </w:pPr>
+      <w:r>
+        <w:rPr>
+          <w:rFonts w:ascii="Microsoft YaHei" w:hAnsi="Microsoft YaHei" w:eastAsia="Microsoft YaHei"/>
+          <w:b/>
+          <w:lang w:val="en-US" w:eastAsia="zh-CN"/>
+        </w:rPr>
+        <w:t>开局先 recall</w:t>
+      </w:r>
+    </w:p>
+    <w:p>
       <w:pPr>
         <w:spacing w:after="20"/>
         <w:ind w:left="280"/>
@@ -554,14 +4057,14 @@
           <w:b/>
           <w:lang w:val="en-US" w:eastAsia="zh-CN"/>
         </w:rPr>
-        <w:t>回答的问题：</w:t>
-      </w:r>
-      <w:r>
-        <w:rPr>
-          <w:rFonts w:ascii="Microsoft YaHei" w:hAnsi="Microsoft YaHei" w:eastAsia="Microsoft YaHei"/>
-          <w:lang w:val="en-US" w:eastAsia="zh-CN"/>
-        </w:rPr>
-        <w:t>具体案例与结论</w:t>
+        <w:t>弱模型：</w:t>
+      </w:r>
+      <w:r>
+        <w:rPr>
+          <w:rFonts w:ascii="Microsoft YaHei" w:hAnsi="Microsoft YaHei" w:eastAsia="Microsoft YaHei"/>
+          <w:lang w:val="en-US" w:eastAsia="zh-CN"/>
+        </w:rPr>
+        <w:t>做了</w:t>
       </w:r>
     </w:p>
     <w:p>
@@ -575,68 +4078,517 @@
           <w:b/>
           <w:lang w:val="en-US" w:eastAsia="zh-CN"/>
         </w:rPr>
-        <w:t>例子：</w:t>
-      </w:r>
-      <w:r>
-        <w:rPr>
-          <w:rFonts w:ascii="Microsoft YaHei" w:hAnsi="Microsoft YaHei" w:eastAsia="Microsoft YaHei"/>
-          <w:lang w:val="en-US" w:eastAsia="zh-CN"/>
-        </w:rPr>
-        <w:t>某次事故的根因与修法</w:t>
+        <w:t>性质：</w:t>
+      </w:r>
+      <w:r>
+        <w:rPr>
+          <w:rFonts w:ascii="Microsoft YaHei" w:hAnsi="Microsoft YaHei" w:eastAsia="Microsoft YaHei"/>
+          <w:lang w:val="en-US" w:eastAsia="zh-CN"/>
+        </w:rPr>
+        <w:t>纪律</w:t>
       </w:r>
     </w:p>
     <w:p>
-      <w:r>
-        <w:rPr>
-          <w:rFonts w:ascii="Microsoft YaHei" w:hAnsi="Microsoft YaHei" w:eastAsia="Microsoft YaHei"/>
-          <w:lang w:val="en-US" w:eastAsia="zh-CN"/>
-        </w:rPr>
-        <w:t>判据很实用：</w:t>
-      </w:r>
+      <w:pPr>
+        <w:spacing w:before="140" w:after="20"/>
+      </w:pPr>
       <w:r>
         <w:rPr>
           <w:rFonts w:ascii="Microsoft YaHei" w:hAnsi="Microsoft YaHei" w:eastAsia="Microsoft YaHei"/>
           <w:b/>
           <w:lang w:val="en-US" w:eastAsia="zh-CN"/>
         </w:rPr>
-        <w:t>宪法与系统提示绑定"身份与纪律"，换模型不该迫使你重写它们；工具描述绑定工具版本，换工具只动第三层。</w:t>
+        <w:t>动手前写计划</w:t>
       </w:r>
     </w:p>
     <w:p>
-      <w:r>
-        <w:rPr>
-          <w:rFonts w:ascii="Microsoft YaHei" w:hAnsi="Microsoft YaHei" w:eastAsia="Microsoft YaHei"/>
-          <w:lang w:val="en-US" w:eastAsia="zh-CN"/>
-        </w:rPr>
-        <w:t>反过来说 —— 如果你换模型时被迫连宪法一起改，说明</w:t>
-      </w:r>
+      <w:pPr>
+        <w:spacing w:after="20"/>
+        <w:ind w:left="280"/>
+      </w:pPr>
       <w:r>
         <w:rPr>
           <w:rFonts w:ascii="Microsoft YaHei" w:hAnsi="Microsoft YaHei" w:eastAsia="Microsoft YaHei"/>
           <w:b/>
           <w:lang w:val="en-US" w:eastAsia="zh-CN"/>
         </w:rPr>
-        <w:t>模型相关的措辞混进了前两层</w:t>
-      </w:r>
-      <w:r>
-        <w:rPr>
-          <w:rFonts w:ascii="Microsoft YaHei" w:hAnsi="Microsoft YaHei" w:eastAsia="Microsoft YaHei"/>
-          <w:lang w:val="en-US" w:eastAsia="zh-CN"/>
-        </w:rPr>
-        <w:t>，那才是要修的地方。</w:t>
+        <w:t>弱模型：</w:t>
+      </w:r>
+      <w:r>
+        <w:rPr>
+          <w:rFonts w:ascii="Microsoft YaHei" w:hAnsi="Microsoft YaHei" w:eastAsia="Microsoft YaHei"/>
+          <w:lang w:val="en-US" w:eastAsia="zh-CN"/>
+        </w:rPr>
+        <w:t>部分（有 goal/todo，没开图）</w:t>
       </w:r>
     </w:p>
     <w:p>
-      <w:r>
-        <w:rPr>
-          <w:rFonts w:ascii="Microsoft YaHei" w:hAnsi="Microsoft YaHei" w:eastAsia="Microsoft YaHei"/>
-          <w:lang w:val="en-US" w:eastAsia="zh-CN"/>
-        </w:rPr>
-        <w:t>混在一起，改哪个都在动全身。</w:t>
+      <w:pPr>
+        <w:spacing w:after="20"/>
+        <w:ind w:left="280"/>
+      </w:pPr>
+      <w:r>
+        <w:rPr>
+          <w:rFonts w:ascii="Microsoft YaHei" w:hAnsi="Microsoft YaHei" w:eastAsia="Microsoft YaHei"/>
+          <w:b/>
+          <w:lang w:val="en-US" w:eastAsia="zh-CN"/>
+        </w:rPr>
+        <w:t>性质：</w:t>
+      </w:r>
+      <w:r>
+        <w:rPr>
+          <w:rFonts w:ascii="Microsoft YaHei" w:hAnsi="Microsoft YaHei" w:eastAsia="Microsoft YaHei"/>
+          <w:lang w:val="en-US" w:eastAsia="zh-CN"/>
+        </w:rPr>
+        <w:t>纪律</w:t>
       </w:r>
     </w:p>
     <w:p>
       <w:pPr>
+        <w:spacing w:before="140" w:after="20"/>
+      </w:pPr>
+      <w:r>
+        <w:rPr>
+          <w:rFonts w:ascii="Microsoft YaHei" w:hAnsi="Microsoft YaHei" w:eastAsia="Microsoft YaHei"/>
+          <w:b/>
+          <w:lang w:val="en-US" w:eastAsia="zh-CN"/>
+        </w:rPr>
+        <w:t>工具宽度 ≥40%</w:t>
+      </w:r>
+    </w:p>
+    <w:p>
+      <w:pPr>
+        <w:spacing w:after="20"/>
+        <w:ind w:left="280"/>
+      </w:pPr>
+      <w:r>
+        <w:rPr>
+          <w:rFonts w:ascii="Microsoft YaHei" w:hAnsi="Microsoft YaHei" w:eastAsia="Microsoft YaHei"/>
+          <w:b/>
+          <w:lang w:val="en-US" w:eastAsia="zh-CN"/>
+        </w:rPr>
+        <w:t>弱模型：</w:t>
+      </w:r>
+      <w:r>
+        <w:rPr>
+          <w:rFonts w:ascii="Microsoft YaHei" w:hAnsi="Microsoft YaHei" w:eastAsia="Microsoft YaHei"/>
+          <w:lang w:val="en-US" w:eastAsia="zh-CN"/>
+        </w:rPr>
+        <w:t>18%</w:t>
+      </w:r>
+    </w:p>
+    <w:p>
+      <w:pPr>
+        <w:spacing w:after="20"/>
+        <w:ind w:left="280"/>
+      </w:pPr>
+      <w:r>
+        <w:rPr>
+          <w:rFonts w:ascii="Microsoft YaHei" w:hAnsi="Microsoft YaHei" w:eastAsia="Microsoft YaHei"/>
+          <w:b/>
+          <w:lang w:val="en-US" w:eastAsia="zh-CN"/>
+        </w:rPr>
+        <w:t>性质：</w:t>
+      </w:r>
+      <w:r>
+        <w:rPr>
+          <w:rFonts w:ascii="Microsoft YaHei" w:hAnsi="Microsoft YaHei" w:eastAsia="Microsoft YaHei"/>
+          <w:lang w:val="en-US" w:eastAsia="zh-CN"/>
+        </w:rPr>
+        <w:t>能力</w:t>
+      </w:r>
+    </w:p>
+    <w:p>
+      <w:pPr>
+        <w:spacing w:before="140" w:after="20"/>
+      </w:pPr>
+      <w:r>
+        <w:rPr>
+          <w:rFonts w:ascii="Microsoft YaHei" w:hAnsi="Microsoft YaHei" w:eastAsia="Microsoft YaHei"/>
+          <w:b/>
+          <w:lang w:val="en-US" w:eastAsia="zh-CN"/>
+        </w:rPr>
+        <w:t>是否派活/评估该不该派</w:t>
+      </w:r>
+    </w:p>
+    <w:p>
+      <w:pPr>
+        <w:spacing w:after="20"/>
+        <w:ind w:left="280"/>
+      </w:pPr>
+      <w:r>
+        <w:rPr>
+          <w:rFonts w:ascii="Microsoft YaHei" w:hAnsi="Microsoft YaHei" w:eastAsia="Microsoft YaHei"/>
+          <w:b/>
+          <w:lang w:val="en-US" w:eastAsia="zh-CN"/>
+        </w:rPr>
+        <w:t>弱模型：</w:t>
+      </w:r>
+      <w:r>
+        <w:rPr>
+          <w:rFonts w:ascii="Microsoft YaHei" w:hAnsi="Microsoft YaHei" w:eastAsia="Microsoft YaHei"/>
+          <w:lang w:val="en-US" w:eastAsia="zh-CN"/>
+        </w:rPr>
+        <w:t>没评估</w:t>
+      </w:r>
+    </w:p>
+    <w:p>
+      <w:pPr>
+        <w:spacing w:after="20"/>
+        <w:ind w:left="280"/>
+      </w:pPr>
+      <w:r>
+        <w:rPr>
+          <w:rFonts w:ascii="Microsoft YaHei" w:hAnsi="Microsoft YaHei" w:eastAsia="Microsoft YaHei"/>
+          <w:b/>
+          <w:lang w:val="en-US" w:eastAsia="zh-CN"/>
+        </w:rPr>
+        <w:t>性质：</w:t>
+      </w:r>
+      <w:r>
+        <w:rPr>
+          <w:rFonts w:ascii="Microsoft YaHei" w:hAnsi="Microsoft YaHei" w:eastAsia="Microsoft YaHei"/>
+          <w:lang w:val="en-US" w:eastAsia="zh-CN"/>
+        </w:rPr>
+        <w:t>能力</w:t>
+      </w:r>
+    </w:p>
+    <w:p>
+      <w:pPr>
+        <w:spacing w:before="140" w:after="20"/>
+      </w:pPr>
+      <w:r>
+        <w:rPr>
+          <w:rFonts w:ascii="Microsoft YaHei" w:hAnsi="Microsoft YaHei" w:eastAsia="Microsoft YaHei"/>
+          <w:b/>
+          <w:lang w:val="en-US" w:eastAsia="zh-CN"/>
+        </w:rPr>
+        <w:t>是否自己建立验收对象</w:t>
+      </w:r>
+    </w:p>
+    <w:p>
+      <w:pPr>
+        <w:spacing w:after="20"/>
+        <w:ind w:left="280"/>
+      </w:pPr>
+      <w:r>
+        <w:rPr>
+          <w:rFonts w:ascii="Microsoft YaHei" w:hAnsi="Microsoft YaHei" w:eastAsia="Microsoft YaHei"/>
+          <w:b/>
+          <w:lang w:val="en-US" w:eastAsia="zh-CN"/>
+        </w:rPr>
+        <w:t>弱模型：</w:t>
+      </w:r>
+      <w:r>
+        <w:rPr>
+          <w:rFonts w:ascii="Microsoft YaHei" w:hAnsi="Microsoft YaHei" w:eastAsia="Microsoft YaHei"/>
+          <w:lang w:val="en-US" w:eastAsia="zh-CN"/>
+        </w:rPr>
+        <w:t>没有裁判</w:t>
+      </w:r>
+    </w:p>
+    <w:p>
+      <w:pPr>
+        <w:spacing w:after="20"/>
+        <w:ind w:left="280"/>
+      </w:pPr>
+      <w:r>
+        <w:rPr>
+          <w:rFonts w:ascii="Microsoft YaHei" w:hAnsi="Microsoft YaHei" w:eastAsia="Microsoft YaHei"/>
+          <w:b/>
+          <w:lang w:val="en-US" w:eastAsia="zh-CN"/>
+        </w:rPr>
+        <w:t>性质：</w:t>
+      </w:r>
+      <w:r>
+        <w:rPr>
+          <w:rFonts w:ascii="Microsoft YaHei" w:hAnsi="Microsoft YaHei" w:eastAsia="Microsoft YaHei"/>
+          <w:lang w:val="en-US" w:eastAsia="zh-CN"/>
+        </w:rPr>
+        <w:t>能力</w:t>
+      </w:r>
+    </w:p>
+    <w:p>
+      <w:pPr>
+        <w:spacing w:before="140" w:after="20"/>
+      </w:pPr>
+      <w:r>
+        <w:rPr>
+          <w:rFonts w:ascii="Microsoft YaHei" w:hAnsi="Microsoft YaHei" w:eastAsia="Microsoft YaHei"/>
+          <w:b/>
+          <w:lang w:val="en-US" w:eastAsia="zh-CN"/>
+        </w:rPr>
+        <w:t>失败后换方法</w:t>
+      </w:r>
+    </w:p>
+    <w:p>
+      <w:pPr>
+        <w:spacing w:after="20"/>
+        <w:ind w:left="280"/>
+      </w:pPr>
+      <w:r>
+        <w:rPr>
+          <w:rFonts w:ascii="Microsoft YaHei" w:hAnsi="Microsoft YaHei" w:eastAsia="Microsoft YaHei"/>
+          <w:b/>
+          <w:lang w:val="en-US" w:eastAsia="zh-CN"/>
+        </w:rPr>
+        <w:t>弱模型：</w:t>
+      </w:r>
+      <w:r>
+        <w:rPr>
+          <w:rFonts w:ascii="Microsoft YaHei" w:hAnsi="Microsoft YaHei" w:eastAsia="Microsoft YaHei"/>
+          <w:lang w:val="en-US" w:eastAsia="zh-CN"/>
+        </w:rPr>
+        <w:t>反复试同类</w:t>
+      </w:r>
+    </w:p>
+    <w:p>
+      <w:pPr>
+        <w:spacing w:after="20"/>
+        <w:ind w:left="280"/>
+      </w:pPr>
+      <w:r>
+        <w:rPr>
+          <w:rFonts w:ascii="Microsoft YaHei" w:hAnsi="Microsoft YaHei" w:eastAsia="Microsoft YaHei"/>
+          <w:b/>
+          <w:lang w:val="en-US" w:eastAsia="zh-CN"/>
+        </w:rPr>
+        <w:t>性质：</w:t>
+      </w:r>
+      <w:r>
+        <w:rPr>
+          <w:rFonts w:ascii="Microsoft YaHei" w:hAnsi="Microsoft YaHei" w:eastAsia="Microsoft YaHei"/>
+          <w:lang w:val="en-US" w:eastAsia="zh-CN"/>
+        </w:rPr>
+        <w:t>能力+纪律</w:t>
+      </w:r>
+    </w:p>
+    <w:p>
+      <w:pPr>
+        <w:spacing w:before="140" w:after="20"/>
+      </w:pPr>
+      <w:r>
+        <w:rPr>
+          <w:rFonts w:ascii="Microsoft YaHei" w:hAnsi="Microsoft YaHei" w:eastAsia="Microsoft YaHei"/>
+          <w:b/>
+          <w:lang w:val="en-US" w:eastAsia="zh-CN"/>
+        </w:rPr>
+        <w:t>结束落结论</w:t>
+      </w:r>
+    </w:p>
+    <w:p>
+      <w:pPr>
+        <w:spacing w:after="20"/>
+        <w:ind w:left="280"/>
+      </w:pPr>
+      <w:r>
+        <w:rPr>
+          <w:rFonts w:ascii="Microsoft YaHei" w:hAnsi="Microsoft YaHei" w:eastAsia="Microsoft YaHei"/>
+          <w:b/>
+          <w:lang w:val="en-US" w:eastAsia="zh-CN"/>
+        </w:rPr>
+        <w:t>弱模型：</w:t>
+      </w:r>
+      <w:r>
+        <w:rPr>
+          <w:rFonts w:ascii="Microsoft YaHei" w:hAnsi="Microsoft YaHei" w:eastAsia="Microsoft YaHei"/>
+          <w:lang w:val="en-US" w:eastAsia="zh-CN"/>
+        </w:rPr>
+        <w:t>只有快照，没有结论记忆</w:t>
+      </w:r>
+    </w:p>
+    <w:p>
+      <w:pPr>
+        <w:spacing w:after="20"/>
+        <w:ind w:left="280"/>
+      </w:pPr>
+      <w:r>
+        <w:rPr>
+          <w:rFonts w:ascii="Microsoft YaHei" w:hAnsi="Microsoft YaHei" w:eastAsia="Microsoft YaHei"/>
+          <w:b/>
+          <w:lang w:val="en-US" w:eastAsia="zh-CN"/>
+        </w:rPr>
+        <w:t>性质：</w:t>
+      </w:r>
+      <w:r>
+        <w:rPr>
+          <w:rFonts w:ascii="Microsoft YaHei" w:hAnsi="Microsoft YaHei" w:eastAsia="Microsoft YaHei"/>
+          <w:lang w:val="en-US" w:eastAsia="zh-CN"/>
+        </w:rPr>
+        <w:t>纪律</w:t>
+      </w:r>
+    </w:p>
+    <w:p>
+      <w:r>
+        <w:rPr>
+          <w:rFonts w:ascii="Microsoft YaHei" w:hAnsi="Microsoft YaHei" w:eastAsia="Microsoft YaHei"/>
+          <w:b/>
+          <w:lang w:val="en-US" w:eastAsia="zh-CN"/>
+        </w:rPr>
+        <w:t>纪律能拉一部分，能力拉不动。</w:t>
+      </w:r>
+      <w:r>
+        <w:rPr>
+          <w:rFonts w:ascii="Microsoft YaHei" w:hAnsi="Microsoft YaHei" w:eastAsia="Microsoft YaHei"/>
+          <w:lang w:val="en-US" w:eastAsia="zh-CN"/>
+        </w:rPr>
+        <w:t xml:space="preserve"> 这正是"推理部件"的差异。</w:t>
+      </w:r>
+    </w:p>
+    <w:p>
+      <w:pPr>
+        <w:pStyle w:val="Heading3"/>
+        <w:jc w:val="left"/>
+      </w:pPr>
+      <w:r>
+        <w:rPr>
+          <w:rFonts w:ascii="Microsoft YaHei" w:hAnsi="Microsoft YaHei" w:eastAsia="Microsoft YaHei"/>
+          <w:b/>
+          <w:lang w:val="en-US" w:eastAsia="zh-CN"/>
+        </w:rPr>
+        <w:t>10.3 关键结论</w:t>
+      </w:r>
+    </w:p>
+    <w:p>
+      <w:pPr>
+        <w:pStyle w:val="ListBullet"/>
+      </w:pPr>
+      <w:r>
+        <w:rPr>
+          <w:rFonts w:ascii="Microsoft YaHei" w:hAnsi="Microsoft YaHei" w:eastAsia="Microsoft YaHei"/>
+          <w:b/>
+          <w:lang w:val="en-US" w:eastAsia="zh-CN"/>
+        </w:rPr>
+        <w:t>执行型模型</w:t>
+      </w:r>
+      <w:r>
+        <w:rPr>
+          <w:rFonts w:ascii="Microsoft YaHei" w:hAnsi="Microsoft YaHei" w:eastAsia="Microsoft YaHei"/>
+          <w:lang w:val="en-US" w:eastAsia="zh-CN"/>
+        </w:rPr>
+        <w:t>：Mnemos 基本等于一个外置记忆——能查、能接上、换会话不丢，但它不会主动消费经验；记忆是"仓库"。</w:t>
+      </w:r>
+    </w:p>
+    <w:p>
+      <w:pPr>
+        <w:pStyle w:val="ListBullet"/>
+      </w:pPr>
+      <w:r>
+        <w:rPr>
+          <w:rFonts w:ascii="Microsoft YaHei" w:hAnsi="Microsoft YaHei" w:eastAsia="Microsoft YaHei"/>
+          <w:b/>
+          <w:lang w:val="en-US" w:eastAsia="zh-CN"/>
+        </w:rPr>
+        <w:t>规划型模型</w:t>
+      </w:r>
+      <w:r>
+        <w:rPr>
+          <w:rFonts w:ascii="Microsoft YaHei" w:hAnsi="Microsoft YaHei" w:eastAsia="Microsoft YaHei"/>
+          <w:lang w:val="en-US" w:eastAsia="zh-CN"/>
+        </w:rPr>
+        <w:t>：任务图分工、检索先验、技能评审、失败反例、跨会话/跨模型迁移都变成工作流的一部分；记忆是"经验"。</w:t>
+      </w:r>
+    </w:p>
+    <w:p>
+      <w:r>
+        <w:rPr>
+          <w:rFonts w:ascii="Microsoft YaHei" w:hAnsi="Microsoft YaHei" w:eastAsia="Microsoft YaHei"/>
+          <w:lang w:val="en-US" w:eastAsia="zh-CN"/>
+        </w:rPr>
+        <w:t>同一套机制，价值差一个量级。这也解释了为什么"一步步带着弱模型做"效果会完全不同：</w:t>
+      </w:r>
+      <w:r>
+        <w:rPr>
+          <w:rFonts w:ascii="Microsoft YaHei" w:hAnsi="Microsoft YaHei" w:eastAsia="Microsoft YaHei"/>
+          <w:b/>
+          <w:lang w:val="en-US" w:eastAsia="zh-CN"/>
+        </w:rPr>
+        <w:t>规划和验收被外部接管了</w:t>
+      </w:r>
+      <w:r>
+        <w:rPr>
+          <w:rFonts w:ascii="Microsoft YaHei" w:hAnsi="Microsoft YaHei" w:eastAsia="Microsoft YaHei"/>
+          <w:lang w:val="en-US" w:eastAsia="zh-CN"/>
+        </w:rPr>
+        <w:t>，它只剩执行——那正是它擅长的那一项。</w:t>
+      </w:r>
+    </w:p>
+    <w:p>
+      <w:pPr>
+        <w:pStyle w:val="Heading3"/>
+        <w:jc w:val="left"/>
+      </w:pPr>
+      <w:r>
+        <w:rPr>
+          <w:rFonts w:ascii="Microsoft YaHei" w:hAnsi="Microsoft YaHei" w:eastAsia="Microsoft YaHei"/>
+          <w:b/>
+          <w:lang w:val="en-US" w:eastAsia="zh-CN"/>
+        </w:rPr>
+        <w:t>10.4 三条分工</w:t>
+      </w:r>
+    </w:p>
+    <w:p>
+      <w:pPr>
+        <w:pStyle w:val="ListNumber"/>
+      </w:pPr>
+      <w:r>
+        <w:rPr>
+          <w:rFonts w:ascii="Microsoft YaHei" w:hAnsi="Microsoft YaHei" w:eastAsia="Microsoft YaHei"/>
+          <w:b/>
+          <w:lang w:val="en-US" w:eastAsia="zh-CN"/>
+        </w:rPr>
+        <w:t>主模型</w:t>
+      </w:r>
+      <w:r>
+        <w:rPr>
+          <w:rFonts w:ascii="Microsoft YaHei" w:hAnsi="Microsoft YaHei" w:eastAsia="Microsoft YaHei"/>
+          <w:lang w:val="en-US" w:eastAsia="zh-CN"/>
+        </w:rPr>
+        <w:t>：规划、拆分、主动消费系统工具、推理、检验；不需要"单项最强"。</w:t>
+      </w:r>
+    </w:p>
+    <w:p>
+      <w:pPr>
+        <w:pStyle w:val="ListNumber"/>
+      </w:pPr>
+      <w:r>
+        <w:rPr>
+          <w:rFonts w:ascii="Microsoft YaHei" w:hAnsi="Microsoft YaHei" w:eastAsia="Microsoft YaHei"/>
+          <w:b/>
+          <w:lang w:val="en-US" w:eastAsia="zh-CN"/>
+        </w:rPr>
+        <w:t>单项能力突出的模型</w:t>
+      </w:r>
+      <w:r>
+        <w:rPr>
+          <w:rFonts w:ascii="Microsoft YaHei" w:hAnsi="Microsoft YaHei" w:eastAsia="Microsoft YaHei"/>
+          <w:lang w:val="en-US" w:eastAsia="zh-CN"/>
+        </w:rPr>
+        <w:t>：当执行器——给单步任务 + 已给定的验收标准，别让它自己规划。</w:t>
+      </w:r>
+    </w:p>
+    <w:p>
+      <w:pPr>
+        <w:pStyle w:val="ListNumber"/>
+      </w:pPr>
+      <w:r>
+        <w:rPr>
+          <w:rFonts w:ascii="Microsoft YaHei" w:hAnsi="Microsoft YaHei" w:eastAsia="Microsoft YaHei"/>
+          <w:b/>
+          <w:lang w:val="en-US" w:eastAsia="zh-CN"/>
+        </w:rPr>
+        <w:t>"它会自己出考卷吗"决定能不能放手</w:t>
+      </w:r>
+      <w:r>
+        <w:rPr>
+          <w:rFonts w:ascii="Microsoft YaHei" w:hAnsi="Microsoft YaHei" w:eastAsia="Microsoft YaHei"/>
+          <w:lang w:val="en-US" w:eastAsia="zh-CN"/>
+        </w:rPr>
+        <w:t>：会 → 可交；不会 → 先由人或强模型把考卷出好，再交下去。</w:t>
+      </w:r>
+    </w:p>
+    <w:p>
+      <w:pPr>
         <w:pStyle w:val="Heading2"/>
         <w:jc w:val="left"/>
       </w:pPr>
@@ -646,79 +4598,107 @@
           <w:b/>
           <w:lang w:val="en-US" w:eastAsia="zh-CN"/>
         </w:rPr>
-        <w:t>四、机制 &gt; 断言 &gt; 提醒：能下沉的都要下沉</w:t>
+        <w:t>十一、还没验证的东西（写在这里，免得被当成结论）</w:t>
       </w:r>
     </w:p>
     <w:p>
-      <w:r>
-        <w:rPr>
-          <w:rFonts w:ascii="Microsoft YaHei" w:hAnsi="Microsoft YaHei" w:eastAsia="Microsoft YaHei"/>
-          <w:lang w:val="en-US" w:eastAsia="zh-CN"/>
-        </w:rPr>
-        <w:t>同一个"要求"可以放在四个高度：</w:t>
+      <w:pPr>
+        <w:pStyle w:val="ListBullet"/>
+      </w:pPr>
+      <w:r>
+        <w:rPr>
+          <w:rFonts w:ascii="Microsoft YaHei" w:hAnsi="Microsoft YaHei" w:eastAsia="Microsoft YaHei"/>
+          <w:b/>
+          <w:lang w:val="en-US" w:eastAsia="zh-CN"/>
+        </w:rPr>
+        <w:t>召回质量</w:t>
+      </w:r>
+      <w:r>
+        <w:rPr>
+          <w:rFonts w:ascii="Microsoft YaHei" w:hAnsi="Microsoft YaHei" w:eastAsia="Microsoft YaHei"/>
+          <w:lang w:val="en-US" w:eastAsia="zh-CN"/>
+        </w:rPr>
+        <w:t>：确定性匹配到底够不够用，没有测量；</w:t>
       </w:r>
     </w:p>
     <w:p>
       <w:pPr>
-        <w:spacing w:after="0"/>
-      </w:pPr>
-      <w:r>
-        <w:rPr>
-          <w:rFonts w:ascii="Consolas" w:hAnsi="Consolas" w:eastAsia="Microsoft YaHei"/>
-          <w:sz w:val="19"/>
-          <w:lang w:val="en-US" w:eastAsia="zh-CN"/>
-        </w:rPr>
-        <w:t>提醒（写在提示词里："请注意……"）        ← 最容易写，最容易被忽略</w:t>
+        <w:pStyle w:val="ListBullet"/>
+      </w:pPr>
+      <w:r>
+        <w:rPr>
+          <w:rFonts w:ascii="Microsoft YaHei" w:hAnsi="Microsoft YaHei" w:eastAsia="Microsoft YaHei"/>
+          <w:b/>
+          <w:lang w:val="en-US" w:eastAsia="zh-CN"/>
+        </w:rPr>
+        <w:t>学习闭环的长期效果</w:t>
+      </w:r>
+      <w:r>
+        <w:rPr>
+          <w:rFonts w:ascii="Microsoft YaHei" w:hAnsi="Microsoft YaHei" w:eastAsia="Microsoft YaHei"/>
+          <w:lang w:val="en-US" w:eastAsia="zh-CN"/>
+        </w:rPr>
+        <w:t>：技能真的越用越准吗？只有短期样本；</w:t>
       </w:r>
     </w:p>
     <w:p>
       <w:pPr>
-        <w:spacing w:after="0"/>
-      </w:pPr>
-      <w:r>
-        <w:rPr>
-          <w:rFonts w:ascii="Consolas" w:hAnsi="Consolas" w:eastAsia="Microsoft YaHei"/>
-          <w:sz w:val="19"/>
-          <w:lang w:val="en-US" w:eastAsia="zh-CN"/>
-        </w:rPr>
-        <w:t>断言（测试里的一条，失败会红）           ← 靠得住，但只在测试时生效</w:t>
+        <w:pStyle w:val="ListBullet"/>
+      </w:pPr>
+      <w:r>
+        <w:rPr>
+          <w:rFonts w:ascii="Microsoft YaHei" w:hAnsi="Microsoft YaHei" w:eastAsia="Microsoft YaHei"/>
+          <w:b/>
+          <w:lang w:val="en-US" w:eastAsia="zh-CN"/>
+        </w:rPr>
+        <w:t>成本与延迟</w:t>
+      </w:r>
+      <w:r>
+        <w:rPr>
+          <w:rFonts w:ascii="Microsoft YaHei" w:hAnsi="Microsoft YaHei" w:eastAsia="Microsoft YaHei"/>
+          <w:lang w:val="en-US" w:eastAsia="zh-CN"/>
+        </w:rPr>
+        <w:t>：后台任务与检索的开销，没有系统测量；</w:t>
       </w:r>
     </w:p>
     <w:p>
       <w:pPr>
-        <w:spacing w:after="0"/>
-      </w:pPr>
-      <w:r>
-        <w:rPr>
-          <w:rFonts w:ascii="Consolas" w:hAnsi="Consolas" w:eastAsia="Microsoft YaHei"/>
-          <w:sz w:val="19"/>
-          <w:lang w:val="en-US" w:eastAsia="zh-CN"/>
-        </w:rPr>
-        <w:t>机制（代码里绕不过去，比如闸门/形状校验）  ← 最贵，但不会忘</w:t>
+        <w:pStyle w:val="ListBullet"/>
+      </w:pPr>
+      <w:r>
+        <w:rPr>
+          <w:rFonts w:ascii="Microsoft YaHei" w:hAnsi="Microsoft YaHei" w:eastAsia="Microsoft YaHei"/>
+          <w:b/>
+          <w:lang w:val="en-US" w:eastAsia="zh-CN"/>
+        </w:rPr>
+        <w:t>折叠快照的消费率</w:t>
+      </w:r>
+      <w:r>
+        <w:rPr>
+          <w:rFonts w:ascii="Microsoft YaHei" w:hAnsi="Microsoft YaHei" w:eastAsia="Microsoft YaHei"/>
+          <w:lang w:val="en-US" w:eastAsia="zh-CN"/>
+        </w:rPr>
+        <w:t>：提醒带事实后是否真的减少重踩，仍无长期数据；记忆只是第二机会；</w:t>
       </w:r>
     </w:p>
     <w:p>
-      <w:r>
-        <w:rPr>
-          <w:rFonts w:ascii="Microsoft YaHei" w:hAnsi="Microsoft YaHei" w:eastAsia="Microsoft YaHei"/>
-          <w:lang w:val="en-US" w:eastAsia="zh-CN"/>
-        </w:rPr>
-        <w:t>原则是：</w:t>
-      </w:r>
+      <w:pPr>
+        <w:pStyle w:val="ListBullet"/>
+      </w:pPr>
       <w:r>
         <w:rPr>
           <w:rFonts w:ascii="Microsoft YaHei" w:hAnsi="Microsoft YaHei" w:eastAsia="Microsoft YaHei"/>
           <w:b/>
           <w:lang w:val="en-US" w:eastAsia="zh-CN"/>
         </w:rPr>
-        <w:t>凡是"会不会发生"能被机械判定的，就别停在提醒。</w:t>
-      </w:r>
-      <w:r>
-        <w:rPr>
-          <w:rFonts w:ascii="Microsoft YaHei" w:hAnsi="Microsoft YaHei" w:eastAsia="Microsoft YaHei"/>
-          <w:lang w:val="en-US" w:eastAsia="zh-CN"/>
-        </w:rPr>
-        <w:t xml:space="preserve"> 举两个具体例子：</w:t>
+        <w:t>任务图使用率</w:t>
+      </w:r>
+      <w:r>
+        <w:rPr>
+          <w:rFonts w:ascii="Microsoft YaHei" w:hAnsi="Microsoft YaHei" w:eastAsia="Microsoft YaHei"/>
+          <w:lang w:val="en-US" w:eastAsia="zh-CN"/>
+        </w:rPr>
+        <w:t>：own-work 口径刚改，是否真的被用起来，仍要观察；</w:t>
       </w:r>
     </w:p>
     <w:p>
@@ -728,41 +4708,37 @@
       <w:r>
         <w:rPr>
           <w:rFonts w:ascii="Microsoft YaHei" w:hAnsi="Microsoft YaHei" w:eastAsia="Microsoft YaHei"/>
-          <w:lang w:val="en-US" w:eastAsia="zh-CN"/>
-        </w:rPr>
-        <w:t>"外部信息只存短期、不转长期" —— 一开始只是提示词里的一句话；直到加了</w:t>
-      </w:r>
-      <w:r>
-        <w:rPr>
-          <w:rFonts w:ascii="Microsoft YaHei" w:hAnsi="Microsoft YaHei" w:eastAsia="Microsoft YaHei"/>
           <w:b/>
           <w:lang w:val="en-US" w:eastAsia="zh-CN"/>
         </w:rPr>
-        <w:t>归档闸门</w:t>
-      </w:r>
-      <w:r>
-        <w:rPr>
-          <w:rFonts w:ascii="Microsoft YaHei" w:hAnsi="Microsoft YaHei" w:eastAsia="Microsoft YaHei"/>
-          <w:lang w:val="en-US" w:eastAsia="zh-CN"/>
-        </w:rPr>
-        <w:t>（拦截所有自动归档路径），</w:t>
+        <w:t>经验可迁移性</w:t>
+      </w:r>
+      <w:r>
+        <w:rPr>
+          <w:rFonts w:ascii="Microsoft YaHei" w:hAnsi="Microsoft YaHei" w:eastAsia="Microsoft YaHei"/>
+          <w:lang w:val="en-US" w:eastAsia="zh-CN"/>
+        </w:rPr>
+        <w:t>：迁移的是"这台机器上的死路与结论"，不会让弱模型变成规划型模型；</w:t>
       </w:r>
     </w:p>
     <w:p>
-      <w:r>
-        <w:rPr>
-          <w:rFonts w:ascii="Microsoft YaHei" w:hAnsi="Microsoft YaHei" w:eastAsia="Microsoft YaHei"/>
-          <w:lang w:val="en-US" w:eastAsia="zh-CN"/>
-        </w:rPr>
-        <w:t>它才真的成立。</w:t>
-      </w:r>
+      <w:pPr>
+        <w:pStyle w:val="ListBullet"/>
+      </w:pPr>
       <w:r>
         <w:rPr>
           <w:rFonts w:ascii="Microsoft YaHei" w:hAnsi="Microsoft YaHei" w:eastAsia="Microsoft YaHei"/>
           <w:b/>
           <w:lang w:val="en-US" w:eastAsia="zh-CN"/>
         </w:rPr>
-        <w:t>"约定"和"机制"的差别，就是出事时它还在不在。</w:t>
+        <w:t>模型能力边界</w:t>
+      </w:r>
+      <w:r>
+        <w:rPr>
+          <w:rFonts w:ascii="Microsoft YaHei" w:hAnsi="Microsoft YaHei" w:eastAsia="Microsoft YaHei"/>
+          <w:lang w:val="en-US" w:eastAsia="zh-CN"/>
+        </w:rPr>
+        <w:t>：第 10 节的判据只有两个会话样本（n=1），还没跨任务类型对标；</w:t>
       </w:r>
     </w:p>
     <w:p>
@@ -772,33 +4748,37 @@
       <w:r>
         <w:rPr>
           <w:rFonts w:ascii="Microsoft YaHei" w:hAnsi="Microsoft YaHei" w:eastAsia="Microsoft YaHei"/>
-          <w:lang w:val="en-US" w:eastAsia="zh-CN"/>
-        </w:rPr>
-        <w:t>"工具返回值必须是宿主读得懂的形状" —— 这类脱节反复发生过，后来改成</w:t>
-      </w:r>
-      <w:r>
-        <w:rPr>
-          <w:rFonts w:ascii="Microsoft YaHei" w:hAnsi="Microsoft YaHei" w:eastAsia="Microsoft YaHei"/>
           <w:b/>
           <w:lang w:val="en-US" w:eastAsia="zh-CN"/>
         </w:rPr>
-        <w:t>声明与实现共用一份形状定义 + 统一出口检查</w:t>
-      </w:r>
-      <w:r>
-        <w:rPr>
-          <w:rFonts w:ascii="Microsoft YaHei" w:hAnsi="Microsoft YaHei" w:eastAsia="Microsoft YaHei"/>
-          <w:lang w:val="en-US" w:eastAsia="zh-CN"/>
-        </w:rPr>
-        <w:t>，</w:t>
+        <w:t>多机共用</w:t>
+      </w:r>
+      <w:r>
+        <w:rPr>
+          <w:rFonts w:ascii="Microsoft YaHei" w:hAnsi="Microsoft YaHei" w:eastAsia="Microsoft YaHei"/>
+          <w:lang w:val="en-US" w:eastAsia="zh-CN"/>
+        </w:rPr>
+        <w:t>：跨进程保护做了，多机没有；</w:t>
       </w:r>
     </w:p>
     <w:p>
-      <w:r>
-        <w:rPr>
-          <w:rFonts w:ascii="Microsoft YaHei" w:hAnsi="Microsoft YaHei" w:eastAsia="Microsoft YaHei"/>
-          <w:lang w:val="en-US" w:eastAsia="zh-CN"/>
-        </w:rPr>
-        <w:t>才从"记得检查"变成"检查绕不过去"。</w:t>
+      <w:pPr>
+        <w:pStyle w:val="ListBullet"/>
+      </w:pPr>
+      <w:r>
+        <w:rPr>
+          <w:rFonts w:ascii="Microsoft YaHei" w:hAnsi="Microsoft YaHei" w:eastAsia="Microsoft YaHei"/>
+          <w:b/>
+          <w:lang w:val="en-US" w:eastAsia="zh-CN"/>
+        </w:rPr>
+        <w:t>learner 会话重建阈值</w:t>
+      </w:r>
+      <w:r>
+        <w:rPr>
+          <w:rFonts w:ascii="Microsoft YaHei" w:hAnsi="Microsoft YaHei" w:eastAsia="Microsoft YaHei"/>
+          <w:lang w:val="en-US" w:eastAsia="zh-CN"/>
+        </w:rPr>
+        <w:t>：350KB / 5 轮是防溢出闸门，宿主重启才是主通道，暂无数据支持调整。</w:t>
       </w:r>
     </w:p>
     <w:p>
@@ -807,25 +4787,19 @@
           <w:rFonts w:ascii="Microsoft YaHei" w:hAnsi="Microsoft YaHei" w:eastAsia="Microsoft YaHei"/>
           <w:lang w:val="en-US" w:eastAsia="zh-CN"/>
         </w:rPr>
-        <w:t>反过来说，也有</w:t>
-      </w:r>
-      <w:r>
-        <w:rPr>
-          <w:rFonts w:ascii="Microsoft YaHei" w:hAnsi="Microsoft YaHei" w:eastAsia="Microsoft YaHei"/>
-          <w:b/>
-          <w:lang w:val="en-US" w:eastAsia="zh-CN"/>
-        </w:rPr>
-        <w:t>故意不下沉</w:t>
-      </w:r>
-      <w:r>
-        <w:rPr>
-          <w:rFonts w:ascii="Microsoft YaHei" w:hAnsi="Microsoft YaHei" w:eastAsia="Microsoft YaHei"/>
-          <w:lang w:val="en-US" w:eastAsia="zh-CN"/>
-        </w:rPr>
-        <w:t>的部分，见第六节。</w:t>
+        <w:t>这套东西的自我定位是：**部件齐备、每一环都能被检查和质疑、有会真的失败的回归检查；</w:t>
       </w:r>
     </w:p>
     <w:p>
+      <w:r>
+        <w:rPr>
+          <w:rFonts w:ascii="Microsoft YaHei" w:hAnsi="Microsoft YaHei" w:eastAsia="Microsoft YaHei"/>
+          <w:lang w:val="en-US" w:eastAsia="zh-CN"/>
+        </w:rPr>
+        <w:t>但只有一个人、一台机器的实证。**</w:t>
+      </w:r>
+    </w:p>
+    <w:p>
       <w:pPr>
         <w:pStyle w:val="Heading2"/>
         <w:jc w:val="left"/>
@@ -836,141 +4810,123 @@
           <w:b/>
           <w:lang w:val="en-US" w:eastAsia="zh-CN"/>
         </w:rPr>
-        <w:t>五、外部信息：为什么是"关进隔离间"而不是"提醒小心"</w:t>
+        <w:t>十二、把三问用在具体功能上（示例）</w:t>
       </w:r>
     </w:p>
     <w:p>
-      <w:r>
-        <w:rPr>
-          <w:rFonts w:ascii="Microsoft YaHei" w:hAnsi="Microsoft YaHei" w:eastAsia="Microsoft YaHei"/>
-          <w:lang w:val="en-US" w:eastAsia="zh-CN"/>
-        </w:rPr>
-        <w:t>"不要相信外来内容"是所有人都知道的一句话，但它在提示词里几乎没有约束力 —— 因为</w:t>
-      </w:r>
+      <w:pPr>
+        <w:spacing w:before="140" w:after="20"/>
+      </w:pPr>
       <w:r>
         <w:rPr>
           <w:rFonts w:ascii="Microsoft YaHei" w:hAnsi="Microsoft YaHei" w:eastAsia="Microsoft YaHei"/>
           <w:b/>
           <w:lang w:val="en-US" w:eastAsia="zh-CN"/>
         </w:rPr>
-        <w:t>执行动作的工具就在手上</w:t>
-      </w:r>
-      <w:r>
-        <w:rPr>
-          <w:rFonts w:ascii="Microsoft YaHei" w:hAnsi="Microsoft YaHei" w:eastAsia="Microsoft YaHei"/>
-          <w:lang w:val="en-US" w:eastAsia="zh-CN"/>
-        </w:rPr>
-        <w:t>。</w:t>
+        <w:t>技能体</w:t>
       </w:r>
     </w:p>
     <w:p>
-      <w:r>
-        <w:rPr>
-          <w:rFonts w:ascii="Microsoft YaHei" w:hAnsi="Microsoft YaHei" w:eastAsia="Microsoft YaHei"/>
-          <w:lang w:val="en-US" w:eastAsia="zh-CN"/>
-        </w:rPr>
-        <w:t>所以这里换了一条路：</w:t>
-      </w:r>
+      <w:pPr>
+        <w:spacing w:after="20"/>
+        <w:ind w:left="280"/>
+      </w:pPr>
       <w:r>
         <w:rPr>
           <w:rFonts w:ascii="Microsoft YaHei" w:hAnsi="Microsoft YaHei" w:eastAsia="Microsoft YaHei"/>
           <w:b/>
           <w:lang w:val="en-US" w:eastAsia="zh-CN"/>
         </w:rPr>
-        <w:t>让读外部信息的那个执行者，只有"写入记忆"一个工具。</w:t>
+        <w:t>减少了哪次检索/判断：</w:t>
+      </w:r>
+      <w:r>
+        <w:rPr>
+          <w:rFonts w:ascii="Microsoft YaHei" w:hAnsi="Microsoft YaHei" w:eastAsia="Microsoft YaHei"/>
+          <w:lang w:val="en-US" w:eastAsia="zh-CN"/>
+        </w:rPr>
+        <w:t>同类任务不必重新推理</w:t>
       </w:r>
     </w:p>
     <w:p>
-      <w:r>
-        <w:rPr>
-          <w:rFonts w:ascii="Microsoft YaHei" w:hAnsi="Microsoft YaHei" w:eastAsia="Microsoft YaHei"/>
-          <w:lang w:val="en-US" w:eastAsia="zh-CN"/>
-        </w:rPr>
-        <w:t>它想删文件、想跑命令、想改配置，</w:t>
-      </w:r>
+      <w:pPr>
+        <w:spacing w:after="20"/>
+        <w:ind w:left="280"/>
+      </w:pPr>
       <w:r>
         <w:rPr>
           <w:rFonts w:ascii="Microsoft YaHei" w:hAnsi="Microsoft YaHei" w:eastAsia="Microsoft YaHei"/>
           <w:b/>
           <w:lang w:val="en-US" w:eastAsia="zh-CN"/>
         </w:rPr>
-        <w:t>能力上做不到</w:t>
-      </w:r>
-      <w:r>
-        <w:rPr>
-          <w:rFonts w:ascii="Microsoft YaHei" w:hAnsi="Microsoft YaHei" w:eastAsia="Microsoft YaHei"/>
-          <w:lang w:val="en-US" w:eastAsia="zh-CN"/>
-        </w:rPr>
-        <w:t>。这不是更严格的提醒，是把路堵上。</w:t>
+        <w:t>可审计性：</w:t>
+      </w:r>
+      <w:r>
+        <w:rPr>
+          <w:rFonts w:ascii="Microsoft YaHei" w:hAnsi="Microsoft YaHei" w:eastAsia="Microsoft YaHei"/>
+          <w:lang w:val="en-US" w:eastAsia="zh-CN"/>
+        </w:rPr>
+        <w:t>反例/正例/回归门/旧版</w:t>
       </w:r>
     </w:p>
     <w:p>
-      <w:r>
-        <w:rPr>
-          <w:rFonts w:ascii="Microsoft YaHei" w:hAnsi="Microsoft YaHei" w:eastAsia="Microsoft YaHei"/>
-          <w:lang w:val="en-US" w:eastAsia="zh-CN"/>
-        </w:rPr>
-        <w:t>配套还有两件事，缺一条这条路就不完整：</w:t>
+      <w:pPr>
+        <w:spacing w:after="20"/>
+        <w:ind w:left="280"/>
+      </w:pPr>
+      <w:r>
+        <w:rPr>
+          <w:rFonts w:ascii="Microsoft YaHei" w:hAnsi="Microsoft YaHei" w:eastAsia="Microsoft YaHei"/>
+          <w:b/>
+          <w:lang w:val="en-US" w:eastAsia="zh-CN"/>
+        </w:rPr>
+        <w:t>换模型后剩下什么：</w:t>
+      </w:r>
+      <w:r>
+        <w:rPr>
+          <w:rFonts w:ascii="Microsoft YaHei" w:hAnsi="Microsoft YaHei" w:eastAsia="Microsoft YaHei"/>
+          <w:lang w:val="en-US" w:eastAsia="zh-CN"/>
+        </w:rPr>
+        <w:t>技能文件与验证记录</w:t>
       </w:r>
     </w:p>
     <w:p>
       <w:pPr>
-        <w:pStyle w:val="ListBullet"/>
-      </w:pPr>
-      <w:r>
-        <w:rPr>
-          <w:rFonts w:ascii="Microsoft YaHei" w:hAnsi="Microsoft YaHei" w:eastAsia="Microsoft YaHei"/>
-          <w:lang w:val="en-US" w:eastAsia="zh-CN"/>
-        </w:rPr>
-        <w:t>验证结论</w:t>
-      </w:r>
+        <w:spacing w:before="140" w:after="20"/>
+      </w:pPr>
       <w:r>
         <w:rPr>
           <w:rFonts w:ascii="Microsoft YaHei" w:hAnsi="Microsoft YaHei" w:eastAsia="Microsoft YaHei"/>
           <w:b/>
           <w:lang w:val="en-US" w:eastAsia="zh-CN"/>
         </w:rPr>
-        <w:t>只进短时层</w:t>
-      </w:r>
-      <w:r>
-        <w:rPr>
-          <w:rFonts w:ascii="Microsoft YaHei" w:hAnsi="Microsoft YaHei" w:eastAsia="Microsoft YaHei"/>
-          <w:lang w:val="en-US" w:eastAsia="zh-CN"/>
-        </w:rPr>
-        <w:t>（有闸门挡着不转长期），超窗销毁 —— 否则"审过的东西"会变成新的长期污染；</w:t>
+        <w:t>任务图</w:t>
       </w:r>
     </w:p>
     <w:p>
       <w:pPr>
-        <w:pStyle w:val="ListBullet"/>
-      </w:pPr>
-      <w:r>
-        <w:rPr>
-          <w:rFonts w:ascii="Microsoft YaHei" w:hAnsi="Microsoft YaHei" w:eastAsia="Microsoft YaHei"/>
-          <w:lang w:val="en-US" w:eastAsia="zh-CN"/>
-        </w:rPr>
-        <w:t>采信前要与</w:t>
-      </w:r>
+        <w:spacing w:after="20"/>
+        <w:ind w:left="280"/>
+      </w:pPr>
       <w:r>
         <w:rPr>
           <w:rFonts w:ascii="Microsoft YaHei" w:hAnsi="Microsoft YaHei" w:eastAsia="Microsoft YaHei"/>
           <w:b/>
           <w:lang w:val="en-US" w:eastAsia="zh-CN"/>
         </w:rPr>
-        <w:t>内部记忆交叉验证</w:t>
-      </w:r>
-      <w:r>
-        <w:rPr>
-          <w:rFonts w:ascii="Microsoft YaHei" w:hAnsi="Microsoft YaHei" w:eastAsia="Microsoft YaHei"/>
-          <w:lang w:val="en-US" w:eastAsia="zh-CN"/>
-        </w:rPr>
-        <w:t xml:space="preserve"> —— 隔离只解决"它能不能执行"，不解决"它说的对不对"。</w:t>
+        <w:t>减少了哪次检索/判断：</w:t>
+      </w:r>
+      <w:r>
+        <w:rPr>
+          <w:rFonts w:ascii="Microsoft YaHei" w:hAnsi="Microsoft YaHei" w:eastAsia="Microsoft YaHei"/>
+          <w:lang w:val="en-US" w:eastAsia="zh-CN"/>
+        </w:rPr>
+        <w:t>跨会话不必重建上下文</w:t>
       </w:r>
     </w:p>
     <w:p>
       <w:pPr>
-        <w:pStyle w:val="Heading2"/>
-        <w:jc w:val="left"/>
+        <w:spacing w:after="20"/>
+        <w:ind w:left="280"/>
       </w:pPr>
       <w:r>
         <w:rPr>
@@ -978,71 +4934,96 @@
           <w:b/>
           <w:lang w:val="en-US" w:eastAsia="zh-CN"/>
         </w:rPr>
-        <w:t>六、有意留给模型的部分：这不是缺口，是分工</w:t>
+        <w:t>可审计性：</w:t>
+      </w:r>
+      <w:r>
+        <w:rPr>
+          <w:rFonts w:ascii="Microsoft YaHei" w:hAnsi="Microsoft YaHei" w:eastAsia="Microsoft YaHei"/>
+          <w:lang w:val="en-US" w:eastAsia="zh-CN"/>
+        </w:rPr>
+        <w:t>单写者/依赖/结论 id</w:t>
       </w:r>
     </w:p>
     <w:p>
-      <w:r>
-        <w:rPr>
-          <w:rFonts w:ascii="Microsoft YaHei" w:hAnsi="Microsoft YaHei" w:eastAsia="Microsoft YaHei"/>
-          <w:lang w:val="en-US" w:eastAsia="zh-CN"/>
-        </w:rPr>
-        <w:t>有些事我</w:t>
-      </w:r>
+      <w:pPr>
+        <w:spacing w:after="20"/>
+        <w:ind w:left="280"/>
+      </w:pPr>
       <w:r>
         <w:rPr>
           <w:rFonts w:ascii="Microsoft YaHei" w:hAnsi="Microsoft YaHei" w:eastAsia="Microsoft YaHei"/>
           <w:b/>
           <w:lang w:val="en-US" w:eastAsia="zh-CN"/>
         </w:rPr>
-        <w:t>故意</w:t>
-      </w:r>
-      <w:r>
-        <w:rPr>
-          <w:rFonts w:ascii="Microsoft YaHei" w:hAnsi="Microsoft YaHei" w:eastAsia="Microsoft YaHei"/>
-          <w:lang w:val="en-US" w:eastAsia="zh-CN"/>
-        </w:rPr>
-        <w:t>不写成硬规则：哪些经验值得留、什么时候召回、怎么处置外部指令。</w:t>
+        <w:t>换模型后剩下什么：</w:t>
+      </w:r>
+      <w:r>
+        <w:rPr>
+          <w:rFonts w:ascii="Microsoft YaHei" w:hAnsi="Microsoft YaHei" w:eastAsia="Microsoft YaHei"/>
+          <w:lang w:val="en-US" w:eastAsia="zh-CN"/>
+        </w:rPr>
+        <w:t>图与任务结果</w:t>
       </w:r>
     </w:p>
     <w:p>
-      <w:r>
-        <w:rPr>
-          <w:rFonts w:ascii="Microsoft YaHei" w:hAnsi="Microsoft YaHei" w:eastAsia="Microsoft YaHei"/>
-          <w:lang w:val="en-US" w:eastAsia="zh-CN"/>
-        </w:rPr>
-        <w:t>理由很直接 —— 这些需要判断；把判断也写成硬规则，只会得到一套看起来更安全、实际更僵的东西。</w:t>
+      <w:pPr>
+        <w:spacing w:before="140" w:after="20"/>
+      </w:pPr>
+      <w:r>
+        <w:rPr>
+          <w:rFonts w:ascii="Microsoft YaHei" w:hAnsi="Microsoft YaHei" w:eastAsia="Microsoft YaHei"/>
+          <w:b/>
+          <w:lang w:val="en-US" w:eastAsia="zh-CN"/>
+        </w:rPr>
+        <w:t>折叠快照</w:t>
       </w:r>
     </w:p>
     <w:p>
-      <w:r>
-        <w:rPr>
-          <w:rFonts w:ascii="Microsoft YaHei" w:hAnsi="Microsoft YaHei" w:eastAsia="Microsoft YaHei"/>
-          <w:lang w:val="en-US" w:eastAsia="zh-CN"/>
-        </w:rPr>
-        <w:t>但要认代价：</w:t>
-      </w:r>
+      <w:pPr>
+        <w:spacing w:after="20"/>
+        <w:ind w:left="280"/>
+      </w:pPr>
       <w:r>
         <w:rPr>
           <w:rFonts w:ascii="Microsoft YaHei" w:hAnsi="Microsoft YaHei" w:eastAsia="Microsoft YaHei"/>
           <w:b/>
           <w:lang w:val="en-US" w:eastAsia="zh-CN"/>
         </w:rPr>
-        <w:t>留自由度，就意味着一部分可靠性不在代码手里。</w:t>
+        <w:t>减少了哪次检索/判断：</w:t>
+      </w:r>
+      <w:r>
+        <w:rPr>
+          <w:rFonts w:ascii="Microsoft YaHei" w:hAnsi="Microsoft YaHei" w:eastAsia="Microsoft YaHei"/>
+          <w:lang w:val="en-US" w:eastAsia="zh-CN"/>
+        </w:rPr>
+        <w:t>折叠后不必重读整段日志</w:t>
       </w:r>
     </w:p>
     <w:p>
-      <w:r>
-        <w:rPr>
-          <w:rFonts w:ascii="Microsoft YaHei" w:hAnsi="Microsoft YaHei" w:eastAsia="Microsoft YaHei"/>
-          <w:lang w:val="en-US" w:eastAsia="zh-CN"/>
-        </w:rPr>
-        <w:t>所以对外必须有一句明话：</w:t>
+      <w:pPr>
+        <w:spacing w:after="20"/>
+        <w:ind w:left="280"/>
+      </w:pPr>
+      <w:r>
+        <w:rPr>
+          <w:rFonts w:ascii="Microsoft YaHei" w:hAnsi="Microsoft YaHei" w:eastAsia="Microsoft YaHei"/>
+          <w:b/>
+          <w:lang w:val="en-US" w:eastAsia="zh-CN"/>
+        </w:rPr>
+        <w:t>可审计性：</w:t>
+      </w:r>
+      <w:r>
+        <w:rPr>
+          <w:rFonts w:ascii="Microsoft YaHei" w:hAnsi="Microsoft YaHei" w:eastAsia="Microsoft YaHei"/>
+          <w:lang w:val="en-US" w:eastAsia="zh-CN"/>
+        </w:rPr>
+        <w:t>事实卡/来源 seq</w:t>
       </w:r>
     </w:p>
     <w:p>
       <w:pPr>
-        <w:pStyle w:val="Quote"/>
+        <w:spacing w:after="20"/>
+        <w:ind w:left="280"/>
       </w:pPr>
       <w:r>
         <w:rPr>
@@ -1050,22 +5031,33 @@
           <w:b/>
           <w:lang w:val="en-US" w:eastAsia="zh-CN"/>
         </w:rPr>
-        <w:t>"已被标记为高风险"不等于代码能阻止它被执行；"它记住了"也不等于代码强制它记住。</w:t>
+        <w:t>换模型后剩下什么：</w:t>
+      </w:r>
+      <w:r>
+        <w:rPr>
+          <w:rFonts w:ascii="Microsoft YaHei" w:hAnsi="Microsoft YaHei" w:eastAsia="Microsoft YaHei"/>
+          <w:lang w:val="en-US" w:eastAsia="zh-CN"/>
+        </w:rPr>
+        <w:t>7 天内的事实卡</w:t>
       </w:r>
     </w:p>
     <w:p>
-      <w:r>
-        <w:rPr>
-          <w:rFonts w:ascii="Microsoft YaHei" w:hAnsi="Microsoft YaHei" w:eastAsia="Microsoft YaHei"/>
-          <w:lang w:val="en-US" w:eastAsia="zh-CN"/>
-        </w:rPr>
-        <w:t>我宁可把这句话写在文档最显眼的地方，也不想让使用者以为"全是机制保证的"。</w:t>
+      <w:pPr>
+        <w:spacing w:before="140" w:after="20"/>
+      </w:pPr>
+      <w:r>
+        <w:rPr>
+          <w:rFonts w:ascii="Microsoft YaHei" w:hAnsi="Microsoft YaHei" w:eastAsia="Microsoft YaHei"/>
+          <w:b/>
+          <w:lang w:val="en-US" w:eastAsia="zh-CN"/>
+        </w:rPr>
+        <w:t>自传体</w:t>
       </w:r>
     </w:p>
     <w:p>
       <w:pPr>
-        <w:pStyle w:val="Heading2"/>
-        <w:jc w:val="left"/>
+        <w:spacing w:after="20"/>
+        <w:ind w:left="280"/>
       </w:pPr>
       <w:r>
         <w:rPr>
@@ -1073,21 +5065,41 @@
           <w:b/>
           <w:lang w:val="en-US" w:eastAsia="zh-CN"/>
         </w:rPr>
-        <w:t>七、验证必须与生成分开</w:t>
+        <w:t>减少了哪次检索/判断：</w:t>
+      </w:r>
+      <w:r>
+        <w:rPr>
+          <w:rFonts w:ascii="Microsoft YaHei" w:hAnsi="Microsoft YaHei" w:eastAsia="Microsoft YaHei"/>
+          <w:lang w:val="en-US" w:eastAsia="zh-CN"/>
+        </w:rPr>
+        <w:t>不必每次问"你是谁"</w:t>
       </w:r>
     </w:p>
     <w:p>
-      <w:r>
-        <w:rPr>
-          <w:rFonts w:ascii="Microsoft YaHei" w:hAnsi="Microsoft YaHei" w:eastAsia="Microsoft YaHei"/>
-          <w:lang w:val="en-US" w:eastAsia="zh-CN"/>
-        </w:rPr>
-        <w:t>技能怎么变好，最容易做错的地方是"让它自己检查自己"。这里做了三件事：</w:t>
+      <w:pPr>
+        <w:spacing w:after="20"/>
+        <w:ind w:left="280"/>
+      </w:pPr>
+      <w:r>
+        <w:rPr>
+          <w:rFonts w:ascii="Microsoft YaHei" w:hAnsi="Microsoft YaHei" w:eastAsia="Microsoft YaHei"/>
+          <w:b/>
+          <w:lang w:val="en-US" w:eastAsia="zh-CN"/>
+        </w:rPr>
+        <w:t>可审计性：</w:t>
+      </w:r>
+      <w:r>
+        <w:rPr>
+          <w:rFonts w:ascii="Microsoft YaHei" w:hAnsi="Microsoft YaHei" w:eastAsia="Microsoft YaHei"/>
+          <w:lang w:val="en-US" w:eastAsia="zh-CN"/>
+        </w:rPr>
+        <w:t>永久层/分类</w:t>
       </w:r>
     </w:p>
     <w:p>
       <w:pPr>
-        <w:pStyle w:val="ListNumber"/>
+        <w:spacing w:after="20"/>
+        <w:ind w:left="280"/>
       </w:pPr>
       <w:r>
         <w:rPr>
@@ -1095,19 +5107,19 @@
           <w:b/>
           <w:lang w:val="en-US" w:eastAsia="zh-CN"/>
         </w:rPr>
-        <w:t>验证者看不到修改理由</w:t>
-      </w:r>
-      <w:r>
-        <w:rPr>
-          <w:rFonts w:ascii="Microsoft YaHei" w:hAnsi="Microsoft YaHei" w:eastAsia="Microsoft YaHei"/>
-          <w:lang w:val="en-US" w:eastAsia="zh-CN"/>
-        </w:rPr>
-        <w:t xml:space="preserve"> —— 只拿"改前 / 改后 / 反例"，不给"我觉得这样更好"；</w:t>
+        <w:t>换模型后剩下什么：</w:t>
+      </w:r>
+      <w:r>
+        <w:rPr>
+          <w:rFonts w:ascii="Microsoft YaHei" w:hAnsi="Microsoft YaHei" w:eastAsia="Microsoft YaHei"/>
+          <w:lang w:val="en-US" w:eastAsia="zh-CN"/>
+        </w:rPr>
+        <w:t>身份与决策记录</w:t>
       </w:r>
     </w:p>
     <w:p>
       <w:pPr>
-        <w:pStyle w:val="ListNumber"/>
+        <w:spacing w:before="140" w:after="20"/>
       </w:pPr>
       <w:r>
         <w:rPr>
@@ -1115,19 +5127,13 @@
           <w:b/>
           <w:lang w:val="en-US" w:eastAsia="zh-CN"/>
         </w:rPr>
-        <w:t>反例必须能机械追溯到真实失败</w:t>
-      </w:r>
-      <w:r>
-        <w:rPr>
-          <w:rFonts w:ascii="Microsoft YaHei" w:hAnsi="Microsoft YaHei" w:eastAsia="Microsoft YaHei"/>
-          <w:lang w:val="en-US" w:eastAsia="zh-CN"/>
-        </w:rPr>
-        <w:t xml:space="preserve"> —— 说不出是哪次失败、哪条记录，直接拒；</w:t>
+        <w:t>隔离验证</w:t>
       </w:r>
     </w:p>
     <w:p>
       <w:pPr>
-        <w:pStyle w:val="ListNumber"/>
+        <w:spacing w:after="20"/>
+        <w:ind w:left="280"/>
       </w:pPr>
       <w:r>
         <w:rPr>
@@ -1135,44 +5141,41 @@
           <w:b/>
           <w:lang w:val="en-US" w:eastAsia="zh-CN"/>
         </w:rPr>
-        <w:t>改的是已被使用过的东西，所以默认留档可回滚</w:t>
-      </w:r>
-      <w:r>
-        <w:rPr>
-          <w:rFonts w:ascii="Microsoft YaHei" w:hAnsi="Microsoft YaHei" w:eastAsia="Microsoft YaHei"/>
-          <w:lang w:val="en-US" w:eastAsia="zh-CN"/>
-        </w:rPr>
-        <w:t>。</w:t>
+        <w:t>减少了哪次检索/判断：</w:t>
+      </w:r>
+      <w:r>
+        <w:rPr>
+          <w:rFonts w:ascii="Microsoft YaHei" w:hAnsi="Microsoft YaHei" w:eastAsia="Microsoft YaHei"/>
+          <w:lang w:val="en-US" w:eastAsia="zh-CN"/>
+        </w:rPr>
+        <w:t>不必每次重新判断外部信息</w:t>
       </w:r>
     </w:p>
     <w:p>
-      <w:r>
-        <w:rPr>
-          <w:rFonts w:ascii="Microsoft YaHei" w:hAnsi="Microsoft YaHei" w:eastAsia="Microsoft YaHei"/>
-          <w:lang w:val="en-US" w:eastAsia="zh-CN"/>
-        </w:rPr>
-        <w:t>仍然存在的漏洞我写在机制清单里了：</w:t>
-      </w:r>
+      <w:pPr>
+        <w:spacing w:after="20"/>
+        <w:ind w:left="280"/>
+      </w:pPr>
       <w:r>
         <w:rPr>
           <w:rFonts w:ascii="Microsoft YaHei" w:hAnsi="Microsoft YaHei" w:eastAsia="Microsoft YaHei"/>
           <w:b/>
           <w:lang w:val="en-US" w:eastAsia="zh-CN"/>
         </w:rPr>
-        <w:t>验证者可能与提议者是同一个模型</w:t>
-      </w:r>
-      <w:r>
-        <w:rPr>
-          <w:rFonts w:ascii="Microsoft YaHei" w:hAnsi="Microsoft YaHei" w:eastAsia="Microsoft YaHei"/>
-          <w:lang w:val="en-US" w:eastAsia="zh-CN"/>
-        </w:rPr>
-        <w:t>。这是当前阶段的能力限制，不是"已经解决"。</w:t>
+        <w:t>可审计性：</w:t>
+      </w:r>
+      <w:r>
+        <w:rPr>
+          <w:rFonts w:ascii="Microsoft YaHei" w:hAnsi="Microsoft YaHei" w:eastAsia="Microsoft YaHei"/>
+          <w:lang w:val="en-US" w:eastAsia="zh-CN"/>
+        </w:rPr>
+        <w:t>来源/验证结论</w:t>
       </w:r>
     </w:p>
     <w:p>
       <w:pPr>
-        <w:pStyle w:val="Heading2"/>
-        <w:jc w:val="left"/>
+        <w:spacing w:after="20"/>
+        <w:ind w:left="280"/>
       </w:pPr>
       <w:r>
         <w:rPr>
@@ -1180,417 +5183,23 @@
           <w:b/>
           <w:lang w:val="en-US" w:eastAsia="zh-CN"/>
         </w:rPr>
-        <w:t>八、为什么记忆不用向量库、也不用知识图谱</w:t>
+        <w:t>换模型后剩下什么：</w:t>
+      </w:r>
+      <w:r>
+        <w:rPr>
+          <w:rFonts w:ascii="Microsoft YaHei" w:hAnsi="Microsoft YaHei" w:eastAsia="Microsoft YaHei"/>
+          <w:lang w:val="en-US" w:eastAsia="zh-CN"/>
+        </w:rPr>
+        <w:t>验证记录（短期）</w:t>
       </w:r>
     </w:p>
     <w:p>
-      <w:pPr>
-        <w:pStyle w:val="ListBullet"/>
-      </w:pPr>
-      <w:r>
-        <w:rPr>
-          <w:rFonts w:ascii="Microsoft YaHei" w:hAnsi="Microsoft YaHei" w:eastAsia="Microsoft YaHei"/>
-          <w:b/>
-          <w:lang w:val="en-US" w:eastAsia="zh-CN"/>
-        </w:rPr>
-        <w:t>向量库</w:t>
-      </w:r>
-      <w:r>
-        <w:rPr>
-          <w:rFonts w:ascii="Microsoft YaHei" w:hAnsi="Microsoft YaHei" w:eastAsia="Microsoft YaHei"/>
-          <w:lang w:val="en-US" w:eastAsia="zh-CN"/>
-        </w:rPr>
-        <w:t>：召回率更高，但不透明、难审计、依赖重。这个阶段我要的是"可读、可备份、能 diff、零依赖"。</w:t>
-      </w:r>
-    </w:p>
-    <w:p>
-      <w:r>
-        <w:rPr>
-          <w:rFonts w:ascii="Microsoft YaHei" w:hAnsi="Microsoft YaHei" w:eastAsia="Microsoft YaHei"/>
-          <w:lang w:val="en-US" w:eastAsia="zh-CN"/>
-        </w:rPr>
-        <w:t>代价是确定性的关键词匹配会漏召 —— 我认这个代价，并把它写进"尚未测量"清单。</w:t>
-      </w:r>
-    </w:p>
-    <w:p>
-      <w:pPr>
-        <w:pStyle w:val="ListBullet"/>
-      </w:pPr>
-      <w:r>
-        <w:rPr>
-          <w:rFonts w:ascii="Microsoft YaHei" w:hAnsi="Microsoft YaHei" w:eastAsia="Microsoft YaHei"/>
-          <w:b/>
-          <w:lang w:val="en-US" w:eastAsia="zh-CN"/>
-        </w:rPr>
-        <w:t>知识图谱</w:t>
-      </w:r>
-      <w:r>
-        <w:rPr>
-          <w:rFonts w:ascii="Microsoft YaHei" w:hAnsi="Microsoft YaHei" w:eastAsia="Microsoft YaHei"/>
-          <w:lang w:val="en-US" w:eastAsia="zh-CN"/>
-        </w:rPr>
-        <w:t>：那边已经有更正式的事实失效语义（业界做得比我好）。但那管的是"事实的有效期"，</w:t>
-      </w:r>
-    </w:p>
-    <w:p>
-      <w:r>
-        <w:rPr>
-          <w:rFonts w:ascii="Microsoft YaHei" w:hAnsi="Microsoft YaHei" w:eastAsia="Microsoft YaHei"/>
-          <w:lang w:val="en-US" w:eastAsia="zh-CN"/>
-        </w:rPr>
-        <w:t>这里管的是"</w:t>
-      </w:r>
-      <w:r>
-        <w:rPr>
-          <w:rFonts w:ascii="Microsoft YaHei" w:hAnsi="Microsoft YaHei" w:eastAsia="Microsoft YaHei"/>
-          <w:b/>
-          <w:lang w:val="en-US" w:eastAsia="zh-CN"/>
-        </w:rPr>
-        <w:t>判断的来由</w:t>
-      </w:r>
-      <w:r>
-        <w:rPr>
-          <w:rFonts w:ascii="Microsoft YaHei" w:hAnsi="Microsoft YaHei" w:eastAsia="Microsoft YaHei"/>
-          <w:lang w:val="en-US" w:eastAsia="zh-CN"/>
-        </w:rPr>
-        <w:t>"—— 更接近审计，而不是数据建模。</w:t>
-      </w:r>
-    </w:p>
-    <w:p>
-      <w:r>
-        <w:rPr>
-          <w:rFonts w:ascii="Microsoft YaHei" w:hAnsi="Microsoft YaHei" w:eastAsia="Microsoft YaHei"/>
-          <w:lang w:val="en-US" w:eastAsia="zh-CN"/>
-        </w:rPr>
-        <w:t>一句话：</w:t>
-      </w:r>
-      <w:r>
-        <w:rPr>
-          <w:rFonts w:ascii="Microsoft YaHei" w:hAnsi="Microsoft YaHei" w:eastAsia="Microsoft YaHei"/>
-          <w:b/>
-          <w:lang w:val="en-US" w:eastAsia="zh-CN"/>
-        </w:rPr>
-        <w:t>这是有意取舍，不是能力不足。</w:t>
-      </w:r>
-    </w:p>
-    <w:p>
-      <w:pPr>
-        <w:pStyle w:val="Heading2"/>
-        <w:jc w:val="left"/>
-      </w:pPr>
-      <w:r>
-        <w:rPr>
-          <w:rFonts w:ascii="Microsoft YaHei" w:hAnsi="Microsoft YaHei" w:eastAsia="Microsoft YaHei"/>
-          <w:b/>
-          <w:lang w:val="en-US" w:eastAsia="zh-CN"/>
-        </w:rPr>
-        <w:t>九、多 agent 协作：为什么要把图放进记忆里</w:t>
-      </w:r>
-    </w:p>
-    <w:p>
-      <w:r>
-        <w:rPr>
-          <w:rFonts w:ascii="Microsoft YaHei" w:hAnsi="Microsoft YaHei" w:eastAsia="Microsoft YaHei"/>
-          <w:lang w:val="en-US" w:eastAsia="zh-CN"/>
-        </w:rPr>
-        <w:t>直观做法是把任务拆解和上下文写进子代理的 prompt。那样会有三个后果：prompt 越来越长（贵）、每个子代理拿到的背景是"当时的快照"（会漂）、</w:t>
-      </w:r>
-    </w:p>
-    <w:p>
-      <w:r>
-        <w:rPr>
-          <w:rFonts w:ascii="Microsoft YaHei" w:hAnsi="Microsoft YaHei" w:eastAsia="Microsoft YaHei"/>
-          <w:lang w:val="en-US" w:eastAsia="zh-CN"/>
-        </w:rPr>
-        <w:t>以及</w:t>
-      </w:r>
-      <w:r>
-        <w:rPr>
-          <w:rFonts w:ascii="Microsoft YaHei" w:hAnsi="Microsoft YaHei" w:eastAsia="Microsoft YaHei"/>
-          <w:b/>
-          <w:lang w:val="en-US" w:eastAsia="zh-CN"/>
-        </w:rPr>
-        <w:t>谁改过任务状态没人知道</w:t>
-      </w:r>
-      <w:r>
-        <w:rPr>
-          <w:rFonts w:ascii="Microsoft YaHei" w:hAnsi="Microsoft YaHei" w:eastAsia="Microsoft YaHei"/>
-          <w:lang w:val="en-US" w:eastAsia="zh-CN"/>
-        </w:rPr>
-        <w:t>（多个写者互相覆盖）。</w:t>
-      </w:r>
-    </w:p>
-    <w:p>
-      <w:r>
-        <w:rPr>
-          <w:rFonts w:ascii="Microsoft YaHei" w:hAnsi="Microsoft YaHei" w:eastAsia="Microsoft YaHei"/>
-          <w:lang w:val="en-US" w:eastAsia="zh-CN"/>
-        </w:rPr>
-        <w:t>所以换了个放法：</w:t>
-      </w:r>
-      <w:r>
-        <w:rPr>
-          <w:rFonts w:ascii="Microsoft YaHei" w:hAnsi="Microsoft YaHei" w:eastAsia="Microsoft YaHei"/>
-          <w:b/>
-          <w:lang w:val="en-US" w:eastAsia="zh-CN"/>
-        </w:rPr>
-        <w:t>任务图作为一条记忆存在</w:t>
-      </w:r>
-      <w:r>
-        <w:rPr>
-          <w:rFonts w:ascii="Microsoft YaHei" w:hAnsi="Microsoft YaHei" w:eastAsia="Microsoft YaHei"/>
-          <w:lang w:val="en-US" w:eastAsia="zh-CN"/>
-        </w:rPr>
-        <w:t>，派活只给它的 id。这样：</w:t>
-      </w:r>
-    </w:p>
-    <w:p>
-      <w:pPr>
-        <w:pStyle w:val="ListBullet"/>
-      </w:pPr>
-      <w:r>
-        <w:rPr>
-          <w:rFonts w:ascii="Microsoft YaHei" w:hAnsi="Microsoft YaHei" w:eastAsia="Microsoft YaHei"/>
-          <w:lang w:val="en-US" w:eastAsia="zh-CN"/>
-        </w:rPr>
-        <w:t>子代理按需去读，拿到的是</w:t>
-      </w:r>
-      <w:r>
-        <w:rPr>
-          <w:rFonts w:ascii="Microsoft YaHei" w:hAnsi="Microsoft YaHei" w:eastAsia="Microsoft YaHei"/>
-          <w:b/>
-          <w:lang w:val="en-US" w:eastAsia="zh-CN"/>
-        </w:rPr>
-        <w:t>当前</w:t>
-      </w:r>
-      <w:r>
-        <w:rPr>
-          <w:rFonts w:ascii="Microsoft YaHei" w:hAnsi="Microsoft YaHei" w:eastAsia="Microsoft YaHei"/>
-          <w:lang w:val="en-US" w:eastAsia="zh-CN"/>
-        </w:rPr>
-        <w:t>的图，不是快照；</w:t>
-      </w:r>
-    </w:p>
-    <w:p>
-      <w:pPr>
-        <w:pStyle w:val="ListBullet"/>
-      </w:pPr>
-      <w:r>
-        <w:rPr>
-          <w:rFonts w:ascii="Microsoft YaHei" w:hAnsi="Microsoft YaHei" w:eastAsia="Microsoft YaHei"/>
-          <w:lang w:val="en-US" w:eastAsia="zh-CN"/>
-        </w:rPr>
-        <w:t>图与状态</w:t>
-      </w:r>
-      <w:r>
-        <w:rPr>
-          <w:rFonts w:ascii="Microsoft YaHei" w:hAnsi="Microsoft YaHei" w:eastAsia="Microsoft YaHei"/>
-          <w:b/>
-          <w:lang w:val="en-US" w:eastAsia="zh-CN"/>
-        </w:rPr>
-        <w:t>只有一个写者</w:t>
-      </w:r>
-      <w:r>
-        <w:rPr>
-          <w:rFonts w:ascii="Microsoft YaHei" w:hAnsi="Microsoft YaHei" w:eastAsia="Microsoft YaHei"/>
-          <w:lang w:val="en-US" w:eastAsia="zh-CN"/>
-        </w:rPr>
-        <w:t>（创建它的会话），从根上避免并发覆盖；</w:t>
-      </w:r>
-    </w:p>
-    <w:p>
-      <w:pPr>
-        <w:pStyle w:val="ListBullet"/>
-      </w:pPr>
-      <w:r>
-        <w:rPr>
-          <w:rFonts w:ascii="Microsoft YaHei" w:hAnsi="Microsoft YaHei" w:eastAsia="Microsoft YaHei"/>
-          <w:lang w:val="en-US" w:eastAsia="zh-CN"/>
-        </w:rPr>
-        <w:t xml:space="preserve">记录带"任务 + 分工"标签，事后按任务 id 能一次取全 —— </w:t>
-      </w:r>
-      <w:r>
-        <w:rPr>
-          <w:rFonts w:ascii="Microsoft YaHei" w:hAnsi="Microsoft YaHei" w:eastAsia="Microsoft YaHei"/>
-          <w:b/>
-          <w:lang w:val="en-US" w:eastAsia="zh-CN"/>
-        </w:rPr>
-        <w:t>可审计</w:t>
-      </w:r>
-      <w:r>
-        <w:rPr>
-          <w:rFonts w:ascii="Microsoft YaHei" w:hAnsi="Microsoft YaHei" w:eastAsia="Microsoft YaHei"/>
-          <w:lang w:val="en-US" w:eastAsia="zh-CN"/>
-        </w:rPr>
-        <w:t>；</w:t>
-      </w:r>
-    </w:p>
-    <w:p>
-      <w:pPr>
-        <w:pStyle w:val="ListBullet"/>
-      </w:pPr>
-      <w:r>
-        <w:rPr>
-          <w:rFonts w:ascii="Microsoft YaHei" w:hAnsi="Microsoft YaHei" w:eastAsia="Microsoft YaHei"/>
-          <w:lang w:val="en-US" w:eastAsia="zh-CN"/>
-        </w:rPr>
-        <w:t>未收尾前这批记录</w:t>
-      </w:r>
-      <w:r>
-        <w:rPr>
-          <w:rFonts w:ascii="Microsoft YaHei" w:hAnsi="Microsoft YaHei" w:eastAsia="Microsoft YaHei"/>
-          <w:b/>
-          <w:lang w:val="en-US" w:eastAsia="zh-CN"/>
-        </w:rPr>
-        <w:t>不许被归档</w:t>
-      </w:r>
-      <w:r>
-        <w:rPr>
-          <w:rFonts w:ascii="Microsoft YaHei" w:hAnsi="Microsoft YaHei" w:eastAsia="Microsoft YaHei"/>
-          <w:lang w:val="en-US" w:eastAsia="zh-CN"/>
-        </w:rPr>
-        <w:t>：进行中的工作不该被后台维护吃掉。</w:t>
-      </w:r>
-    </w:p>
-    <w:p>
-      <w:r>
-        <w:rPr>
-          <w:rFonts w:ascii="Microsoft YaHei" w:hAnsi="Microsoft YaHei" w:eastAsia="Microsoft YaHei"/>
-          <w:lang w:val="en-US" w:eastAsia="zh-CN"/>
-        </w:rPr>
-        <w:t>代价也明确：创建者会话没了，那张图只能等超期回收（会被强制归档并标注"超时未收尾"）。</w:t>
-      </w:r>
-    </w:p>
-    <w:p>
-      <w:pPr>
-        <w:pStyle w:val="Heading2"/>
-        <w:jc w:val="left"/>
-      </w:pPr>
-      <w:r>
-        <w:rPr>
-          <w:rFonts w:ascii="Microsoft YaHei" w:hAnsi="Microsoft YaHei" w:eastAsia="Microsoft YaHei"/>
-          <w:b/>
-          <w:lang w:val="en-US" w:eastAsia="zh-CN"/>
-        </w:rPr>
-        <w:t>十、还没验证的东西（写在这里，免得被当成结论）</w:t>
-      </w:r>
-    </w:p>
-    <w:p>
-      <w:pPr>
-        <w:pStyle w:val="ListBullet"/>
-      </w:pPr>
-      <w:r>
-        <w:rPr>
-          <w:rFonts w:ascii="Microsoft YaHei" w:hAnsi="Microsoft YaHei" w:eastAsia="Microsoft YaHei"/>
-          <w:b/>
-          <w:lang w:val="en-US" w:eastAsia="zh-CN"/>
-        </w:rPr>
-        <w:t>召回质量</w:t>
-      </w:r>
-      <w:r>
-        <w:rPr>
-          <w:rFonts w:ascii="Microsoft YaHei" w:hAnsi="Microsoft YaHei" w:eastAsia="Microsoft YaHei"/>
-          <w:lang w:val="en-US" w:eastAsia="zh-CN"/>
-        </w:rPr>
-        <w:t>：确定性匹配到底够不够用，没有测量；</w:t>
-      </w:r>
-    </w:p>
-    <w:p>
-      <w:pPr>
-        <w:pStyle w:val="ListBullet"/>
-      </w:pPr>
-      <w:r>
-        <w:rPr>
-          <w:rFonts w:ascii="Microsoft YaHei" w:hAnsi="Microsoft YaHei" w:eastAsia="Microsoft YaHei"/>
-          <w:b/>
-          <w:lang w:val="en-US" w:eastAsia="zh-CN"/>
-        </w:rPr>
-        <w:t>学习闭环的长期效果</w:t>
-      </w:r>
-      <w:r>
-        <w:rPr>
-          <w:rFonts w:ascii="Microsoft YaHei" w:hAnsi="Microsoft YaHei" w:eastAsia="Microsoft YaHei"/>
-          <w:lang w:val="en-US" w:eastAsia="zh-CN"/>
-        </w:rPr>
-        <w:t>：技能真的越用越准吗？只有短期样本；</w:t>
-      </w:r>
-    </w:p>
-    <w:p>
-      <w:pPr>
-        <w:pStyle w:val="ListBullet"/>
-      </w:pPr>
-      <w:r>
-        <w:rPr>
-          <w:rFonts w:ascii="Microsoft YaHei" w:hAnsi="Microsoft YaHei" w:eastAsia="Microsoft YaHei"/>
-          <w:b/>
-          <w:lang w:val="en-US" w:eastAsia="zh-CN"/>
-        </w:rPr>
-        <w:t>成本与延迟</w:t>
-      </w:r>
-      <w:r>
-        <w:rPr>
-          <w:rFonts w:ascii="Microsoft YaHei" w:hAnsi="Microsoft YaHei" w:eastAsia="Microsoft YaHei"/>
-          <w:lang w:val="en-US" w:eastAsia="zh-CN"/>
-        </w:rPr>
-        <w:t>：后台任务与检索的开销，没有系统测量；</w:t>
-      </w:r>
-    </w:p>
-    <w:p>
-      <w:pPr>
-        <w:pStyle w:val="ListBullet"/>
-      </w:pPr>
-      <w:r>
-        <w:rPr>
-          <w:rFonts w:ascii="Microsoft YaHei" w:hAnsi="Microsoft YaHei" w:eastAsia="Microsoft YaHei"/>
-          <w:b/>
-          <w:lang w:val="en-US" w:eastAsia="zh-CN"/>
-        </w:rPr>
-        <w:t>经验可迁移性</w:t>
-      </w:r>
-      <w:r>
-        <w:rPr>
-          <w:rFonts w:ascii="Microsoft YaHei" w:hAnsi="Microsoft YaHei" w:eastAsia="Microsoft YaHei"/>
-          <w:lang w:val="en-US" w:eastAsia="zh-CN"/>
-        </w:rPr>
-        <w:t>：换模型后，旧经验还适用吗？</w:t>
-      </w:r>
-    </w:p>
-    <w:p>
-      <w:pPr>
-        <w:pStyle w:val="ListBullet"/>
-      </w:pPr>
-      <w:r>
-        <w:rPr>
-          <w:rFonts w:ascii="Microsoft YaHei" w:hAnsi="Microsoft YaHei" w:eastAsia="Microsoft YaHei"/>
-          <w:b/>
-          <w:lang w:val="en-US" w:eastAsia="zh-CN"/>
-        </w:rPr>
-        <w:t>多机共用</w:t>
-      </w:r>
-      <w:r>
-        <w:rPr>
-          <w:rFonts w:ascii="Microsoft YaHei" w:hAnsi="Microsoft YaHei" w:eastAsia="Microsoft YaHei"/>
-          <w:lang w:val="en-US" w:eastAsia="zh-CN"/>
-        </w:rPr>
-        <w:t>：跨进程保护做了，多机没有。</w:t>
-      </w:r>
-    </w:p>
-    <w:p>
-      <w:r>
-        <w:rPr>
-          <w:rFonts w:ascii="Microsoft YaHei" w:hAnsi="Microsoft YaHei" w:eastAsia="Microsoft YaHei"/>
-          <w:lang w:val="en-US" w:eastAsia="zh-CN"/>
-        </w:rPr>
-        <w:t>这套东西的自我定位是：**部件齐备、每一环都能被检查和质疑、有会真的失败的回归检查；</w:t>
-      </w:r>
-    </w:p>
-    <w:p>
-      <w:r>
-        <w:rPr>
-          <w:rFonts w:ascii="Microsoft YaHei" w:hAnsi="Microsoft YaHei" w:eastAsia="Microsoft YaHei"/>
-          <w:lang w:val="en-US" w:eastAsia="zh-CN"/>
-        </w:rPr>
-        <w:t>但只有一个人、一台机器的实证。**</w:t>
+      <w:r>
+        <w:rPr>
+          <w:rFonts w:ascii="Microsoft YaHei" w:hAnsi="Microsoft YaHei" w:eastAsia="Microsoft YaHei"/>
+          <w:lang w:val="en-US" w:eastAsia="zh-CN"/>
+        </w:rPr>
+        <w:t>如果一个功能三列都填不出来，它大概率只是"看起来有用"，不该进核心。</w:t>
       </w:r>
     </w:p>
     <w:sectPr>
